--- a/docs/planarRefiner_OF14_Manual.docx
+++ b/docs/planarRefiner_OF14_Manual.docx
@@ -75,21 +75,57 @@
         <w:t xml:space="preserve"> </w:t>
       </w:r>
       <w:r>
-        <w:t xml:space="preserve">Mesh</w:t>
-      </w:r>
-      <w:r>
-        <w:t xml:space="preserve"> </w:t>
-      </w:r>
-      <w:r>
         <w:t xml:space="preserve">Refinement</w:t>
       </w:r>
+      <w:r>
+        <w:t xml:space="preserve"> </w:t>
+      </w:r>
+      <w:r>
+        <w:t xml:space="preserve">and</w:t>
+      </w:r>
+      <w:r>
+        <w:t xml:space="preserve"> </w:t>
+      </w:r>
+      <w:r>
+        <w:t xml:space="preserve">Automatic</w:t>
+      </w:r>
+      <w:r>
+        <w:t xml:space="preserve"> </w:t>
+      </w:r>
+      <w:r>
+        <w:t xml:space="preserve">Unrefinement</w:t>
+      </w:r>
     </w:p>
     <w:p>
       <w:pPr>
         <w:pStyle w:val="Date"/>
       </w:pPr>
       <w:r>
-        <w:t>Version 1.0.0 - September 2026</w:t>
+        <w:t xml:space="preserve">Version</w:t>
+      </w:r>
+      <w:r>
+        <w:t xml:space="preserve"> </w:t>
+      </w:r>
+      <w:r>
+        <w:t xml:space="preserve">1.1.0</w:t>
+      </w:r>
+      <w:r>
+        <w:t xml:space="preserve"> </w:t>
+      </w:r>
+      <w:r>
+        <w:t xml:space="preserve">-</w:t>
+      </w:r>
+      <w:r>
+        <w:t xml:space="preserve"> </w:t>
+      </w:r>
+      <w:r>
+        <w:t xml:space="preserve">September</w:t>
+      </w:r>
+      <w:r>
+        <w:t xml:space="preserve"> </w:t>
+      </w:r>
+      <w:r>
+        <w:t xml:space="preserve">2026</w:t>
       </w:r>
     </w:p>
     <w:p>
@@ -109,8 +145,6 @@
       <w:r>
         <w:rPr>
           <w:rStyle w:val="VerbatimChar"/>
-          <w:rFonts w:ascii="Liberation Mono" w:hAnsi="Liberation Mono"/>
-          <w:sz w:val="17"/>
         </w:rPr>
         <w:t xml:space="preserve">planarRefiner</w:t>
       </w:r>
@@ -126,10 +160,8 @@
       <w:r>
         <w:rPr>
           <w:rStyle w:val="VerbatimChar"/>
-          <w:rFonts w:ascii="Liberation Mono" w:hAnsi="Liberation Mono"/>
           <w:b/>
           <w:bCs/>
-          <w:sz w:val="17"/>
         </w:rPr>
         <w:t xml:space="preserve">fvMeshTopoChanger</w:t>
       </w:r>
@@ -142,8 +174,6 @@
       <w:r>
         <w:rPr>
           <w:rStyle w:val="VerbatimChar"/>
-          <w:rFonts w:ascii="Liberation Mono" w:hAnsi="Liberation Mono"/>
-          <w:sz w:val="17"/>
         </w:rPr>
         <w:t xml:space="preserve">libplanarFvMeshTopoChangers.so</w:t>
       </w:r>
@@ -156,8 +186,6 @@
       <w:r>
         <w:rPr>
           <w:rStyle w:val="VerbatimChar"/>
-          <w:rFonts w:ascii="Liberation Mono" w:hAnsi="Liberation Mono"/>
-          <w:sz w:val="17"/>
         </w:rPr>
         <w:t xml:space="preserve">fvModel</w:t>
       </w:r>
@@ -165,64 +193,167 @@
         <w:t xml:space="preserve"> </w:t>
       </w:r>
       <w:r>
-        <w:t xml:space="preserve">and does not depend on detonationFoam. It was developed inside the OF14 detonationFoam migration, but its portability was qualified with stock</w:t>
-      </w:r>
-      <w:r>
-        <w:t xml:space="preserve"> </w:t>
-      </w:r>
-      <w:r>
-        <w:rPr>
-          <w:rStyle w:val="VerbatimChar"/>
-          <w:rFonts w:ascii="Liberation Mono" w:hAnsi="Liberation Mono"/>
-          <w:sz w:val="17"/>
-        </w:rPr>
-        <w:t xml:space="preserve">incompressibleFluid</w:t>
-      </w:r>
-      <w:r>
-        <w:t xml:space="preserve">.</w:t>
-      </w:r>
-    </w:p>
-    <w:bookmarkStart w:id="20" w:name="purpose-and-scope"/>
-    <w:p>
-      <w:r>
-        <w:br w:type="page"/>
-      </w:r>
-    </w:p>
+        <w:t xml:space="preserve">and does not depend on detonationFoam. Version 1.1.0 adds opt-in reversible automatic unrefinement while preserving the original refinement-only mode as the default.</w:t>
+      </w:r>
+    </w:p>
+    <w:bookmarkStart w:id="20" w:name="X4666c8db187a468bd7c4d1efd69e1ca31a62544"/>
     <w:p>
       <w:pPr>
         <w:pStyle w:val="Heading1"/>
       </w:pPr>
       <w:r>
-        <w:rPr>
-          <w:b/>
-        </w:rPr>
         <w:t>Table of Contents</w:t>
       </w:r>
     </w:p>
     <w:p>
       <w:pPr>
         <w:tabs>
-          <w:tab w:pos="8784" w:val="right" w:leader="dot"/>
-          <w:tab w:pos="8784" w:val="right" w:leader="dot"/>
+          <w:tab w:pos="9000" w:val="right" w:leader="dot"/>
         </w:tabs>
-        <w:spacing w:after="0" w:before="0" w:line="240" w:lineRule="auto"/>
+        <w:spacing w:before="0" w:after="0" w:line="240" w:lineRule="auto"/>
         <w:ind w:left="0"/>
       </w:pPr>
-      <w:r/>
-      <w:r>
-        <w:rPr>
-          <w:rFonts w:ascii="Liberation Sans" w:hAnsi="Liberation Sans"/>
-          <w:b/>
-          <w:sz w:val="17"/>
+      <w:r>
+        <w:rPr>
+          <w:sz w:val="18"/>
         </w:rPr>
         <w:t>1. Purpose and scope</w:t>
-      </w:r>
-      <w:r>
-        <w:rPr>
-          <w:rFonts w:ascii="Liberation Sans" w:hAnsi="Liberation Sans"/>
-          <w:b/>
-          <w:sz w:val="17"/>
-        </w:rPr>
+        <w:tab/>
+        <w:t>2</w:t>
+      </w:r>
+    </w:p>
+    <w:p>
+      <w:pPr>
+        <w:tabs>
+          <w:tab w:pos="9000" w:val="right" w:leader="dot"/>
+        </w:tabs>
+        <w:spacing w:before="0" w:after="0" w:line="240" w:lineRule="auto"/>
+        <w:ind w:left="0"/>
+      </w:pPr>
+      <w:r>
+        <w:rPr>
+          <w:sz w:val="18"/>
+        </w:rPr>
+        <w:t>2. Why topology change belongs in fvMeshTopoChanger</w:t>
+        <w:tab/>
+        <w:t>2</w:t>
+      </w:r>
+    </w:p>
+    <w:p>
+      <w:pPr>
+        <w:tabs>
+          <w:tab w:pos="9000" w:val="right" w:leader="dot"/>
+        </w:tabs>
+        <w:spacing w:before="0" w:after="0" w:line="240" w:lineRule="auto"/>
+        <w:ind w:left="317"/>
+      </w:pPr>
+      <w:r>
+        <w:rPr>
+          <w:sz w:val="18"/>
+        </w:rPr>
+        <w:t>2.1 fvModel versus fvMeshTopoChanger</w:t>
+        <w:tab/>
+        <w:t>2</w:t>
+      </w:r>
+    </w:p>
+    <w:p>
+      <w:pPr>
+        <w:tabs>
+          <w:tab w:pos="9000" w:val="right" w:leader="dot"/>
+        </w:tabs>
+        <w:spacing w:before="0" w:after="0" w:line="240" w:lineRule="auto"/>
+        <w:ind w:left="0"/>
+      </w:pPr>
+      <w:r>
+        <w:rPr>
+          <w:sz w:val="18"/>
+        </w:rPr>
+        <w:t>3. Refinement and unrefinement theory</w:t>
+        <w:tab/>
+        <w:t>2</w:t>
+      </w:r>
+    </w:p>
+    <w:p>
+      <w:pPr>
+        <w:tabs>
+          <w:tab w:pos="9000" w:val="right" w:leader="dot"/>
+        </w:tabs>
+        <w:spacing w:before="0" w:after="0" w:line="240" w:lineRule="auto"/>
+        <w:ind w:left="317"/>
+      </w:pPr>
+      <w:r>
+        <w:rPr>
+          <w:sz w:val="18"/>
+        </w:rPr>
+        <w:t>3.1 Cell selection</w:t>
+        <w:tab/>
+        <w:t>2</w:t>
+      </w:r>
+    </w:p>
+    <w:p>
+      <w:pPr>
+        <w:tabs>
+          <w:tab w:pos="9000" w:val="right" w:leader="dot"/>
+        </w:tabs>
+        <w:spacing w:before="0" w:after="0" w:line="240" w:lineRule="auto"/>
+        <w:ind w:left="317"/>
+      </w:pPr>
+      <w:r>
+        <w:rPr>
+          <w:sz w:val="18"/>
+        </w:rPr>
+        <w:t>3.2 Directional planar split</w:t>
+        <w:tab/>
+        <w:t>3</w:t>
+      </w:r>
+    </w:p>
+    <w:p>
+      <w:pPr>
+        <w:tabs>
+          <w:tab w:pos="9000" w:val="right" w:leader="dot"/>
+        </w:tabs>
+        <w:spacing w:before="0" w:after="0" w:line="240" w:lineRule="auto"/>
+        <w:ind w:left="317"/>
+      </w:pPr>
+      <w:r>
+        <w:rPr>
+          <w:sz w:val="18"/>
+        </w:rPr>
+        <w:t>3.3 Geometry detection: auto, slab, wedge</w:t>
+        <w:tab/>
+        <w:t>3</w:t>
+      </w:r>
+    </w:p>
+    <w:p>
+      <w:pPr>
+        <w:tabs>
+          <w:tab w:pos="9000" w:val="right" w:leader="dot"/>
+        </w:tabs>
+        <w:spacing w:before="0" w:after="0" w:line="240" w:lineRule="auto"/>
+        <w:ind w:left="317"/>
+      </w:pPr>
+      <w:r>
+        <w:rPr>
+          <w:sz w:val="18"/>
+        </w:rPr>
+        <w:t>3.4 Reversible split tree and hysteretic automatic unrefinement</w:t>
+        <w:tab/>
+        <w:t>3</w:t>
+      </w:r>
+    </w:p>
+    <w:p>
+      <w:pPr>
+        <w:tabs>
+          <w:tab w:pos="9000" w:val="right" w:leader="dot"/>
+        </w:tabs>
+        <w:spacing w:before="0" w:after="0" w:line="240" w:lineRule="auto"/>
+        <w:ind w:left="317"/>
+      </w:pPr>
+      <w:r>
+        <w:rPr>
+          <w:sz w:val="18"/>
+        </w:rPr>
+        <w:t>3.5 Per-cell cut depth and repeated cycles</w:t>
         <w:tab/>
         <w:t>4</w:t>
       </w:r>
@@ -230,27 +361,16 @@
     <w:p>
       <w:pPr>
         <w:tabs>
-          <w:tab w:pos="8784" w:val="right" w:leader="dot"/>
-          <w:tab w:pos="8784" w:val="right" w:leader="dot"/>
+          <w:tab w:pos="9000" w:val="right" w:leader="dot"/>
         </w:tabs>
-        <w:spacing w:after="0" w:before="0" w:line="240" w:lineRule="auto"/>
-        <w:ind w:left="0"/>
-      </w:pPr>
-      <w:r/>
-      <w:r>
-        <w:rPr>
-          <w:rFonts w:ascii="Liberation Sans" w:hAnsi="Liberation Sans"/>
-          <w:b/>
-          <w:sz w:val="17"/>
-        </w:rPr>
-        <w:t>2. Why topology change belongs in fvMeshTopoChanger</w:t>
-      </w:r>
-      <w:r>
-        <w:rPr>
-          <w:rFonts w:ascii="Liberation Sans" w:hAnsi="Liberation Sans"/>
-          <w:b/>
-          <w:sz w:val="17"/>
-        </w:rPr>
+        <w:spacing w:before="0" w:after="0" w:line="240" w:lineRule="auto"/>
+        <w:ind w:left="317"/>
+      </w:pPr>
+      <w:r>
+        <w:rPr>
+          <w:sz w:val="18"/>
+        </w:rPr>
+        <w:t>3.6 Field mapping and conservation</w:t>
         <w:tab/>
         <w:t>4</w:t>
       </w:r>
@@ -258,27 +378,16 @@
     <w:p>
       <w:pPr>
         <w:tabs>
-          <w:tab w:pos="8784" w:val="right" w:leader="dot"/>
-          <w:tab w:pos="8784" w:val="right" w:leader="dot"/>
+          <w:tab w:pos="9000" w:val="right" w:leader="dot"/>
         </w:tabs>
-        <w:spacing w:after="0" w:before="0" w:line="240" w:lineRule="auto"/>
+        <w:spacing w:before="0" w:after="0" w:line="240" w:lineRule="auto"/>
         <w:ind w:left="317"/>
       </w:pPr>
-      <w:r/>
-      <w:r>
-        <w:rPr>
-          <w:rFonts w:ascii="Liberation Sans" w:hAnsi="Liberation Sans"/>
-          <w:b w:val="0"/>
-          <w:sz w:val="17"/>
-        </w:rPr>
-        <w:t>2.1 fvModel versus fvMeshTopoChanger</w:t>
-      </w:r>
-      <w:r>
-        <w:rPr>
-          <w:rFonts w:ascii="Liberation Sans" w:hAnsi="Liberation Sans"/>
-          <w:b w:val="0"/>
-          <w:sz w:val="17"/>
-        </w:rPr>
+      <w:r>
+        <w:rPr>
+          <w:sz w:val="18"/>
+        </w:rPr>
+        <w:t>3.7 Restart state</w:t>
         <w:tab/>
         <w:t>4</w:t>
       </w:r>
@@ -286,27 +395,16 @@
     <w:p>
       <w:pPr>
         <w:tabs>
-          <w:tab w:pos="8784" w:val="right" w:leader="dot"/>
-          <w:tab w:pos="8784" w:val="right" w:leader="dot"/>
+          <w:tab w:pos="9000" w:val="right" w:leader="dot"/>
         </w:tabs>
-        <w:spacing w:after="0" w:before="0" w:line="240" w:lineRule="auto"/>
-        <w:ind w:left="0"/>
-      </w:pPr>
-      <w:r/>
-      <w:r>
-        <w:rPr>
-          <w:rFonts w:ascii="Liberation Sans" w:hAnsi="Liberation Sans"/>
-          <w:b/>
-          <w:sz w:val="17"/>
-        </w:rPr>
-        <w:t>3. Refinement theory</w:t>
-      </w:r>
-      <w:r>
-        <w:rPr>
-          <w:rFonts w:ascii="Liberation Sans" w:hAnsi="Liberation Sans"/>
-          <w:b/>
-          <w:sz w:val="17"/>
-        </w:rPr>
+        <w:spacing w:before="0" w:after="0" w:line="240" w:lineRule="auto"/>
+        <w:ind w:left="317"/>
+      </w:pPr>
+      <w:r>
+        <w:rPr>
+          <w:sz w:val="18"/>
+        </w:rPr>
+        <w:t>3.8 MPI distribution</w:t>
         <w:tab/>
         <w:t>4</w:t>
       </w:r>
@@ -314,83 +412,16 @@
     <w:p>
       <w:pPr>
         <w:tabs>
-          <w:tab w:pos="8784" w:val="right" w:leader="dot"/>
-          <w:tab w:pos="8784" w:val="right" w:leader="dot"/>
+          <w:tab w:pos="9000" w:val="right" w:leader="dot"/>
         </w:tabs>
-        <w:spacing w:after="0" w:before="0" w:line="240" w:lineRule="auto"/>
-        <w:ind w:left="317"/>
-      </w:pPr>
-      <w:r/>
-      <w:r>
-        <w:rPr>
-          <w:rFonts w:ascii="Liberation Sans" w:hAnsi="Liberation Sans"/>
-          <w:b w:val="0"/>
-          <w:sz w:val="17"/>
-        </w:rPr>
-        <w:t>3.1 Cell selection:</w:t>
-      </w:r>
-      <w:r>
-        <w:rPr>
-          <w:rFonts w:ascii="Liberation Sans" w:hAnsi="Liberation Sans"/>
-          <w:b w:val="0"/>
-          <w:sz w:val="17"/>
-        </w:rPr>
-        <w:tab/>
-        <w:t>4</w:t>
-      </w:r>
-    </w:p>
-    <w:p>
-      <w:pPr>
-        <w:tabs>
-          <w:tab w:pos="8784" w:val="right" w:leader="dot"/>
-          <w:tab w:pos="8784" w:val="right" w:leader="dot"/>
-        </w:tabs>
-        <w:spacing w:after="0" w:before="0" w:line="240" w:lineRule="auto"/>
-        <w:ind w:left="317"/>
-      </w:pPr>
-      <w:r/>
-      <w:r>
-        <w:rPr>
-          <w:rFonts w:ascii="Liberation Sans" w:hAnsi="Liberation Sans"/>
-          <w:b w:val="0"/>
-          <w:sz w:val="17"/>
-        </w:rPr>
-        <w:t>3.2 Directional planar split:</w:t>
-      </w:r>
-      <w:r>
-        <w:rPr>
-          <w:rFonts w:ascii="Liberation Sans" w:hAnsi="Liberation Sans"/>
-          <w:b w:val="0"/>
-          <w:sz w:val="17"/>
-        </w:rPr>
-        <w:tab/>
-        <w:t>4</w:t>
-      </w:r>
-    </w:p>
-    <w:p>
-      <w:pPr>
-        <w:tabs>
-          <w:tab w:pos="8784" w:val="right" w:leader="dot"/>
-          <w:tab w:pos="8784" w:val="right" w:leader="dot"/>
-        </w:tabs>
-        <w:spacing w:after="0" w:before="0" w:line="240" w:lineRule="auto"/>
-        <w:ind w:left="317"/>
-      </w:pPr>
-      <w:r/>
-      <w:r>
-        <w:rPr>
-          <w:rFonts w:ascii="Liberation Sans" w:hAnsi="Liberation Sans"/>
-          <w:b w:val="0"/>
-          <w:sz w:val="17"/>
-        </w:rPr>
-        <w:t>3.3 Geometry detection: auto, slab, wedge</w:t>
-      </w:r>
-      <w:r>
-        <w:rPr>
-          <w:rFonts w:ascii="Liberation Sans" w:hAnsi="Liberation Sans"/>
-          <w:b w:val="0"/>
-          <w:sz w:val="17"/>
-        </w:rPr>
+        <w:spacing w:before="0" w:after="0" w:line="240" w:lineRule="auto"/>
+        <w:ind w:left="0"/>
+      </w:pPr>
+      <w:r>
+        <w:rPr>
+          <w:sz w:val="18"/>
+        </w:rPr>
+        <w:t>4. Independent build</w:t>
         <w:tab/>
         <w:t>5</w:t>
       </w:r>
@@ -398,27 +429,16 @@
     <w:p>
       <w:pPr>
         <w:tabs>
-          <w:tab w:pos="8784" w:val="right" w:leader="dot"/>
-          <w:tab w:pos="8784" w:val="right" w:leader="dot"/>
+          <w:tab w:pos="9000" w:val="right" w:leader="dot"/>
         </w:tabs>
-        <w:spacing w:after="0" w:before="0" w:line="240" w:lineRule="auto"/>
+        <w:spacing w:before="0" w:after="0" w:line="240" w:lineRule="auto"/>
         <w:ind w:left="317"/>
       </w:pPr>
-      <w:r/>
-      <w:r>
-        <w:rPr>
-          <w:rFonts w:ascii="Liberation Sans" w:hAnsi="Liberation Sans"/>
-          <w:b w:val="0"/>
-          <w:sz w:val="17"/>
-        </w:rPr>
-        <w:t>3.4 Field mapping</w:t>
-      </w:r>
-      <w:r>
-        <w:rPr>
-          <w:rFonts w:ascii="Liberation Sans" w:hAnsi="Liberation Sans"/>
-          <w:b w:val="0"/>
-          <w:sz w:val="17"/>
-        </w:rPr>
+      <w:r>
+        <w:rPr>
+          <w:sz w:val="18"/>
+        </w:rPr>
+        <w:t>4.1 From the release root</w:t>
         <w:tab/>
         <w:t>5</w:t>
       </w:r>
@@ -426,27 +446,16 @@
     <w:p>
       <w:pPr>
         <w:tabs>
-          <w:tab w:pos="8784" w:val="right" w:leader="dot"/>
-          <w:tab w:pos="8784" w:val="right" w:leader="dot"/>
+          <w:tab w:pos="9000" w:val="right" w:leader="dot"/>
         </w:tabs>
-        <w:spacing w:after="0" w:before="0" w:line="240" w:lineRule="auto"/>
+        <w:spacing w:before="0" w:after="0" w:line="240" w:lineRule="auto"/>
         <w:ind w:left="317"/>
       </w:pPr>
-      <w:r/>
-      <w:r>
-        <w:rPr>
-          <w:rFonts w:ascii="Liberation Sans" w:hAnsi="Liberation Sans"/>
-          <w:b w:val="0"/>
-          <w:sz w:val="17"/>
-        </w:rPr>
-        <w:t>3.5 Restart state:</w:t>
-      </w:r>
-      <w:r>
-        <w:rPr>
-          <w:rFonts w:ascii="Liberation Sans" w:hAnsi="Liberation Sans"/>
-          <w:b w:val="0"/>
-          <w:sz w:val="17"/>
-        </w:rPr>
+      <w:r>
+        <w:rPr>
+          <w:sz w:val="18"/>
+        </w:rPr>
+        <w:t>4.2 Directly from the source directory</w:t>
         <w:tab/>
         <w:t>5</w:t>
       </w:r>
@@ -454,27 +463,16 @@
     <w:p>
       <w:pPr>
         <w:tabs>
-          <w:tab w:pos="8784" w:val="right" w:leader="dot"/>
-          <w:tab w:pos="8784" w:val="right" w:leader="dot"/>
+          <w:tab w:pos="9000" w:val="right" w:leader="dot"/>
         </w:tabs>
-        <w:spacing w:after="0" w:before="0" w:line="240" w:lineRule="auto"/>
-        <w:ind w:left="317"/>
-      </w:pPr>
-      <w:r/>
-      <w:r>
-        <w:rPr>
-          <w:rFonts w:ascii="Liberation Sans" w:hAnsi="Liberation Sans"/>
-          <w:b w:val="0"/>
-          <w:sz w:val="17"/>
-        </w:rPr>
-        <w:t>3.6 MPI distribution</w:t>
-      </w:r>
-      <w:r>
-        <w:rPr>
-          <w:rFonts w:ascii="Liberation Sans" w:hAnsi="Liberation Sans"/>
-          <w:b w:val="0"/>
-          <w:sz w:val="17"/>
-        </w:rPr>
+        <w:spacing w:before="0" w:after="0" w:line="240" w:lineRule="auto"/>
+        <w:ind w:left="0"/>
+      </w:pPr>
+      <w:r>
+        <w:rPr>
+          <w:sz w:val="18"/>
+        </w:rPr>
+        <w:t>5. Basic dynamicMeshDict</w:t>
         <w:tab/>
         <w:t>5</w:t>
       </w:r>
@@ -482,83 +480,16 @@
     <w:p>
       <w:pPr>
         <w:tabs>
-          <w:tab w:pos="8784" w:val="right" w:leader="dot"/>
-          <w:tab w:pos="8784" w:val="right" w:leader="dot"/>
+          <w:tab w:pos="9000" w:val="right" w:leader="dot"/>
         </w:tabs>
-        <w:spacing w:after="0" w:before="0" w:line="240" w:lineRule="auto"/>
+        <w:spacing w:before="0" w:after="0" w:line="240" w:lineRule="auto"/>
         <w:ind w:left="0"/>
       </w:pPr>
-      <w:r/>
-      <w:r>
-        <w:rPr>
-          <w:rFonts w:ascii="Liberation Sans" w:hAnsi="Liberation Sans"/>
-          <w:b/>
-          <w:sz w:val="17"/>
-        </w:rPr>
-        <w:t>4. Independent build</w:t>
-      </w:r>
-      <w:r>
-        <w:rPr>
-          <w:rFonts w:ascii="Liberation Sans" w:hAnsi="Liberation Sans"/>
-          <w:b/>
-          <w:sz w:val="17"/>
-        </w:rPr>
-        <w:tab/>
-        <w:t>5</w:t>
-      </w:r>
-    </w:p>
-    <w:p>
-      <w:pPr>
-        <w:tabs>
-          <w:tab w:pos="8784" w:val="right" w:leader="dot"/>
-          <w:tab w:pos="8784" w:val="right" w:leader="dot"/>
-        </w:tabs>
-        <w:spacing w:after="0" w:before="0" w:line="240" w:lineRule="auto"/>
-        <w:ind w:left="317"/>
-      </w:pPr>
-      <w:r/>
-      <w:r>
-        <w:rPr>
-          <w:rFonts w:ascii="Liberation Sans" w:hAnsi="Liberation Sans"/>
-          <w:b w:val="0"/>
-          <w:sz w:val="17"/>
-        </w:rPr>
-        <w:t>4.1 From the release root</w:t>
-      </w:r>
-      <w:r>
-        <w:rPr>
-          <w:rFonts w:ascii="Liberation Sans" w:hAnsi="Liberation Sans"/>
-          <w:b w:val="0"/>
-          <w:sz w:val="17"/>
-        </w:rPr>
-        <w:tab/>
-        <w:t>5</w:t>
-      </w:r>
-    </w:p>
-    <w:p>
-      <w:pPr>
-        <w:tabs>
-          <w:tab w:pos="8784" w:val="right" w:leader="dot"/>
-          <w:tab w:pos="8784" w:val="right" w:leader="dot"/>
-        </w:tabs>
-        <w:spacing w:after="0" w:before="0" w:line="240" w:lineRule="auto"/>
-        <w:ind w:left="317"/>
-      </w:pPr>
-      <w:r/>
-      <w:r>
-        <w:rPr>
-          <w:rFonts w:ascii="Liberation Sans" w:hAnsi="Liberation Sans"/>
-          <w:b w:val="0"/>
-          <w:sz w:val="17"/>
-        </w:rPr>
-        <w:t>4.2 Directly from the source directory</w:t>
-      </w:r>
-      <w:r>
-        <w:rPr>
-          <w:rFonts w:ascii="Liberation Sans" w:hAnsi="Liberation Sans"/>
-          <w:b w:val="0"/>
-          <w:sz w:val="17"/>
-        </w:rPr>
+      <w:r>
+        <w:rPr>
+          <w:sz w:val="18"/>
+        </w:rPr>
+        <w:t>6. Slab/empty usage</w:t>
         <w:tab/>
         <w:t>6</w:t>
       </w:r>
@@ -566,27 +497,16 @@
     <w:p>
       <w:pPr>
         <w:tabs>
-          <w:tab w:pos="8784" w:val="right" w:leader="dot"/>
-          <w:tab w:pos="8784" w:val="right" w:leader="dot"/>
+          <w:tab w:pos="9000" w:val="right" w:leader="dot"/>
         </w:tabs>
-        <w:spacing w:after="0" w:before="0" w:line="240" w:lineRule="auto"/>
-        <w:ind w:left="0"/>
-      </w:pPr>
-      <w:r/>
-      <w:r>
-        <w:rPr>
-          <w:rFonts w:ascii="Liberation Sans" w:hAnsi="Liberation Sans"/>
-          <w:b/>
-          <w:sz w:val="17"/>
-        </w:rPr>
-        <w:t>5. Basic dynamicMeshDict</w:t>
-      </w:r>
-      <w:r>
-        <w:rPr>
-          <w:rFonts w:ascii="Liberation Sans" w:hAnsi="Liberation Sans"/>
-          <w:b/>
-          <w:sz w:val="17"/>
-        </w:rPr>
+        <w:spacing w:before="0" w:after="0" w:line="240" w:lineRule="auto"/>
+        <w:ind w:left="317"/>
+      </w:pPr>
+      <w:r>
+        <w:rPr>
+          <w:sz w:val="18"/>
+        </w:rPr>
+        <w:t>6.1 Mesh requirement</w:t>
         <w:tab/>
         <w:t>6</w:t>
       </w:r>
@@ -594,27 +514,50 @@
     <w:p>
       <w:pPr>
         <w:tabs>
-          <w:tab w:pos="8784" w:val="right" w:leader="dot"/>
-          <w:tab w:pos="8784" w:val="right" w:leader="dot"/>
+          <w:tab w:pos="9000" w:val="right" w:leader="dot"/>
         </w:tabs>
-        <w:spacing w:after="0" w:before="0" w:line="240" w:lineRule="auto"/>
-        <w:ind w:left="0"/>
-      </w:pPr>
-      <w:r/>
-      <w:r>
-        <w:rPr>
-          <w:rFonts w:ascii="Liberation Sans" w:hAnsi="Liberation Sans"/>
-          <w:b/>
-          <w:sz w:val="17"/>
-        </w:rPr>
-        <w:t>6. Slab/empty usage</w:t>
-      </w:r>
-      <w:r>
-        <w:rPr>
-          <w:rFonts w:ascii="Liberation Sans" w:hAnsi="Liberation Sans"/>
-          <w:b/>
-          <w:sz w:val="17"/>
-        </w:rPr>
+        <w:spacing w:before="0" w:after="0" w:line="240" w:lineRule="auto"/>
+        <w:ind w:left="317"/>
+      </w:pPr>
+      <w:r>
+        <w:rPr>
+          <w:sz w:val="18"/>
+        </w:rPr>
+        <w:t>6.2 Uniform one-level smoke</w:t>
+        <w:tab/>
+        <w:t>6</w:t>
+      </w:r>
+    </w:p>
+    <w:p>
+      <w:pPr>
+        <w:tabs>
+          <w:tab w:pos="9000" w:val="right" w:leader="dot"/>
+        </w:tabs>
+        <w:spacing w:before="0" w:after="0" w:line="240" w:lineRule="auto"/>
+        <w:ind w:left="317"/>
+      </w:pPr>
+      <w:r>
+        <w:rPr>
+          <w:sz w:val="18"/>
+        </w:rPr>
+        <w:t>6.3 Localized refinement</w:t>
+        <w:tab/>
+        <w:t>6</w:t>
+      </w:r>
+    </w:p>
+    <w:p>
+      <w:pPr>
+        <w:tabs>
+          <w:tab w:pos="9000" w:val="right" w:leader="dot"/>
+        </w:tabs>
+        <w:spacing w:before="0" w:after="0" w:line="240" w:lineRule="auto"/>
+        <w:ind w:left="317"/>
+      </w:pPr>
+      <w:r>
+        <w:rPr>
+          <w:sz w:val="18"/>
+        </w:rPr>
+        <w:t>6.4 Qualified reversible slab cycles</w:t>
         <w:tab/>
         <w:t>7</w:t>
       </w:r>
@@ -622,27 +565,16 @@
     <w:p>
       <w:pPr>
         <w:tabs>
-          <w:tab w:pos="8784" w:val="right" w:leader="dot"/>
-          <w:tab w:pos="8784" w:val="right" w:leader="dot"/>
+          <w:tab w:pos="9000" w:val="right" w:leader="dot"/>
         </w:tabs>
-        <w:spacing w:after="0" w:before="0" w:line="240" w:lineRule="auto"/>
-        <w:ind w:left="317"/>
-      </w:pPr>
-      <w:r/>
-      <w:r>
-        <w:rPr>
-          <w:rFonts w:ascii="Liberation Sans" w:hAnsi="Liberation Sans"/>
-          <w:b w:val="0"/>
-          <w:sz w:val="17"/>
-        </w:rPr>
-        <w:t>6.1 Mesh requirement</w:t>
-      </w:r>
-      <w:r>
-        <w:rPr>
-          <w:rFonts w:ascii="Liberation Sans" w:hAnsi="Liberation Sans"/>
-          <w:b w:val="0"/>
-          <w:sz w:val="17"/>
-        </w:rPr>
+        <w:spacing w:before="0" w:after="0" w:line="240" w:lineRule="auto"/>
+        <w:ind w:left="0"/>
+      </w:pPr>
+      <w:r>
+        <w:rPr>
+          <w:sz w:val="18"/>
+        </w:rPr>
+        <w:t>7. Wedge/axisymmetric usage</w:t>
         <w:tab/>
         <w:t>7</w:t>
       </w:r>
@@ -650,27 +582,16 @@
     <w:p>
       <w:pPr>
         <w:tabs>
-          <w:tab w:pos="8784" w:val="right" w:leader="dot"/>
-          <w:tab w:pos="8784" w:val="right" w:leader="dot"/>
+          <w:tab w:pos="9000" w:val="right" w:leader="dot"/>
         </w:tabs>
-        <w:spacing w:after="0" w:before="0" w:line="240" w:lineRule="auto"/>
+        <w:spacing w:before="0" w:after="0" w:line="240" w:lineRule="auto"/>
         <w:ind w:left="317"/>
       </w:pPr>
-      <w:r/>
-      <w:r>
-        <w:rPr>
-          <w:rFonts w:ascii="Liberation Sans" w:hAnsi="Liberation Sans"/>
-          <w:b w:val="0"/>
-          <w:sz w:val="17"/>
-        </w:rPr>
-        <w:t>6.2 Uniform one-level smoke</w:t>
-      </w:r>
-      <w:r>
-        <w:rPr>
-          <w:rFonts w:ascii="Liberation Sans" w:hAnsi="Liberation Sans"/>
-          <w:b w:val="0"/>
-          <w:sz w:val="17"/>
-        </w:rPr>
+      <w:r>
+        <w:rPr>
+          <w:sz w:val="18"/>
+        </w:rPr>
+        <w:t>7.1 Geometry</w:t>
         <w:tab/>
         <w:t>7</w:t>
       </w:r>
@@ -678,149 +599,33 @@
     <w:p>
       <w:pPr>
         <w:tabs>
-          <w:tab w:pos="8784" w:val="right" w:leader="dot"/>
-          <w:tab w:pos="8784" w:val="right" w:leader="dot"/>
+          <w:tab w:pos="9000" w:val="right" w:leader="dot"/>
         </w:tabs>
-        <w:spacing w:after="0" w:before="0" w:line="240" w:lineRule="auto"/>
+        <w:spacing w:before="0" w:after="0" w:line="240" w:lineRule="auto"/>
         <w:ind w:left="317"/>
       </w:pPr>
-      <w:r/>
-      <w:r>
-        <w:rPr>
-          <w:rFonts w:ascii="Liberation Sans" w:hAnsi="Liberation Sans"/>
-          <w:b w:val="0"/>
-          <w:sz w:val="17"/>
-        </w:rPr>
-        <w:t>6.3 Localized refinement</w:t>
-      </w:r>
-      <w:r>
-        <w:rPr>
-          <w:rFonts w:ascii="Liberation Sans" w:hAnsi="Liberation Sans"/>
-          <w:b w:val="0"/>
-          <w:sz w:val="17"/>
-        </w:rPr>
+      <w:r>
+        <w:rPr>
+          <w:sz w:val="18"/>
+        </w:rPr>
+        <w:t>7.2 Qualified portability case</w:t>
         <w:tab/>
         <w:t>7</w:t>
       </w:r>
     </w:p>
     <w:p>
-      <w:r>
-        <w:br w:type="page"/>
-      </w:r>
-    </w:p>
-    <w:p>
-      <w:r>
-        <w:t>Table of Contents (continued)</w:t>
-      </w:r>
-    </w:p>
-    <w:p>
       <w:pPr>
         <w:tabs>
-          <w:tab w:pos="8784" w:val="right" w:leader="dot"/>
-          <w:tab w:pos="8784" w:val="right" w:leader="dot"/>
+          <w:tab w:pos="9000" w:val="right" w:leader="dot"/>
         </w:tabs>
-        <w:spacing w:after="0" w:before="0" w:line="240" w:lineRule="auto"/>
+        <w:spacing w:before="0" w:after="0" w:line="240" w:lineRule="auto"/>
         <w:ind w:left="0"/>
       </w:pPr>
-      <w:r/>
-      <w:r>
-        <w:rPr>
-          <w:rFonts w:ascii="Liberation Sans" w:hAnsi="Liberation Sans"/>
-          <w:b/>
-          <w:sz w:val="17"/>
-        </w:rPr>
-        <w:t>7. Wedge/axisymmetric usage</w:t>
-      </w:r>
-      <w:r>
-        <w:rPr>
-          <w:rFonts w:ascii="Liberation Sans" w:hAnsi="Liberation Sans"/>
-          <w:b/>
-          <w:sz w:val="17"/>
-        </w:rPr>
-        <w:tab/>
-        <w:t>7</w:t>
-      </w:r>
-    </w:p>
-    <w:p>
-      <w:pPr>
-        <w:tabs>
-          <w:tab w:pos="8784" w:val="right" w:leader="dot"/>
-          <w:tab w:pos="8784" w:val="right" w:leader="dot"/>
-        </w:tabs>
-        <w:spacing w:after="0" w:before="0" w:line="240" w:lineRule="auto"/>
-        <w:ind w:left="317"/>
-      </w:pPr>
-      <w:r/>
-      <w:r>
-        <w:rPr>
-          <w:rFonts w:ascii="Liberation Sans" w:hAnsi="Liberation Sans"/>
-          <w:b w:val="0"/>
-          <w:sz w:val="17"/>
-        </w:rPr>
-        <w:t>7.1 Geometry</w:t>
-      </w:r>
-      <w:r>
-        <w:rPr>
-          <w:rFonts w:ascii="Liberation Sans" w:hAnsi="Liberation Sans"/>
-          <w:b w:val="0"/>
-          <w:sz w:val="17"/>
-        </w:rPr>
-        <w:tab/>
-        <w:t>7</w:t>
-      </w:r>
-    </w:p>
-    <w:p>
-      <w:pPr>
-        <w:tabs>
-          <w:tab w:pos="8784" w:val="right" w:leader="dot"/>
-          <w:tab w:pos="8784" w:val="right" w:leader="dot"/>
-        </w:tabs>
-        <w:spacing w:after="0" w:before="0" w:line="240" w:lineRule="auto"/>
-        <w:ind w:left="317"/>
-      </w:pPr>
-      <w:r/>
-      <w:r>
-        <w:rPr>
-          <w:rFonts w:ascii="Liberation Sans" w:hAnsi="Liberation Sans"/>
-          <w:b w:val="0"/>
-          <w:sz w:val="17"/>
-        </w:rPr>
-        <w:t>7.2 Qualified portability case</w:t>
-      </w:r>
-      <w:r>
-        <w:rPr>
-          <w:rFonts w:ascii="Liberation Sans" w:hAnsi="Liberation Sans"/>
-          <w:b w:val="0"/>
-          <w:sz w:val="17"/>
-        </w:rPr>
-        <w:tab/>
-        <w:t>7</w:t>
-      </w:r>
-    </w:p>
-    <w:p>
-      <w:pPr>
-        <w:tabs>
-          <w:tab w:pos="8784" w:val="right" w:leader="dot"/>
-          <w:tab w:pos="8784" w:val="right" w:leader="dot"/>
-        </w:tabs>
-        <w:spacing w:after="0" w:before="0" w:line="240" w:lineRule="auto"/>
-        <w:ind w:left="0"/>
-      </w:pPr>
-      <w:r/>
-      <w:r>
-        <w:rPr>
-          <w:rFonts w:ascii="Liberation Sans" w:hAnsi="Liberation Sans"/>
-          <w:b/>
-          <w:sz w:val="17"/>
-        </w:rPr>
-        <w:t>8. Native load balancing</w:t>
-      </w:r>
-      <w:r>
-        <w:rPr>
-          <w:rFonts w:ascii="Liberation Sans" w:hAnsi="Liberation Sans"/>
-          <w:b/>
-          <w:sz w:val="17"/>
-        </w:rPr>
+      <w:r>
+        <w:rPr>
+          <w:sz w:val="18"/>
+        </w:rPr>
+        <w:t>8. MPI and native load balancing</w:t>
         <w:tab/>
         <w:t>8</w:t>
       </w:r>
@@ -828,27 +633,16 @@
     <w:p>
       <w:pPr>
         <w:tabs>
-          <w:tab w:pos="8784" w:val="right" w:leader="dot"/>
-          <w:tab w:pos="8784" w:val="right" w:leader="dot"/>
+          <w:tab w:pos="9000" w:val="right" w:leader="dot"/>
         </w:tabs>
-        <w:spacing w:after="0" w:before="0" w:line="240" w:lineRule="auto"/>
+        <w:spacing w:before="0" w:after="0" w:line="240" w:lineRule="auto"/>
         <w:ind w:left="317"/>
       </w:pPr>
-      <w:r/>
-      <w:r>
-        <w:rPr>
-          <w:rFonts w:ascii="Liberation Sans" w:hAnsi="Liberation Sans"/>
-          <w:b w:val="0"/>
-          <w:sz w:val="17"/>
-        </w:rPr>
-        <w:t>8.1 Distributor block</w:t>
-      </w:r>
-      <w:r>
-        <w:rPr>
-          <w:rFonts w:ascii="Liberation Sans" w:hAnsi="Liberation Sans"/>
-          <w:b w:val="0"/>
-          <w:sz w:val="17"/>
-        </w:rPr>
+      <w:r>
+        <w:rPr>
+          <w:sz w:val="18"/>
+        </w:rPr>
+        <w:t>8.1 Refinement-only mode</w:t>
         <w:tab/>
         <w:t>8</w:t>
       </w:r>
@@ -856,27 +650,16 @@
     <w:p>
       <w:pPr>
         <w:tabs>
-          <w:tab w:pos="8784" w:val="right" w:leader="dot"/>
-          <w:tab w:pos="8784" w:val="right" w:leader="dot"/>
+          <w:tab w:pos="9000" w:val="right" w:leader="dot"/>
         </w:tabs>
-        <w:spacing w:after="0" w:before="0" w:line="240" w:lineRule="auto"/>
+        <w:spacing w:before="0" w:after="0" w:line="240" w:lineRule="auto"/>
         <w:ind w:left="317"/>
       </w:pPr>
-      <w:r/>
-      <w:r>
-        <w:rPr>
-          <w:rFonts w:ascii="Liberation Sans" w:hAnsi="Liberation Sans"/>
-          <w:b w:val="0"/>
-          <w:sz w:val="17"/>
-        </w:rPr>
-        <w:t>8.2 Runtime decomposition method</w:t>
-      </w:r>
-      <w:r>
-        <w:rPr>
-          <w:rFonts w:ascii="Liberation Sans" w:hAnsi="Liberation Sans"/>
-          <w:b w:val="0"/>
-          <w:sz w:val="17"/>
-        </w:rPr>
+      <w:r>
+        <w:rPr>
+          <w:sz w:val="18"/>
+        </w:rPr>
+        <w:t>8.2 Reversible mode</w:t>
         <w:tab/>
         <w:t>8</w:t>
       </w:r>
@@ -884,27 +667,16 @@
     <w:p>
       <w:pPr>
         <w:tabs>
-          <w:tab w:pos="8784" w:val="right" w:leader="dot"/>
-          <w:tab w:pos="8784" w:val="right" w:leader="dot"/>
+          <w:tab w:pos="9000" w:val="right" w:leader="dot"/>
         </w:tabs>
-        <w:spacing w:after="0" w:before="0" w:line="240" w:lineRule="auto"/>
-        <w:ind w:left="317"/>
-      </w:pPr>
-      <w:r/>
-      <w:r>
-        <w:rPr>
-          <w:rFonts w:ascii="Liberation Sans" w:hAnsi="Liberation Sans"/>
-          <w:b w:val="0"/>
-          <w:sz w:val="17"/>
-        </w:rPr>
-        <w:t>8.3 What to look for in logs</w:t>
-      </w:r>
-      <w:r>
-        <w:rPr>
-          <w:rFonts w:ascii="Liberation Sans" w:hAnsi="Liberation Sans"/>
-          <w:b w:val="0"/>
-          <w:sz w:val="17"/>
-        </w:rPr>
+        <w:spacing w:before="0" w:after="0" w:line="240" w:lineRule="auto"/>
+        <w:ind w:left="0"/>
+      </w:pPr>
+      <w:r>
+        <w:rPr>
+          <w:sz w:val="18"/>
+        </w:rPr>
+        <w:t>9. Restart behavior</w:t>
         <w:tab/>
         <w:t>8</w:t>
       </w:r>
@@ -912,27 +684,16 @@
     <w:p>
       <w:pPr>
         <w:tabs>
-          <w:tab w:pos="8784" w:val="right" w:leader="dot"/>
-          <w:tab w:pos="8784" w:val="right" w:leader="dot"/>
+          <w:tab w:pos="9000" w:val="right" w:leader="dot"/>
         </w:tabs>
-        <w:spacing w:after="0" w:before="0" w:line="240" w:lineRule="auto"/>
-        <w:ind w:left="0"/>
-      </w:pPr>
-      <w:r/>
-      <w:r>
-        <w:rPr>
-          <w:rFonts w:ascii="Liberation Sans" w:hAnsi="Liberation Sans"/>
-          <w:b/>
-          <w:sz w:val="17"/>
-        </w:rPr>
-        <w:t>9. Restart from a refined/distributed mesh</w:t>
-      </w:r>
-      <w:r>
-        <w:rPr>
-          <w:rFonts w:ascii="Liberation Sans" w:hAnsi="Liberation Sans"/>
-          <w:b/>
-          <w:sz w:val="17"/>
-        </w:rPr>
+        <w:spacing w:before="0" w:after="0" w:line="240" w:lineRule="auto"/>
+        <w:ind w:left="317"/>
+      </w:pPr>
+      <w:r>
+        <w:rPr>
+          <w:sz w:val="18"/>
+        </w:rPr>
+        <w:t>9.1 Refinement-only restart</w:t>
         <w:tab/>
         <w:t>8</w:t>
       </w:r>
@@ -940,27 +701,33 @@
     <w:p>
       <w:pPr>
         <w:tabs>
-          <w:tab w:pos="8784" w:val="right" w:leader="dot"/>
-          <w:tab w:pos="8784" w:val="right" w:leader="dot"/>
+          <w:tab w:pos="9000" w:val="right" w:leader="dot"/>
         </w:tabs>
-        <w:spacing w:after="0" w:before="0" w:line="240" w:lineRule="auto"/>
+        <w:spacing w:before="0" w:after="0" w:line="240" w:lineRule="auto"/>
+        <w:ind w:left="317"/>
+      </w:pPr>
+      <w:r>
+        <w:rPr>
+          <w:sz w:val="18"/>
+        </w:rPr>
+        <w:t>9.2 Reversible-mode restart</w:t>
+        <w:tab/>
+        <w:t>8</w:t>
+      </w:r>
+    </w:p>
+    <w:p>
+      <w:pPr>
+        <w:tabs>
+          <w:tab w:pos="9000" w:val="right" w:leader="dot"/>
+        </w:tabs>
+        <w:spacing w:before="0" w:after="0" w:line="240" w:lineRule="auto"/>
         <w:ind w:left="0"/>
       </w:pPr>
-      <w:r/>
-      <w:r>
-        <w:rPr>
-          <w:rFonts w:ascii="Liberation Sans" w:hAnsi="Liberation Sans"/>
-          <w:b/>
-          <w:sz w:val="17"/>
+      <w:r>
+        <w:rPr>
+          <w:sz w:val="18"/>
         </w:rPr>
         <w:t>10. Using planarRefiner with detonationFoam</w:t>
-      </w:r>
-      <w:r>
-        <w:rPr>
-          <w:rFonts w:ascii="Liberation Sans" w:hAnsi="Liberation Sans"/>
-          <w:b/>
-          <w:sz w:val="17"/>
-        </w:rPr>
         <w:tab/>
         <w:t>9</w:t>
       </w:r>
@@ -968,27 +735,16 @@
     <w:p>
       <w:pPr>
         <w:tabs>
-          <w:tab w:pos="8784" w:val="right" w:leader="dot"/>
-          <w:tab w:pos="8784" w:val="right" w:leader="dot"/>
+          <w:tab w:pos="9000" w:val="right" w:leader="dot"/>
         </w:tabs>
-        <w:spacing w:after="0" w:before="0" w:line="240" w:lineRule="auto"/>
+        <w:spacing w:before="0" w:after="0" w:line="240" w:lineRule="auto"/>
         <w:ind w:left="0"/>
       </w:pPr>
-      <w:r/>
-      <w:r>
-        <w:rPr>
-          <w:rFonts w:ascii="Liberation Sans" w:hAnsi="Liberation Sans"/>
-          <w:b/>
-          <w:sz w:val="17"/>
+      <w:r>
+        <w:rPr>
+          <w:sz w:val="18"/>
         </w:rPr>
         <w:t>11. Using planarRefiner without detonationFoam</w:t>
-      </w:r>
-      <w:r>
-        <w:rPr>
-          <w:rFonts w:ascii="Liberation Sans" w:hAnsi="Liberation Sans"/>
-          <w:b/>
-          <w:sz w:val="17"/>
-        </w:rPr>
         <w:tab/>
         <w:t>9</w:t>
       </w:r>
@@ -996,27 +752,16 @@
     <w:p>
       <w:pPr>
         <w:tabs>
-          <w:tab w:pos="8784" w:val="right" w:leader="dot"/>
-          <w:tab w:pos="8784" w:val="right" w:leader="dot"/>
+          <w:tab w:pos="9000" w:val="right" w:leader="dot"/>
         </w:tabs>
-        <w:spacing w:after="0" w:before="0" w:line="240" w:lineRule="auto"/>
+        <w:spacing w:before="0" w:after="0" w:line="240" w:lineRule="auto"/>
         <w:ind w:left="0"/>
       </w:pPr>
-      <w:r/>
-      <w:r>
-        <w:rPr>
-          <w:rFonts w:ascii="Liberation Sans" w:hAnsi="Liberation Sans"/>
-          <w:b/>
-          <w:sz w:val="17"/>
+      <w:r>
+        <w:rPr>
+          <w:sz w:val="18"/>
         </w:rPr>
         <w:t>12. Limitations and safe interpretation</w:t>
-      </w:r>
-      <w:r>
-        <w:rPr>
-          <w:rFonts w:ascii="Liberation Sans" w:hAnsi="Liberation Sans"/>
-          <w:b/>
-          <w:sz w:val="17"/>
-        </w:rPr>
         <w:tab/>
         <w:t>9</w:t>
       </w:r>
@@ -1024,83 +769,16 @@
     <w:p>
       <w:pPr>
         <w:tabs>
-          <w:tab w:pos="8784" w:val="right" w:leader="dot"/>
-          <w:tab w:pos="8784" w:val="right" w:leader="dot"/>
+          <w:tab w:pos="9000" w:val="right" w:leader="dot"/>
         </w:tabs>
-        <w:spacing w:after="0" w:before="0" w:line="240" w:lineRule="auto"/>
+        <w:spacing w:before="0" w:after="0" w:line="240" w:lineRule="auto"/>
         <w:ind w:left="0"/>
       </w:pPr>
-      <w:r/>
-      <w:r>
-        <w:rPr>
-          <w:rFonts w:ascii="Liberation Sans" w:hAnsi="Liberation Sans"/>
-          <w:b/>
-          <w:sz w:val="17"/>
+      <w:r>
+        <w:rPr>
+          <w:sz w:val="18"/>
         </w:rPr>
         <w:t>13. Troubleshooting</w:t>
-      </w:r>
-      <w:r>
-        <w:rPr>
-          <w:rFonts w:ascii="Liberation Sans" w:hAnsi="Liberation Sans"/>
-          <w:b/>
-          <w:sz w:val="17"/>
-        </w:rPr>
-        <w:tab/>
-        <w:t>9</w:t>
-      </w:r>
-    </w:p>
-    <w:p>
-      <w:pPr>
-        <w:tabs>
-          <w:tab w:pos="8784" w:val="right" w:leader="dot"/>
-          <w:tab w:pos="8784" w:val="right" w:leader="dot"/>
-        </w:tabs>
-        <w:spacing w:after="0" w:before="0" w:line="240" w:lineRule="auto"/>
-        <w:ind w:left="317"/>
-      </w:pPr>
-      <w:r/>
-      <w:r>
-        <w:rPr>
-          <w:rFonts w:ascii="Liberation Sans" w:hAnsi="Liberation Sans"/>
-          <w:b w:val="0"/>
-          <w:sz w:val="17"/>
-        </w:rPr>
-        <w:t>13.1 planarRefiner requires a 2-D mesh</w:t>
-      </w:r>
-      <w:r>
-        <w:rPr>
-          <w:rFonts w:ascii="Liberation Sans" w:hAnsi="Liberation Sans"/>
-          <w:b w:val="0"/>
-          <w:sz w:val="17"/>
-        </w:rPr>
-        <w:tab/>
-        <w:t>9</w:t>
-      </w:r>
-    </w:p>
-    <w:p>
-      <w:pPr>
-        <w:tabs>
-          <w:tab w:pos="8784" w:val="right" w:leader="dot"/>
-          <w:tab w:pos="8784" w:val="right" w:leader="dot"/>
-        </w:tabs>
-        <w:spacing w:after="0" w:before="0" w:line="240" w:lineRule="auto"/>
-        <w:ind w:left="317"/>
-      </w:pPr>
-      <w:r/>
-      <w:r>
-        <w:rPr>
-          <w:rFonts w:ascii="Liberation Sans" w:hAnsi="Liberation Sans"/>
-          <w:b w:val="0"/>
-          <w:sz w:val="17"/>
-        </w:rPr>
-        <w:t>13.2 Geometry mismatch</w:t>
-      </w:r>
-      <w:r>
-        <w:rPr>
-          <w:rFonts w:ascii="Liberation Sans" w:hAnsi="Liberation Sans"/>
-          <w:b w:val="0"/>
-          <w:sz w:val="17"/>
-        </w:rPr>
         <w:tab/>
         <w:t>10</w:t>
       </w:r>
@@ -1108,27 +786,16 @@
     <w:p>
       <w:pPr>
         <w:tabs>
-          <w:tab w:pos="8784" w:val="right" w:leader="dot"/>
-          <w:tab w:pos="8784" w:val="right" w:leader="dot"/>
+          <w:tab w:pos="9000" w:val="right" w:leader="dot"/>
         </w:tabs>
-        <w:spacing w:after="0" w:before="0" w:line="240" w:lineRule="auto"/>
+        <w:spacing w:before="0" w:after="0" w:line="240" w:lineRule="auto"/>
         <w:ind w:left="317"/>
       </w:pPr>
-      <w:r/>
-      <w:r>
-        <w:rPr>
-          <w:rFonts w:ascii="Liberation Sans" w:hAnsi="Liberation Sans"/>
-          <w:b w:val="0"/>
-          <w:sz w:val="17"/>
-        </w:rPr>
-        <w:t>13.3 Refinement is skipped</w:t>
-      </w:r>
-      <w:r>
-        <w:rPr>
-          <w:rFonts w:ascii="Liberation Sans" w:hAnsi="Liberation Sans"/>
-          <w:b w:val="0"/>
-          <w:sz w:val="17"/>
-        </w:rPr>
+      <w:r>
+        <w:rPr>
+          <w:sz w:val="18"/>
+        </w:rPr>
+        <w:t>13.1 planarRefiner requires a 2-D mesh</w:t>
         <w:tab/>
         <w:t>10</w:t>
       </w:r>
@@ -1136,27 +803,16 @@
     <w:p>
       <w:pPr>
         <w:tabs>
-          <w:tab w:pos="8784" w:val="right" w:leader="dot"/>
-          <w:tab w:pos="8784" w:val="right" w:leader="dot"/>
+          <w:tab w:pos="9000" w:val="right" w:leader="dot"/>
         </w:tabs>
-        <w:spacing w:after="0" w:before="0" w:line="240" w:lineRule="auto"/>
+        <w:spacing w:before="0" w:after="0" w:line="240" w:lineRule="auto"/>
         <w:ind w:left="317"/>
       </w:pPr>
-      <w:r/>
-      <w:r>
-        <w:rPr>
-          <w:rFonts w:ascii="Liberation Sans" w:hAnsi="Liberation Sans"/>
-          <w:b w:val="0"/>
-          <w:sz w:val="17"/>
-        </w:rPr>
-        <w:t>13.4 Restart refines twice</w:t>
-      </w:r>
-      <w:r>
-        <w:rPr>
-          <w:rFonts w:ascii="Liberation Sans" w:hAnsi="Liberation Sans"/>
-          <w:b w:val="0"/>
-          <w:sz w:val="17"/>
-        </w:rPr>
+      <w:r>
+        <w:rPr>
+          <w:sz w:val="18"/>
+        </w:rPr>
+        <w:t>13.2 Geometry mismatch</w:t>
         <w:tab/>
         <w:t>10</w:t>
       </w:r>
@@ -1164,27 +820,16 @@
     <w:p>
       <w:pPr>
         <w:tabs>
-          <w:tab w:pos="8784" w:val="right" w:leader="dot"/>
-          <w:tab w:pos="8784" w:val="right" w:leader="dot"/>
+          <w:tab w:pos="9000" w:val="right" w:leader="dot"/>
         </w:tabs>
-        <w:spacing w:after="0" w:before="0" w:line="240" w:lineRule="auto"/>
+        <w:spacing w:before="0" w:after="0" w:line="240" w:lineRule="auto"/>
         <w:ind w:left="317"/>
       </w:pPr>
-      <w:r/>
-      <w:r>
-        <w:rPr>
-          <w:rFonts w:ascii="Liberation Sans" w:hAnsi="Liberation Sans"/>
-          <w:b w:val="0"/>
-          <w:sz w:val="17"/>
-        </w:rPr>
-        <w:t>13.5 MPI redistribution uses simple instead of Scotch</w:t>
-      </w:r>
-      <w:r>
-        <w:rPr>
-          <w:rFonts w:ascii="Liberation Sans" w:hAnsi="Liberation Sans"/>
-          <w:b w:val="0"/>
-          <w:sz w:val="17"/>
-        </w:rPr>
+      <w:r>
+        <w:rPr>
+          <w:sz w:val="18"/>
+        </w:rPr>
+        <w:t>13.3 Refinement is skipped</w:t>
         <w:tab/>
         <w:t>10</w:t>
       </w:r>
@@ -1192,34 +837,120 @@
     <w:p>
       <w:pPr>
         <w:tabs>
-          <w:tab w:pos="8784" w:val="right" w:leader="dot"/>
-          <w:tab w:pos="8784" w:val="right" w:leader="dot"/>
+          <w:tab w:pos="9000" w:val="right" w:leader="dot"/>
         </w:tabs>
-        <w:spacing w:after="0" w:before="0" w:line="240" w:lineRule="auto"/>
-        <w:ind w:left="0"/>
-      </w:pPr>
-      <w:r/>
-      <w:r>
-        <w:rPr>
-          <w:rFonts w:ascii="Liberation Sans" w:hAnsi="Liberation Sans"/>
-          <w:b/>
-          <w:sz w:val="17"/>
-        </w:rPr>
-        <w:t>14. Source layout</w:t>
-      </w:r>
-      <w:r>
-        <w:rPr>
-          <w:rFonts w:ascii="Liberation Sans" w:hAnsi="Liberation Sans"/>
-          <w:b/>
-          <w:sz w:val="17"/>
-        </w:rPr>
+        <w:spacing w:before="0" w:after="0" w:line="240" w:lineRule="auto"/>
+        <w:ind w:left="317"/>
+      </w:pPr>
+      <w:r>
+        <w:rPr>
+          <w:sz w:val="18"/>
+        </w:rPr>
+        <w:t>13.4 Automatic unrefinement is skipped</w:t>
         <w:tab/>
         <w:t>10</w:t>
       </w:r>
     </w:p>
     <w:p>
-      <w:r>
-        <w:br w:type="page"/>
+      <w:pPr>
+        <w:tabs>
+          <w:tab w:pos="9000" w:val="right" w:leader="dot"/>
+        </w:tabs>
+        <w:spacing w:before="0" w:after="0" w:line="240" w:lineRule="auto"/>
+        <w:ind w:left="317"/>
+      </w:pPr>
+      <w:r>
+        <w:rPr>
+          <w:sz w:val="18"/>
+        </w:rPr>
+        <w:t>13.5 Restart is refused in reversible mode</w:t>
+        <w:tab/>
+        <w:t>10</w:t>
+      </w:r>
+    </w:p>
+    <w:p>
+      <w:pPr>
+        <w:tabs>
+          <w:tab w:pos="9000" w:val="right" w:leader="dot"/>
+        </w:tabs>
+        <w:spacing w:before="0" w:after="0" w:line="240" w:lineRule="auto"/>
+        <w:ind w:left="317"/>
+      </w:pPr>
+      <w:r>
+        <w:rPr>
+          <w:sz w:val="18"/>
+        </w:rPr>
+        <w:t>13.6 Runtime redistribution/load balancing is refused</w:t>
+        <w:tab/>
+        <w:t>11</w:t>
+      </w:r>
+    </w:p>
+    <w:p>
+      <w:pPr>
+        <w:tabs>
+          <w:tab w:pos="9000" w:val="right" w:leader="dot"/>
+        </w:tabs>
+        <w:spacing w:before="0" w:after="0" w:line="240" w:lineRule="auto"/>
+        <w:ind w:left="317"/>
+      </w:pPr>
+      <w:r>
+        <w:rPr>
+          <w:sz w:val="18"/>
+        </w:rPr>
+        <w:t>13.7 Restart refines twice in refinement-only mode</w:t>
+        <w:tab/>
+        <w:t>11</w:t>
+      </w:r>
+    </w:p>
+    <w:p>
+      <w:pPr>
+        <w:tabs>
+          <w:tab w:pos="9000" w:val="right" w:leader="dot"/>
+        </w:tabs>
+        <w:spacing w:before="0" w:after="0" w:line="240" w:lineRule="auto"/>
+        <w:ind w:left="317"/>
+      </w:pPr>
+      <w:r>
+        <w:rPr>
+          <w:sz w:val="18"/>
+        </w:rPr>
+        <w:t>13.8 MPI redistribution uses simple instead of Scotch</w:t>
+        <w:tab/>
+        <w:t>11</w:t>
+      </w:r>
+    </w:p>
+    <w:p>
+      <w:pPr>
+        <w:tabs>
+          <w:tab w:pos="9000" w:val="right" w:leader="dot"/>
+        </w:tabs>
+        <w:spacing w:before="0" w:after="0" w:line="240" w:lineRule="auto"/>
+        <w:ind w:left="0"/>
+      </w:pPr>
+      <w:r>
+        <w:rPr>
+          <w:sz w:val="18"/>
+        </w:rPr>
+        <w:t>14. v1.1.0 qualification summary</w:t>
+        <w:tab/>
+        <w:t>11</w:t>
+      </w:r>
+    </w:p>
+    <w:p>
+      <w:pPr>
+        <w:tabs>
+          <w:tab w:pos="9000" w:val="right" w:leader="dot"/>
+        </w:tabs>
+        <w:spacing w:before="0" w:after="0" w:line="240" w:lineRule="auto"/>
+        <w:ind w:left="0"/>
+      </w:pPr>
+      <w:r>
+        <w:rPr>
+          <w:sz w:val="18"/>
+        </w:rPr>
+        <w:t>15. Source layout</w:t>
+        <w:tab/>
+        <w:t>11</w:t>
       </w:r>
     </w:p>
     <w:p>
@@ -1243,8 +974,6 @@
       <w:r>
         <w:rPr>
           <w:rStyle w:val="VerbatimChar"/>
-          <w:rFonts w:ascii="Liberation Mono" w:hAnsi="Liberation Mono"/>
-          <w:sz w:val="17"/>
         </w:rPr>
         <w:t xml:space="preserve">planarRefiner</w:t>
       </w:r>
@@ -1268,7 +997,7 @@
         <w:t xml:space="preserve"> </w:t>
       </w:r>
       <w:r>
-        <w:t xml:space="preserve">meshes where refinement must occur only in the two active geometric directions.</w:t>
+        <w:t xml:space="preserve">meshes where topology change occurs only in the two active geometric directions.</w:t>
       </w:r>
     </w:p>
     <w:p>
@@ -1276,7 +1005,7 @@
         <w:pStyle w:val="BodyText"/>
       </w:pPr>
       <w:r>
-        <w:t xml:space="preserve">The release supports:</w:t>
+        <w:t xml:space="preserve">Version 1.1.0 supports:</w:t>
       </w:r>
     </w:p>
     <w:p>
@@ -1296,8 +1025,6 @@
       <w:r>
         <w:rPr>
           <w:rStyle w:val="VerbatimChar"/>
-          <w:rFonts w:ascii="Liberation Mono" w:hAnsi="Liberation Mono"/>
-          <w:sz w:val="17"/>
         </w:rPr>
         <w:t xml:space="preserve">empty</w:t>
       </w:r>
@@ -1325,8 +1052,6 @@
       <w:r>
         <w:rPr>
           <w:rStyle w:val="VerbatimChar"/>
-          <w:rFonts w:ascii="Liberation Mono" w:hAnsi="Liberation Mono"/>
-          <w:sz w:val="17"/>
         </w:rPr>
         <w:t xml:space="preserve">wedge</w:t>
       </w:r>
@@ -1358,7 +1083,7 @@
         </w:numPr>
       </w:pPr>
       <w:r>
-        <w:t xml:space="preserve">MPI redistribution callbacks;</w:t>
+        <w:t xml:space="preserve">optional reversible automatic unrefinement/coarsening;</w:t>
       </w:r>
     </w:p>
     <w:p>
@@ -1370,7 +1095,7 @@
         </w:numPr>
       </w:pPr>
       <w:r>
-        <w:t xml:space="preserve">native OpenFOAM 14 runtime load balancing;</w:t>
+        <w:t xml:space="preserve">hysteresis between refinement and coarsening thresholds;</w:t>
       </w:r>
     </w:p>
     <w:p>
@@ -1382,7 +1107,55 @@
         </w:numPr>
       </w:pPr>
       <w:r>
-        <w:t xml:space="preserve">restart from an already refined/distributed mesh.</w:t>
+        <w:t xml:space="preserve">repeated refine/unrefine cycles using per-cell binary cut depth;</w:t>
+      </w:r>
+    </w:p>
+    <w:p>
+      <w:pPr>
+        <w:pStyle w:val="Compact"/>
+        <w:numPr>
+          <w:ilvl w:val="0"/>
+          <w:numId w:val="1001"/>
+        </w:numPr>
+      </w:pPr>
+      <w:r>
+        <w:t xml:space="preserve">refinement-only MPI redistribution callbacks and native runtime load balancing;</w:t>
+      </w:r>
+    </w:p>
+    <w:p>
+      <w:pPr>
+        <w:pStyle w:val="Compact"/>
+        <w:numPr>
+          <w:ilvl w:val="0"/>
+          <w:numId w:val="1001"/>
+        </w:numPr>
+      </w:pPr>
+      <w:r>
+        <w:t xml:space="preserve">refinement-only restart from an already refined/distributed mesh;</w:t>
+      </w:r>
+    </w:p>
+    <w:p>
+      <w:pPr>
+        <w:pStyle w:val="Compact"/>
+        <w:numPr>
+          <w:ilvl w:val="0"/>
+          <w:numId w:val="1001"/>
+        </w:numPr>
+      </w:pPr>
+      <w:r>
+        <w:t xml:space="preserve">fixed-decomposition MPI operation in reversible mode;</w:t>
+      </w:r>
+    </w:p>
+    <w:p>
+      <w:pPr>
+        <w:pStyle w:val="Compact"/>
+        <w:numPr>
+          <w:ilvl w:val="0"/>
+          <w:numId w:val="1001"/>
+        </w:numPr>
+      </w:pPr>
+      <w:r>
+        <w:t xml:space="preserve">safe restart from a fully coarsened reversible state.</w:t>
       </w:r>
     </w:p>
     <w:p>
@@ -1390,24 +1163,55 @@
         <w:pStyle w:val="FirstParagraph"/>
       </w:pPr>
       <w:r>
-        <w:t xml:space="preserve">The current release is</w:t>
-      </w:r>
-      <w:r>
-        <w:t xml:space="preserve"> </w:t>
-      </w:r>
-      <w:r>
-        <w:rPr>
-          <w:b/>
-          <w:bCs/>
-        </w:rPr>
-        <w:t xml:space="preserve">refinement-only</w:t>
-      </w:r>
-      <w:r>
-        <w:t xml:space="preserve">. Automatic unrefinement/coarsening is not implemented.</w:t>
+        <w:rPr>
+          <w:rStyle w:val="VerbatimChar"/>
+        </w:rPr>
+        <w:t xml:space="preserve">automaticUnrefinement</w:t>
+      </w:r>
+      <w:r>
+        <w:t xml:space="preserve"> </w:t>
+      </w:r>
+      <w:r>
+        <w:t xml:space="preserve">defaults to</w:t>
+      </w:r>
+      <w:r>
+        <w:t xml:space="preserve"> </w:t>
+      </w:r>
+      <w:r>
+        <w:rPr>
+          <w:rStyle w:val="VerbatimChar"/>
+        </w:rPr>
+        <w:t xml:space="preserve">false</w:t>
+      </w:r>
+      <w:r>
+        <w:t xml:space="preserve">. Thus existing v1.0.0 dictionaries retain their refinement-only behavior.</w:t>
+      </w:r>
+    </w:p>
+    <w:p>
+      <w:pPr>
+        <w:pStyle w:val="BodyText"/>
+      </w:pPr>
+      <w:r>
+        <w:t xml:space="preserve">When automatic unrefinement is enabled, OpenFOAM's reversible</w:t>
+      </w:r>
+      <w:r>
+        <w:t xml:space="preserve"> </w:t>
+      </w:r>
+      <w:r>
+        <w:rPr>
+          <w:rStyle w:val="VerbatimChar"/>
+        </w:rPr>
+        <w:t xml:space="preserve">undoableMeshCutter</w:t>
+      </w:r>
+      <w:r>
+        <w:t xml:space="preserve"> </w:t>
+      </w:r>
+      <w:r>
+        <w:t xml:space="preserve">ancestry is maintained only during the uninterrupted run. Version 1.1.0 therefore deliberately refuses active-history restart, mesh-to-mesh mapping, and runtime mesh redistribution/load balancing in reversible mode. These restrictions prevent invalid coarsening when the parent/sibling ancestry is unavailable.</w:t>
       </w:r>
     </w:p>
     <w:bookmarkEnd w:id="20"/>
-    <w:bookmarkStart w:id="22" w:name="X0fb6df54d93aeb927173361611560774b8fdd0a"/>
+    <w:bookmarkStart w:id="22" w:name="Xc85cc802d64f182f606d64e16bf95bb24718020"/>
     <w:p>
       <w:pPr>
         <w:pStyle w:val="Heading1"/>
@@ -1421,13 +1225,11 @@
       <w:r>
         <w:rPr>
           <w:rStyle w:val="VerbatimChar"/>
-          <w:rFonts w:ascii="Liberation Mono" w:hAnsi="Liberation Mono"/>
-          <w:sz w:val="17"/>
         </w:rPr>
         <w:t xml:space="preserve">fvMeshTopoChanger</w:t>
       </w:r>
     </w:p>
-    <w:bookmarkStart w:id="21" w:name="fvmodel-versus-fvmeshtopochanger"/>
+    <w:bookmarkStart w:id="21" w:name="Xfa19b57f8d0507b6b32c4a4b02f8ea8e6627867"/>
     <w:p>
       <w:pPr>
         <w:pStyle w:val="Heading2"/>
@@ -1441,8 +1243,6 @@
       <w:r>
         <w:rPr>
           <w:rStyle w:val="VerbatimChar"/>
-          <w:rFonts w:ascii="Liberation Mono" w:hAnsi="Liberation Mono"/>
-          <w:sz w:val="17"/>
         </w:rPr>
         <w:t xml:space="preserve">fvModel</w:t>
       </w:r>
@@ -1458,8 +1258,6 @@
       <w:r>
         <w:rPr>
           <w:rStyle w:val="VerbatimChar"/>
-          <w:rFonts w:ascii="Liberation Mono" w:hAnsi="Liberation Mono"/>
-          <w:sz w:val="17"/>
         </w:rPr>
         <w:t xml:space="preserve">fvMeshTopoChanger</w:t>
       </w:r>
@@ -1477,8 +1275,6 @@
       <w:r>
         <w:rPr>
           <w:rStyle w:val="VerbatimChar"/>
-          <w:rFonts w:ascii="Liberation Mono" w:hAnsi="Liberation Mono"/>
-          <w:sz w:val="17"/>
         </w:rPr>
         <w:t xml:space="preserve">fvModel</w:t>
       </w:r>
@@ -1502,8 +1298,6 @@
       <w:r>
         <w:rPr>
           <w:rStyle w:val="VerbatimChar"/>
-          <w:rFonts w:ascii="Liberation Mono" w:hAnsi="Liberation Mono"/>
-          <w:sz w:val="17"/>
         </w:rPr>
         <w:t xml:space="preserve">fvMeshTopoChanger</w:t>
       </w:r>
@@ -1519,8 +1313,6 @@
       <w:r>
         <w:rPr>
           <w:rStyle w:val="VerbatimChar"/>
-          <w:rFonts w:ascii="Liberation Mono" w:hAnsi="Liberation Mono"/>
-          <w:sz w:val="17"/>
         </w:rPr>
         <w:t xml:space="preserve">mesh.update()</w:t>
       </w:r>
@@ -1536,8 +1328,6 @@
       <w:r>
         <w:rPr>
           <w:rStyle w:val="VerbatimChar"/>
-          <w:rFonts w:ascii="Liberation Mono" w:hAnsi="Liberation Mono"/>
-          <w:sz w:val="17"/>
         </w:rPr>
         <w:t xml:space="preserve">planarRefiner</w:t>
       </w:r>
@@ -1555,48 +1345,36 @@
       <w:r>
         <w:rPr>
           <w:rStyle w:val="KeywordTok"/>
-          <w:rFonts w:ascii="Liberation Mono" w:hAnsi="Liberation Mono"/>
-          <w:sz w:val="16"/>
         </w:rPr>
         <w:t xml:space="preserve">class</w:t>
       </w:r>
       <w:r>
         <w:rPr>
           <w:rStyle w:val="NormalTok"/>
-          <w:rFonts w:ascii="Liberation Mono" w:hAnsi="Liberation Mono"/>
-          <w:sz w:val="16"/>
         </w:rPr>
         <w:t xml:space="preserve"> planarRefiner </w:t>
       </w:r>
       <w:r>
         <w:rPr>
           <w:rStyle w:val="OperatorTok"/>
-          <w:rFonts w:ascii="Liberation Mono" w:hAnsi="Liberation Mono"/>
-          <w:sz w:val="16"/>
         </w:rPr>
         <w:t xml:space="preserve">:</w:t>
       </w:r>
       <w:r>
         <w:rPr>
           <w:rStyle w:val="NormalTok"/>
-          <w:rFonts w:ascii="Liberation Mono" w:hAnsi="Liberation Mono"/>
-          <w:sz w:val="16"/>
         </w:rPr>
         <w:t xml:space="preserve"> </w:t>
       </w:r>
       <w:r>
         <w:rPr>
           <w:rStyle w:val="KeywordTok"/>
-          <w:rFonts w:ascii="Liberation Mono" w:hAnsi="Liberation Mono"/>
-          <w:sz w:val="16"/>
         </w:rPr>
         <w:t xml:space="preserve">public</w:t>
       </w:r>
       <w:r>
         <w:rPr>
           <w:rStyle w:val="NormalTok"/>
-          <w:rFonts w:ascii="Liberation Mono" w:hAnsi="Liberation Mono"/>
-          <w:sz w:val="16"/>
         </w:rPr>
         <w:t xml:space="preserve"> fvMeshTopoChanger</w:t>
       </w:r>
@@ -1616,64 +1394,48 @@
       <w:r>
         <w:rPr>
           <w:rStyle w:val="NormalTok"/>
-          <w:rFonts w:ascii="Liberation Mono" w:hAnsi="Liberation Mono"/>
-          <w:sz w:val="16"/>
         </w:rPr>
         <w:t xml:space="preserve">addToRunTimeSelectionTable</w:t>
       </w:r>
       <w:r>
         <w:rPr>
           <w:rStyle w:val="OperatorTok"/>
-          <w:rFonts w:ascii="Liberation Mono" w:hAnsi="Liberation Mono"/>
-          <w:sz w:val="16"/>
         </w:rPr>
         <w:t xml:space="preserve">(</w:t>
       </w:r>
       <w:r>
         <w:rPr>
           <w:rStyle w:val="NormalTok"/>
-          <w:rFonts w:ascii="Liberation Mono" w:hAnsi="Liberation Mono"/>
-          <w:sz w:val="16"/>
         </w:rPr>
         <w:t xml:space="preserve">fvMeshTopoChanger</w:t>
       </w:r>
       <w:r>
         <w:rPr>
           <w:rStyle w:val="OperatorTok"/>
-          <w:rFonts w:ascii="Liberation Mono" w:hAnsi="Liberation Mono"/>
-          <w:sz w:val="16"/>
         </w:rPr>
         <w:t xml:space="preserve">,</w:t>
       </w:r>
       <w:r>
         <w:rPr>
           <w:rStyle w:val="NormalTok"/>
-          <w:rFonts w:ascii="Liberation Mono" w:hAnsi="Liberation Mono"/>
-          <w:sz w:val="16"/>
         </w:rPr>
         <w:t xml:space="preserve"> planarRefiner</w:t>
       </w:r>
       <w:r>
         <w:rPr>
           <w:rStyle w:val="OperatorTok"/>
-          <w:rFonts w:ascii="Liberation Mono" w:hAnsi="Liberation Mono"/>
-          <w:sz w:val="16"/>
         </w:rPr>
         <w:t xml:space="preserve">,</w:t>
       </w:r>
       <w:r>
         <w:rPr>
           <w:rStyle w:val="NormalTok"/>
-          <w:rFonts w:ascii="Liberation Mono" w:hAnsi="Liberation Mono"/>
-          <w:sz w:val="16"/>
         </w:rPr>
         <w:t xml:space="preserve"> fvMesh</w:t>
       </w:r>
       <w:r>
         <w:rPr>
           <w:rStyle w:val="OperatorTok"/>
-          <w:rFonts w:ascii="Liberation Mono" w:hAnsi="Liberation Mono"/>
-          <w:sz w:val="16"/>
         </w:rPr>
         <w:t xml:space="preserve">);</w:t>
       </w:r>
@@ -1688,16 +1450,16 @@
     </w:p>
     <w:bookmarkEnd w:id="21"/>
     <w:bookmarkEnd w:id="22"/>
-    <w:bookmarkStart w:id="29" w:name="refinement-theory"/>
+    <w:bookmarkStart w:id="31" w:name="X5a93a3b22db516afa42c1f410e627564fc10662"/>
     <w:p>
       <w:pPr>
         <w:pStyle w:val="Heading1"/>
       </w:pPr>
       <w:r>
-        <w:t xml:space="preserve">3. Refinement theory</w:t>
-      </w:r>
-    </w:p>
-    <w:bookmarkStart w:id="23" w:name="cell-selection-llephi_cle-u"/>
+        <w:t xml:space="preserve">3. Refinement and unrefinement theory</w:t>
+      </w:r>
+    </w:p>
+    <w:bookmarkStart w:id="23" w:name="X146999c0403678f486f2f53a469a3d698a04d2a"/>
     <w:p>
       <w:pPr>
         <w:pStyle w:val="Heading2"/>
@@ -1709,9 +1471,18 @@
         <w:t xml:space="preserve"> </w:t>
       </w:r>
       <m:oMath>
-        <m:r>
-          <m:t>L</m:t>
-        </m:r>
+        <m:sSub>
+          <m:e>
+            <m:r>
+              <m:t>L</m:t>
+            </m:r>
+          </m:e>
+          <m:sub>
+            <m:r>
+              <m:t>r</m:t>
+            </m:r>
+          </m:sub>
+        </m:sSub>
         <m:r>
           <m:rPr>
             <m:sty m:val="p"/>
@@ -1736,9 +1507,18 @@
           </m:rPr>
           <m:t>≤</m:t>
         </m:r>
-        <m:r>
-          <m:t>U</m:t>
-        </m:r>
+        <m:sSub>
+          <m:e>
+            <m:r>
+              <m:t>U</m:t>
+            </m:r>
+          </m:e>
+          <m:sub>
+            <m:r>
+              <m:t>r</m:t>
+            </m:r>
+          </m:sub>
+        </m:sSub>
       </m:oMath>
     </w:p>
     <w:p>
@@ -1754,8 +1534,6 @@
       <w:r>
         <w:rPr>
           <w:rStyle w:val="VerbatimChar"/>
-          <w:rFonts w:ascii="Liberation Mono" w:hAnsi="Liberation Mono"/>
-          <w:sz w:val="17"/>
         </w:rPr>
         <w:t xml:space="preserve">volScalarField</w:t>
       </w:r>
@@ -1763,7 +1541,7 @@
         <w:t xml:space="preserve"> </w:t>
       </w:r>
       <w:r>
-        <w:t xml:space="preserve">and a lower/upper band. Cell</w:t>
+        <w:t xml:space="preserve">and a lower/upper refinement band. Cell</w:t>
       </w:r>
       <w:r>
         <w:t xml:space="preserve"> </w:t>
@@ -1789,9 +1567,18 @@
           <m:jc m:val="center"/>
         </m:oMathParaPr>
         <m:oMath>
-          <m:r>
-            <m:t>L</m:t>
-          </m:r>
+          <m:sSub>
+            <m:e>
+              <m:r>
+                <m:t>L</m:t>
+              </m:r>
+            </m:e>
+            <m:sub>
+              <m:r>
+                <m:t>r</m:t>
+              </m:r>
+            </m:sub>
+          </m:sSub>
           <m:r>
             <m:rPr>
               <m:sty m:val="p"/>
@@ -1816,9 +1603,18 @@
             </m:rPr>
             <m:t>≤</m:t>
           </m:r>
-          <m:r>
-            <m:t>U</m:t>
-          </m:r>
+          <m:sSub>
+            <m:e>
+              <m:r>
+                <m:t>U</m:t>
+              </m:r>
+            </m:e>
+            <m:sub>
+              <m:r>
+                <m:t>r</m:t>
+              </m:r>
+            </m:sub>
+          </m:sSub>
           <m:r>
             <m:rPr>
               <m:sty m:val="p"/>
@@ -1833,7 +1629,7 @@
         <w:pStyle w:val="FirstParagraph"/>
       </w:pPr>
       <w:r>
-        <w:t xml:space="preserve">For a detonation case, the qualified example used temperature:</w:t>
+        <w:t xml:space="preserve">For a detonation case, a representative temperature band is</w:t>
       </w:r>
     </w:p>
     <w:p>
@@ -1907,11 +1703,11 @@
         <w:pStyle w:val="FirstParagraph"/>
       </w:pPr>
       <w:r>
-        <w:t xml:space="preserve">which selected the shock/reaction transition rather than refining the entire domain.</w:t>
+        <w:t xml:space="preserve">which targets the shock/reaction transition rather than the entire domain. The numerical values are case-specific and should not be treated as universal defaults.</w:t>
       </w:r>
     </w:p>
     <w:bookmarkEnd w:id="23"/>
-    <w:bookmarkStart w:id="24" w:name="X1bdbc39b8043c5b0f04507ba7c23ab34276f9d7"/>
+    <w:bookmarkStart w:id="24" w:name="X3125a8d39c5f99948a9d76d1a6a8da4e6ea882b"/>
     <w:p>
       <w:pPr>
         <w:pStyle w:val="Heading2"/>
@@ -2007,8 +1803,6 @@
       <w:r>
         <w:rPr>
           <w:rStyle w:val="VerbatimChar"/>
-          <w:rFonts w:ascii="Liberation Mono" w:hAnsi="Liberation Mono"/>
-          <w:sz w:val="17"/>
         </w:rPr>
         <w:t xml:space="preserve">planarRefiner</w:t>
       </w:r>
@@ -2024,8 +1818,6 @@
       <w:r>
         <w:rPr>
           <w:rStyle w:val="VerbatimChar"/>
-          <w:rFonts w:ascii="Liberation Mono" w:hAnsi="Liberation Mono"/>
-          <w:sz w:val="17"/>
         </w:rPr>
         <w:t xml:space="preserve">mesh.geometricD()</w:t>
       </w:r>
@@ -2033,7 +1825,7 @@
         <w:t xml:space="preserve"> </w:t>
       </w:r>
       <w:r>
-        <w:t xml:space="preserve">and refines only the two active directions using OpenFOAM’s directional refinement machinery.</w:t>
+        <w:t xml:space="preserve">and refines only the two active directions using OpenFOAM's directional refinement machinery.</w:t>
       </w:r>
     </w:p>
     <w:p>
@@ -2041,7 +1833,7 @@
         <w:pStyle w:val="BodyText"/>
       </w:pPr>
       <w:r>
-        <w:t xml:space="preserve">One selected parent is split in two directions, producing four children. Therefore one refinement iteration gives</w:t>
+        <w:t xml:space="preserve">One selected parent is split in two directions, producing four planar children. Therefore one planar level gives</w:t>
       </w:r>
     </w:p>
     <w:p>
@@ -2193,7 +1985,7 @@
         <w:pStyle w:val="FirstParagraph"/>
       </w:pPr>
       <w:r>
-        <w:t xml:space="preserve">The F3 localized detonation test selected 384 cells from a 1200-cell base mesh and produced</w:t>
+        <w:t xml:space="preserve">The qualified localized slab selected 384 cells from a 1200-cell base mesh and produced</w:t>
       </w:r>
     </w:p>
     <w:p>
@@ -2250,8 +2042,29 @@
         <w:t xml:space="preserve">cells exactly.</w:t>
       </w:r>
     </w:p>
+    <w:p>
+      <w:pPr>
+        <w:pStyle w:val="BodyText"/>
+      </w:pPr>
+      <w:r>
+        <w:t xml:space="preserve">Internally, one planar level consists of</w:t>
+      </w:r>
+      <w:r>
+        <w:t xml:space="preserve"> </w:t>
+      </w:r>
+      <w:r>
+        <w:rPr>
+          <w:b/>
+          <w:bCs/>
+        </w:rPr>
+        <w:t xml:space="preserve">two binary directional cuts</w:t>
+      </w:r>
+      <w:r>
+        <w:t xml:space="preserve">. This fact is important for reversible unrefinement: two undo passes can collapse the four children back to the parent when both binary split levels are eligible.</w:t>
+      </w:r>
+    </w:p>
     <w:bookmarkEnd w:id="24"/>
-    <w:bookmarkStart w:id="25" w:name="geometry-detection-auto-slab-wedge"/>
+    <w:bookmarkStart w:id="25" w:name="Xa462cc6b7076215b0095c22b603c8ee0cf355ba"/>
     <w:p>
       <w:pPr>
         <w:pStyle w:val="Heading2"/>
@@ -2265,8 +2078,6 @@
       <w:r>
         <w:rPr>
           <w:rStyle w:val="VerbatimChar"/>
-          <w:rFonts w:ascii="Liberation Mono" w:hAnsi="Liberation Mono"/>
-          <w:sz w:val="17"/>
         </w:rPr>
         <w:t xml:space="preserve">auto</w:t>
       </w:r>
@@ -2279,8 +2090,6 @@
       <w:r>
         <w:rPr>
           <w:rStyle w:val="VerbatimChar"/>
-          <w:rFonts w:ascii="Liberation Mono" w:hAnsi="Liberation Mono"/>
-          <w:sz w:val="17"/>
         </w:rPr>
         <w:t xml:space="preserve">slab</w:t>
       </w:r>
@@ -2293,8 +2102,6 @@
       <w:r>
         <w:rPr>
           <w:rStyle w:val="VerbatimChar"/>
-          <w:rFonts w:ascii="Liberation Mono" w:hAnsi="Liberation Mono"/>
-          <w:sz w:val="17"/>
         </w:rPr>
         <w:t xml:space="preserve">wedge</w:t>
       </w:r>
@@ -2314,38 +2121,24 @@
       <w:r>
         <w:rPr>
           <w:rStyle w:val="VerbatimChar"/>
-          <w:rFonts w:ascii="Liberation Mono" w:hAnsi="Liberation Mono"/>
-          <w:sz w:val="16"/>
         </w:rPr>
         <w:t xml:space="preserve">geometry auto;</w:t>
       </w:r>
       <w:r>
-        <w:rPr>
-          <w:rFonts w:ascii="Liberation Mono" w:hAnsi="Liberation Mono"/>
-          <w:sz w:val="16"/>
-        </w:rPr>
         <w:br/>
       </w:r>
       <w:r>
         <w:rPr>
           <w:rStyle w:val="VerbatimChar"/>
-          <w:rFonts w:ascii="Liberation Mono" w:hAnsi="Liberation Mono"/>
-          <w:sz w:val="16"/>
         </w:rPr>
         <w:t xml:space="preserve">geometry slab;</w:t>
       </w:r>
       <w:r>
-        <w:rPr>
-          <w:rFonts w:ascii="Liberation Mono" w:hAnsi="Liberation Mono"/>
-          <w:sz w:val="16"/>
-        </w:rPr>
         <w:br/>
       </w:r>
       <w:r>
         <w:rPr>
           <w:rStyle w:val="VerbatimChar"/>
-          <w:rFonts w:ascii="Liberation Mono" w:hAnsi="Liberation Mono"/>
-          <w:sz w:val="16"/>
         </w:rPr>
         <w:t xml:space="preserve">geometry wedge;</w:t>
       </w:r>
@@ -2357,8 +2150,6 @@
       <w:r>
         <w:rPr>
           <w:rStyle w:val="VerbatimChar"/>
-          <w:rFonts w:ascii="Liberation Mono" w:hAnsi="Liberation Mono"/>
-          <w:sz w:val="17"/>
         </w:rPr>
         <w:t xml:space="preserve">auto</w:t>
       </w:r>
@@ -2386,8 +2177,6 @@
       <w:r>
         <w:rPr>
           <w:rStyle w:val="VerbatimChar"/>
-          <w:rFonts w:ascii="Liberation Mono" w:hAnsi="Liberation Mono"/>
-          <w:sz w:val="17"/>
         </w:rPr>
         <w:t xml:space="preserve">empty</w:t>
       </w:r>
@@ -2403,8 +2192,6 @@
       <w:r>
         <w:rPr>
           <w:rStyle w:val="VerbatimChar"/>
-          <w:rFonts w:ascii="Liberation Mono" w:hAnsi="Liberation Mono"/>
-          <w:sz w:val="17"/>
         </w:rPr>
         <w:t xml:space="preserve">slab</w:t>
       </w:r>
@@ -2429,8 +2216,6 @@
       <w:r>
         <w:rPr>
           <w:rStyle w:val="VerbatimChar"/>
-          <w:rFonts w:ascii="Liberation Mono" w:hAnsi="Liberation Mono"/>
-          <w:sz w:val="17"/>
         </w:rPr>
         <w:t xml:space="preserve">wedge</w:t>
       </w:r>
@@ -2446,8 +2231,6 @@
       <w:r>
         <w:rPr>
           <w:rStyle w:val="VerbatimChar"/>
-          <w:rFonts w:ascii="Liberation Mono" w:hAnsi="Liberation Mono"/>
-          <w:sz w:val="17"/>
         </w:rPr>
         <w:t xml:space="preserve">wedge</w:t>
       </w:r>
@@ -2460,15 +2243,7 @@
         <w:pStyle w:val="FirstParagraph"/>
       </w:pPr>
       <w:r>
-        <w:t xml:space="preserve">Mixed/ambiguous geometry is rejected rather than guessed.</w:t>
-      </w:r>
-    </w:p>
-    <w:p>
-      <w:pPr>
-        <w:pStyle w:val="BodyText"/>
-      </w:pPr>
-      <w:r>
-        <w:t xml:space="preserve">The mesh must report exactly two geometric dimensions:</w:t>
+        <w:t xml:space="preserve">Mixed/ambiguous geometry is rejected rather than guessed. The mesh must report exactly two geometric dimensions:</w:t>
       </w:r>
     </w:p>
     <w:p>
@@ -2568,13 +2343,13 @@
       </m:oMathPara>
     </w:p>
     <w:bookmarkEnd w:id="25"/>
-    <w:bookmarkStart w:id="26" w:name="field-mapping"/>
+    <w:bookmarkStart w:id="26" w:name="X34c19a911b655676c669e8d95de2f85a62bd8c7"/>
     <w:p>
       <w:pPr>
         <w:pStyle w:val="Heading2"/>
       </w:pPr>
       <w:r>
-        <w:t xml:space="preserve">3.4 Field mapping</w:t>
+        <w:t xml:space="preserve">3.4 Reversible split tree and hysteretic automatic unrefinement</w:t>
       </w:r>
     </w:p>
     <w:p>
@@ -2582,33 +2357,27 @@
         <w:pStyle w:val="FirstParagraph"/>
       </w:pPr>
       <w:r>
-        <w:t xml:space="preserve">Topology changes are applied through the normal OpenFOAM</w:t>
-      </w:r>
-      <w:r>
-        <w:t xml:space="preserve"> </w:t>
-      </w:r>
-      <w:r>
-        <w:rPr>
-          <w:rStyle w:val="VerbatimChar"/>
-          <w:rFonts w:ascii="Liberation Mono" w:hAnsi="Liberation Mono"/>
-          <w:sz w:val="17"/>
-        </w:rPr>
-        <w:t xml:space="preserve">fvMesh</w:t>
-      </w:r>
-      <w:r>
-        <w:t xml:space="preserve"> </w:t>
-      </w:r>
-      <w:r>
-        <w:t xml:space="preserve">update/mapping path. Registered fields are mapped with the topology map;</w:t>
-      </w:r>
-      <w:r>
-        <w:t xml:space="preserve"> </w:t>
-      </w:r>
-      <w:r>
-        <w:rPr>
-          <w:rStyle w:val="VerbatimChar"/>
-          <w:rFonts w:ascii="Liberation Mono" w:hAnsi="Liberation Mono"/>
-          <w:sz w:val="17"/>
+        <w:t xml:space="preserve">With</w:t>
+      </w:r>
+    </w:p>
+    <w:p>
+      <w:pPr>
+        <w:pStyle w:val="SourceCode"/>
+      </w:pPr>
+      <w:r>
+        <w:rPr>
+          <w:rStyle w:val="VerbatimChar"/>
+        </w:rPr>
+        <w:t xml:space="preserve">automaticUnrefinement true;</w:t>
+      </w:r>
+    </w:p>
+    <w:p>
+      <w:pPr>
+        <w:pStyle w:val="FirstParagraph"/>
+      </w:pPr>
+      <w:r>
+        <w:rPr>
+          <w:rStyle w:val="VerbatimChar"/>
         </w:rPr>
         <w:t xml:space="preserve">planarRefiner</w:t>
       </w:r>
@@ -2616,7 +2385,19 @@
         <w:t xml:space="preserve"> </w:t>
       </w:r>
       <w:r>
-        <w:t xml:space="preserve">does not keep private copies of flow/species fields.</w:t>
+        <w:t xml:space="preserve">creates and retains an OpenFOAM</w:t>
+      </w:r>
+      <w:r>
+        <w:t xml:space="preserve"> </w:t>
+      </w:r>
+      <w:r>
+        <w:rPr>
+          <w:rStyle w:val="VerbatimChar"/>
+        </w:rPr>
+        <w:t xml:space="preserve">undoableMeshCutter</w:t>
+      </w:r>
+      <w:r>
+        <w:t xml:space="preserve">. Coarsening candidates come from this reversible split tree; the code does not attempt to merge arbitrary neighboring cells heuristically.</w:t>
       </w:r>
     </w:p>
     <w:p>
@@ -2624,17 +2405,58 @@
         <w:pStyle w:val="BodyText"/>
       </w:pPr>
       <w:r>
-        <w:t xml:space="preserve">This design was essential for maintaining pressure, temperature, velocity, and all species fields across localized refinement.</w:t>
-      </w:r>
-    </w:p>
-    <w:bookmarkEnd w:id="26"/>
-    <w:bookmarkStart w:id="27" w:name="restart-state-n_refine"/>
-    <w:p>
-      <w:pPr>
-        <w:pStyle w:val="Heading2"/>
-      </w:pPr>
-      <w:r>
-        <w:t xml:space="preserve">3.5 Restart state:</w:t>
+        <w:t xml:space="preserve">Let the refinement band be</w:t>
+      </w:r>
+      <w:r>
+        <w:t xml:space="preserve"> </w:t>
+      </w:r>
+      <m:oMath>
+        <m:d>
+          <m:dPr>
+            <m:begChr m:val="["/>
+            <m:endChr m:val="]"/>
+            <m:sepChr m:val=""/>
+            <m:grow/>
+          </m:dPr>
+          <m:e>
+            <m:sSub>
+              <m:e>
+                <m:r>
+                  <m:t>L</m:t>
+                </m:r>
+              </m:e>
+              <m:sub>
+                <m:r>
+                  <m:t>r</m:t>
+                </m:r>
+              </m:sub>
+            </m:sSub>
+            <m:r>
+              <m:rPr>
+                <m:sty m:val="p"/>
+              </m:rPr>
+              <m:t>,</m:t>
+            </m:r>
+            <m:sSub>
+              <m:e>
+                <m:r>
+                  <m:t>U</m:t>
+                </m:r>
+              </m:e>
+              <m:sub>
+                <m:r>
+                  <m:t>r</m:t>
+                </m:r>
+              </m:sub>
+            </m:sSub>
+          </m:e>
+        </m:d>
+      </m:oMath>
+      <w:r>
+        <w:t xml:space="preserve"> </w:t>
+      </w:r>
+      <w:r>
+        <w:t xml:space="preserve">and the wider unrefinement limits be</w:t>
       </w:r>
       <w:r>
         <w:t xml:space="preserve"> </w:t>
@@ -2643,38 +2465,403 @@
         <m:sSub>
           <m:e>
             <m:r>
-              <m:t>n</m:t>
+              <m:t>L</m:t>
             </m:r>
           </m:e>
           <m:sub>
             <m:r>
-              <m:t>r</m:t>
-            </m:r>
-            <m:r>
-              <m:t>e</m:t>
-            </m:r>
-            <m:r>
-              <m:t>f</m:t>
-            </m:r>
-            <m:r>
-              <m:t>i</m:t>
-            </m:r>
-            <m:r>
-              <m:t>n</m:t>
-            </m:r>
-            <m:r>
-              <m:t>e</m:t>
+              <m:t>u</m:t>
             </m:r>
           </m:sub>
         </m:sSub>
       </m:oMath>
+      <w:r>
+        <w:t xml:space="preserve"> </w:t>
+      </w:r>
+      <w:r>
+        <w:t xml:space="preserve">and</w:t>
+      </w:r>
+      <w:r>
+        <w:t xml:space="preserve"> </w:t>
+      </w:r>
+      <m:oMath>
+        <m:sSub>
+          <m:e>
+            <m:r>
+              <m:t>U</m:t>
+            </m:r>
+          </m:e>
+          <m:sub>
+            <m:r>
+              <m:t>u</m:t>
+            </m:r>
+          </m:sub>
+        </m:sSub>
+      </m:oMath>
+      <w:r>
+        <w:t xml:space="preserve">, with</w:t>
+      </w:r>
+    </w:p>
+    <w:p>
+      <w:pPr>
+        <w:pStyle w:val="BodyText"/>
+      </w:pPr>
+      <m:oMathPara>
+        <m:oMathParaPr>
+          <m:jc m:val="center"/>
+        </m:oMathParaPr>
+        <m:oMath>
+          <m:sSub>
+            <m:e>
+              <m:r>
+                <m:t>L</m:t>
+              </m:r>
+            </m:e>
+            <m:sub>
+              <m:r>
+                <m:t>u</m:t>
+              </m:r>
+            </m:sub>
+          </m:sSub>
+          <m:r>
+            <m:rPr>
+              <m:sty m:val="p"/>
+            </m:rPr>
+            <m:t>≤</m:t>
+          </m:r>
+          <m:sSub>
+            <m:e>
+              <m:r>
+                <m:t>L</m:t>
+              </m:r>
+            </m:e>
+            <m:sub>
+              <m:r>
+                <m:t>r</m:t>
+              </m:r>
+            </m:sub>
+          </m:sSub>
+          <m:r>
+            <m:rPr>
+              <m:sty m:val="p"/>
+            </m:rPr>
+            <m:t>&lt;</m:t>
+          </m:r>
+          <m:sSub>
+            <m:e>
+              <m:r>
+                <m:t>U</m:t>
+              </m:r>
+            </m:e>
+            <m:sub>
+              <m:r>
+                <m:t>r</m:t>
+              </m:r>
+            </m:sub>
+          </m:sSub>
+          <m:r>
+            <m:rPr>
+              <m:sty m:val="p"/>
+            </m:rPr>
+            <m:t>≤</m:t>
+          </m:r>
+          <m:sSub>
+            <m:e>
+              <m:r>
+                <m:t>U</m:t>
+              </m:r>
+            </m:e>
+            <m:sub>
+              <m:r>
+                <m:t>u</m:t>
+              </m:r>
+            </m:sub>
+          </m:sSub>
+          <m:r>
+            <m:rPr>
+              <m:sty m:val="p"/>
+            </m:rPr>
+            <m:t>.</m:t>
+          </m:r>
+        </m:oMath>
+      </m:oMathPara>
     </w:p>
     <w:p>
       <w:pPr>
         <w:pStyle w:val="FirstParagraph"/>
       </w:pPr>
       <w:r>
-        <w:t xml:space="preserve">The only persistent private state is the global refinement-iteration count:</w:t>
+        <w:t xml:space="preserve">A reversible split face with sibling-cell indicator values</w:t>
+      </w:r>
+      <w:r>
+        <w:t xml:space="preserve"> </w:t>
+      </w:r>
+      <m:oMath>
+        <m:sSub>
+          <m:e>
+            <m:r>
+              <m:t>ϕ</m:t>
+            </m:r>
+          </m:e>
+          <m:sub>
+            <m:r>
+              <m:t>o</m:t>
+            </m:r>
+          </m:sub>
+        </m:sSub>
+      </m:oMath>
+      <w:r>
+        <w:t xml:space="preserve"> </w:t>
+      </w:r>
+      <w:r>
+        <w:t xml:space="preserve">and</w:t>
+      </w:r>
+      <w:r>
+        <w:t xml:space="preserve"> </w:t>
+      </w:r>
+      <m:oMath>
+        <m:sSub>
+          <m:e>
+            <m:r>
+              <m:t>ϕ</m:t>
+            </m:r>
+          </m:e>
+          <m:sub>
+            <m:r>
+              <m:t>n</m:t>
+            </m:r>
+          </m:sub>
+        </m:sSub>
+      </m:oMath>
+      <w:r>
+        <w:t xml:space="preserve"> </w:t>
+      </w:r>
+      <w:r>
+        <w:t xml:space="preserve">is eligible only if both siblings have left the active band on the</w:t>
+      </w:r>
+      <w:r>
+        <w:t xml:space="preserve"> </w:t>
+      </w:r>
+      <w:r>
+        <w:rPr>
+          <w:b/>
+          <w:bCs/>
+        </w:rPr>
+        <w:t xml:space="preserve">same side</w:t>
+      </w:r>
+      <w:r>
+        <w:t xml:space="preserve">:</w:t>
+      </w:r>
+    </w:p>
+    <w:p>
+      <w:pPr>
+        <w:pStyle w:val="BodyText"/>
+      </w:pPr>
+      <m:oMathPara>
+        <m:oMathParaPr>
+          <m:jc m:val="center"/>
+        </m:oMathParaPr>
+        <m:oMath>
+          <m:d>
+            <m:dPr>
+              <m:begChr m:val="("/>
+              <m:endChr m:val=")"/>
+              <m:sepChr m:val=""/>
+              <m:grow/>
+            </m:dPr>
+            <m:e>
+              <m:sSub>
+                <m:e>
+                  <m:r>
+                    <m:t>ϕ</m:t>
+                  </m:r>
+                </m:e>
+                <m:sub>
+                  <m:r>
+                    <m:t>o</m:t>
+                  </m:r>
+                </m:sub>
+              </m:sSub>
+              <m:r>
+                <m:rPr>
+                  <m:sty m:val="p"/>
+                </m:rPr>
+                <m:t>&lt;</m:t>
+              </m:r>
+              <m:sSub>
+                <m:e>
+                  <m:r>
+                    <m:t>L</m:t>
+                  </m:r>
+                </m:e>
+                <m:sub>
+                  <m:r>
+                    <m:t>u</m:t>
+                  </m:r>
+                </m:sub>
+              </m:sSub>
+              <m:r>
+                <m:t> </m:t>
+              </m:r>
+              <m:r>
+                <m:rPr>
+                  <m:sty m:val="p"/>
+                </m:rPr>
+                <m:t>∧</m:t>
+              </m:r>
+              <m:r>
+                <m:t> </m:t>
+              </m:r>
+              <m:sSub>
+                <m:e>
+                  <m:r>
+                    <m:t>ϕ</m:t>
+                  </m:r>
+                </m:e>
+                <m:sub>
+                  <m:r>
+                    <m:t>n</m:t>
+                  </m:r>
+                </m:sub>
+              </m:sSub>
+              <m:r>
+                <m:rPr>
+                  <m:sty m:val="p"/>
+                </m:rPr>
+                <m:t>&lt;</m:t>
+              </m:r>
+              <m:sSub>
+                <m:e>
+                  <m:r>
+                    <m:t>L</m:t>
+                  </m:r>
+                </m:e>
+                <m:sub>
+                  <m:r>
+                    <m:t>u</m:t>
+                  </m:r>
+                </m:sub>
+              </m:sSub>
+            </m:e>
+          </m:d>
+          <m:r>
+            <m:t> </m:t>
+          </m:r>
+          <m:r>
+            <m:rPr>
+              <m:nor/>
+              <m:sty m:val="p"/>
+            </m:rPr>
+            <m:t>or</m:t>
+          </m:r>
+          <m:r>
+            <m:t> </m:t>
+          </m:r>
+          <m:d>
+            <m:dPr>
+              <m:begChr m:val="("/>
+              <m:endChr m:val=")"/>
+              <m:sepChr m:val=""/>
+              <m:grow/>
+            </m:dPr>
+            <m:e>
+              <m:sSub>
+                <m:e>
+                  <m:r>
+                    <m:t>ϕ</m:t>
+                  </m:r>
+                </m:e>
+                <m:sub>
+                  <m:r>
+                    <m:t>o</m:t>
+                  </m:r>
+                </m:sub>
+              </m:sSub>
+              <m:r>
+                <m:rPr>
+                  <m:sty m:val="p"/>
+                </m:rPr>
+                <m:t>&gt;</m:t>
+              </m:r>
+              <m:sSub>
+                <m:e>
+                  <m:r>
+                    <m:t>U</m:t>
+                  </m:r>
+                </m:e>
+                <m:sub>
+                  <m:r>
+                    <m:t>u</m:t>
+                  </m:r>
+                </m:sub>
+              </m:sSub>
+              <m:r>
+                <m:t> </m:t>
+              </m:r>
+              <m:r>
+                <m:rPr>
+                  <m:sty m:val="p"/>
+                </m:rPr>
+                <m:t>∧</m:t>
+              </m:r>
+              <m:r>
+                <m:t> </m:t>
+              </m:r>
+              <m:sSub>
+                <m:e>
+                  <m:r>
+                    <m:t>ϕ</m:t>
+                  </m:r>
+                </m:e>
+                <m:sub>
+                  <m:r>
+                    <m:t>n</m:t>
+                  </m:r>
+                </m:sub>
+              </m:sSub>
+              <m:r>
+                <m:rPr>
+                  <m:sty m:val="p"/>
+                </m:rPr>
+                <m:t>&gt;</m:t>
+              </m:r>
+              <m:sSub>
+                <m:e>
+                  <m:r>
+                    <m:t>U</m:t>
+                  </m:r>
+                </m:e>
+                <m:sub>
+                  <m:r>
+                    <m:t>u</m:t>
+                  </m:r>
+                </m:sub>
+              </m:sSub>
+            </m:e>
+          </m:d>
+          <m:r>
+            <m:rPr>
+              <m:sty m:val="p"/>
+            </m:rPr>
+            <m:t>.</m:t>
+          </m:r>
+        </m:oMath>
+      </m:oMathPara>
+    </w:p>
+    <w:p>
+      <w:pPr>
+        <w:pStyle w:val="FirstParagraph"/>
+      </w:pPr>
+      <w:r>
+        <w:t xml:space="preserve">This prevents coarsening a split that still straddles a shock/reaction feature. The gap between the refinement and unrefinement thresholds provides hysteresis and reduces refine/coarsen chatter.</w:t>
+      </w:r>
+    </w:p>
+    <w:p>
+      <w:pPr>
+        <w:pStyle w:val="BodyText"/>
+      </w:pPr>
+      <w:r>
+        <w:t xml:space="preserve">A practical starting point is therefore</w:t>
       </w:r>
     </w:p>
     <w:p>
@@ -2684,8 +2871,407 @@
       <w:r>
         <w:rPr>
           <w:rStyle w:val="VerbatimChar"/>
-          <w:rFonts w:ascii="Liberation Mono" w:hAnsi="Liberation Mono"/>
-          <w:sz w:val="16"/>
+        </w:rPr>
+        <w:t xml:space="preserve">lowerUnrefineLevel &lt;= lowerRefineLevel;</w:t>
+      </w:r>
+      <w:r>
+        <w:br/>
+      </w:r>
+      <w:r>
+        <w:rPr>
+          <w:rStyle w:val="VerbatimChar"/>
+        </w:rPr>
+        <w:t xml:space="preserve">upperUnrefineLevel &gt;= upperRefineLevel;</w:t>
+      </w:r>
+    </w:p>
+    <w:p>
+      <w:pPr>
+        <w:pStyle w:val="FirstParagraph"/>
+      </w:pPr>
+      <w:r>
+        <w:t xml:space="preserve">with enough separation to accommodate normal indicator fluctuations.</w:t>
+      </w:r>
+    </w:p>
+    <w:bookmarkEnd w:id="26"/>
+    <w:bookmarkStart w:id="27" w:name="X47344aa95ae95002082311f483aeb7c91be2031"/>
+    <w:p>
+      <w:pPr>
+        <w:pStyle w:val="Heading2"/>
+      </w:pPr>
+      <w:r>
+        <w:t xml:space="preserve">3.5 Per-cell cut depth and repeated cycles</w:t>
+      </w:r>
+    </w:p>
+    <w:p>
+      <w:pPr>
+        <w:pStyle w:val="FirstParagraph"/>
+      </w:pPr>
+      <w:r>
+        <w:t xml:space="preserve">The original refinement-only mode used a global successful-refinement counter. That is unsuitable for repeated reversible cycles because a cell that has been coarsened should be allowed to refine again.</w:t>
+      </w:r>
+    </w:p>
+    <w:p>
+      <w:pPr>
+        <w:pStyle w:val="BodyText"/>
+      </w:pPr>
+      <w:r>
+        <w:t xml:space="preserve">In reversible mode,</w:t>
+      </w:r>
+      <w:r>
+        <w:t xml:space="preserve"> </w:t>
+      </w:r>
+      <w:r>
+        <w:rPr>
+          <w:rStyle w:val="VerbatimChar"/>
+        </w:rPr>
+        <w:t xml:space="preserve">maxRefinementLevel</w:t>
+      </w:r>
+      <w:r>
+        <w:t xml:space="preserve"> </w:t>
+      </w:r>
+      <w:r>
+        <w:t xml:space="preserve">is enforced through per-cell</w:t>
+      </w:r>
+      <w:r>
+        <w:t xml:space="preserve"> </w:t>
+      </w:r>
+      <w:r>
+        <w:rPr>
+          <w:b/>
+          <w:bCs/>
+        </w:rPr>
+        <w:t xml:space="preserve">binary cut depth</w:t>
+      </w:r>
+      <w:r>
+        <w:t xml:space="preserve">. Since one planar level is two binary cuts, a requested planar level corresponds internally to a maximum binary depth of</w:t>
+      </w:r>
+    </w:p>
+    <w:p>
+      <w:pPr>
+        <w:pStyle w:val="BodyText"/>
+      </w:pPr>
+      <m:oMathPara>
+        <m:oMathParaPr>
+          <m:jc m:val="center"/>
+        </m:oMathParaPr>
+        <m:oMath>
+          <m:sSub>
+            <m:e>
+              <m:r>
+                <m:t>d</m:t>
+              </m:r>
+            </m:e>
+            <m:sub>
+              <m:r>
+                <m:rPr>
+                  <m:sty m:val="p"/>
+                </m:rPr>
+                <m:t>max</m:t>
+              </m:r>
+            </m:sub>
+          </m:sSub>
+          <m:r>
+            <m:rPr>
+              <m:sty m:val="p"/>
+            </m:rPr>
+            <m:t>=</m:t>
+          </m:r>
+          <m:r>
+            <m:t>2</m:t>
+          </m:r>
+          <m:sSub>
+            <m:e>
+              <m:r>
+                <m:t>L</m:t>
+              </m:r>
+            </m:e>
+            <m:sub>
+              <m:r>
+                <m:rPr>
+                  <m:sty m:val="p"/>
+                </m:rPr>
+                <m:t>max</m:t>
+              </m:r>
+            </m:sub>
+          </m:sSub>
+          <m:r>
+            <m:rPr>
+              <m:sty m:val="p"/>
+            </m:rPr>
+            <m:t>,</m:t>
+          </m:r>
+        </m:oMath>
+      </m:oMathPara>
+    </w:p>
+    <w:p>
+      <w:pPr>
+        <w:pStyle w:val="FirstParagraph"/>
+      </w:pPr>
+      <w:r>
+        <w:t xml:space="preserve">where</w:t>
+      </w:r>
+      <w:r>
+        <w:t xml:space="preserve"> </w:t>
+      </w:r>
+      <m:oMath>
+        <m:sSub>
+          <m:e>
+            <m:r>
+              <m:t>L</m:t>
+            </m:r>
+          </m:e>
+          <m:sub>
+            <m:r>
+              <m:rPr>
+                <m:sty m:val="p"/>
+              </m:rPr>
+              <m:t>max</m:t>
+            </m:r>
+          </m:sub>
+        </m:sSub>
+      </m:oMath>
+      <w:r>
+        <w:t xml:space="preserve"> </w:t>
+      </w:r>
+      <w:r>
+        <w:t xml:space="preserve">is</w:t>
+      </w:r>
+      <w:r>
+        <w:t xml:space="preserve"> </w:t>
+      </w:r>
+      <w:r>
+        <w:rPr>
+          <w:rStyle w:val="VerbatimChar"/>
+        </w:rPr>
+        <w:t xml:space="preserve">maxRefinementLevel</w:t>
+      </w:r>
+      <w:r>
+        <w:t xml:space="preserve">.</w:t>
+      </w:r>
+    </w:p>
+    <w:p>
+      <w:pPr>
+        <w:pStyle w:val="BodyText"/>
+      </w:pPr>
+      <w:r>
+        <w:t xml:space="preserve">This permits sequences such as</w:t>
+      </w:r>
+    </w:p>
+    <w:p>
+      <w:pPr>
+        <w:pStyle w:val="BodyText"/>
+      </w:pPr>
+      <m:oMathPara>
+        <m:oMathParaPr>
+          <m:jc m:val="center"/>
+        </m:oMathParaPr>
+        <m:oMath>
+          <m:r>
+            <m:rPr>
+              <m:nor/>
+              <m:sty m:val="p"/>
+            </m:rPr>
+            <m:t>refine</m:t>
+          </m:r>
+          <m:r>
+            <m:rPr>
+              <m:sty m:val="p"/>
+            </m:rPr>
+            <m:t>→</m:t>
+          </m:r>
+          <m:r>
+            <m:rPr>
+              <m:nor/>
+              <m:sty m:val="p"/>
+            </m:rPr>
+            <m:t>unrefine</m:t>
+          </m:r>
+          <m:r>
+            <m:rPr>
+              <m:sty m:val="p"/>
+            </m:rPr>
+            <m:t>→</m:t>
+          </m:r>
+          <m:r>
+            <m:rPr>
+              <m:nor/>
+              <m:sty m:val="p"/>
+            </m:rPr>
+            <m:t>refine</m:t>
+          </m:r>
+          <m:r>
+            <m:rPr>
+              <m:sty m:val="p"/>
+            </m:rPr>
+            <m:t>→</m:t>
+          </m:r>
+          <m:r>
+            <m:rPr>
+              <m:nor/>
+              <m:sty m:val="p"/>
+            </m:rPr>
+            <m:t>unrefine</m:t>
+          </m:r>
+        </m:oMath>
+      </m:oMathPara>
+    </w:p>
+    <w:p>
+      <w:pPr>
+        <w:pStyle w:val="FirstParagraph"/>
+      </w:pPr>
+      <w:r>
+        <w:t xml:space="preserve">without exhausting a global event count.</w:t>
+      </w:r>
+    </w:p>
+    <w:bookmarkEnd w:id="27"/>
+    <w:bookmarkStart w:id="28" w:name="X383bee91d601631765bea09e10e99401cff4e07"/>
+    <w:p>
+      <w:pPr>
+        <w:pStyle w:val="Heading2"/>
+      </w:pPr>
+      <w:r>
+        <w:t xml:space="preserve">3.6 Field mapping and conservation</w:t>
+      </w:r>
+    </w:p>
+    <w:p>
+      <w:pPr>
+        <w:pStyle w:val="FirstParagraph"/>
+      </w:pPr>
+      <w:r>
+        <w:t xml:space="preserve">Topology changes are applied through the normal OpenFOAM</w:t>
+      </w:r>
+      <w:r>
+        <w:t xml:space="preserve"> </w:t>
+      </w:r>
+      <w:r>
+        <w:rPr>
+          <w:rStyle w:val="VerbatimChar"/>
+        </w:rPr>
+        <w:t xml:space="preserve">fvMesh</w:t>
+      </w:r>
+      <w:r>
+        <w:t xml:space="preserve"> </w:t>
+      </w:r>
+      <w:r>
+        <w:t xml:space="preserve">update/mapping path. Registered fields are mapped with the topology map;</w:t>
+      </w:r>
+      <w:r>
+        <w:t xml:space="preserve"> </w:t>
+      </w:r>
+      <w:r>
+        <w:rPr>
+          <w:rStyle w:val="VerbatimChar"/>
+        </w:rPr>
+        <w:t xml:space="preserve">planarRefiner</w:t>
+      </w:r>
+      <w:r>
+        <w:t xml:space="preserve"> </w:t>
+      </w:r>
+      <w:r>
+        <w:t xml:space="preserve">does not keep private copies of flow/species fields.</w:t>
+      </w:r>
+    </w:p>
+    <w:p>
+      <w:pPr>
+        <w:pStyle w:val="BodyText"/>
+      </w:pPr>
+      <w:r>
+        <w:t xml:space="preserve">The v1.1.0 qualification monitored mesh volume plus a uniform scalar and a nonuniform tracer through repeated refinement/unrefinement. Relative integral changes were no larger than</w:t>
+      </w:r>
+    </w:p>
+    <w:p>
+      <w:pPr>
+        <w:pStyle w:val="BodyText"/>
+      </w:pPr>
+      <m:oMathPara>
+        <m:oMathParaPr>
+          <m:jc m:val="center"/>
+        </m:oMathParaPr>
+        <m:oMath>
+          <m:r>
+            <m:t>2</m:t>
+          </m:r>
+          <m:r>
+            <m:rPr>
+              <m:sty m:val="p"/>
+            </m:rPr>
+            <m:t>×</m:t>
+          </m:r>
+          <m:sSup>
+            <m:e>
+              <m:r>
+                <m:t>10</m:t>
+              </m:r>
+            </m:e>
+            <m:sup>
+              <m:r>
+                <m:rPr>
+                  <m:sty m:val="p"/>
+                </m:rPr>
+                <m:t>−</m:t>
+              </m:r>
+              <m:r>
+                <m:t>10</m:t>
+              </m:r>
+            </m:sup>
+          </m:sSup>
+          <m:r>
+            <m:rPr>
+              <m:sty m:val="p"/>
+            </m:rPr>
+            <m:t>.</m:t>
+          </m:r>
+        </m:oMath>
+      </m:oMathPara>
+    </w:p>
+    <w:p>
+      <w:pPr>
+        <w:pStyle w:val="FirstParagraph"/>
+      </w:pPr>
+      <w:r>
+        <w:t xml:space="preserve">This is a compact mapping/conservation gate, not a guarantee that every solver-specific flux correction is appropriate. A solver used with</w:t>
+      </w:r>
+      <w:r>
+        <w:t xml:space="preserve"> </w:t>
+      </w:r>
+      <w:r>
+        <w:rPr>
+          <w:rStyle w:val="VerbatimChar"/>
+        </w:rPr>
+        <w:t xml:space="preserve">planarRefiner</w:t>
+      </w:r>
+      <w:r>
+        <w:t xml:space="preserve"> </w:t>
+      </w:r>
+      <w:r>
+        <w:t xml:space="preserve">must still implement its normal OpenFOAM topology-change lifecycle correctly.</w:t>
+      </w:r>
+    </w:p>
+    <w:bookmarkEnd w:id="28"/>
+    <w:bookmarkStart w:id="29" w:name="Xe56cf18aea6aca793d6118679520159ac8c2ecb"/>
+    <w:p>
+      <w:pPr>
+        <w:pStyle w:val="Heading2"/>
+      </w:pPr>
+      <w:r>
+        <w:t xml:space="preserve">3.7 Restart state</w:t>
+      </w:r>
+    </w:p>
+    <w:p>
+      <w:pPr>
+        <w:pStyle w:val="FirstParagraph"/>
+      </w:pPr>
+      <w:r>
+        <w:t xml:space="preserve">The component writes:</w:t>
+      </w:r>
+    </w:p>
+    <w:p>
+      <w:pPr>
+        <w:pStyle w:val="SourceCode"/>
+      </w:pPr>
+      <w:r>
+        <w:rPr>
+          <w:rStyle w:val="VerbatimChar"/>
         </w:rPr>
         <w:t xml:space="preserve">&lt;time&gt;/polyMesh/planarRefinerState</w:t>
       </w:r>
@@ -2695,7 +3281,79 @@
         <w:pStyle w:val="FirstParagraph"/>
       </w:pPr>
       <w:r>
-        <w:t xml:space="preserve">It stores, among other metadata:</w:t>
+        <w:t xml:space="preserve">In refinement-only mode this stores the global refinement-iteration count, preventing an already-refined restart from applying the same iteration again.</w:t>
+      </w:r>
+    </w:p>
+    <w:p>
+      <w:pPr>
+        <w:pStyle w:val="BodyText"/>
+      </w:pPr>
+      <w:r>
+        <w:t xml:space="preserve">In reversible mode the state also records whether active reversible ancestry existed when the state was written. Because the complete</w:t>
+      </w:r>
+      <w:r>
+        <w:t xml:space="preserve"> </w:t>
+      </w:r>
+      <w:r>
+        <w:rPr>
+          <w:rStyle w:val="VerbatimChar"/>
+        </w:rPr>
+        <w:t xml:space="preserve">undoableMeshCutter</w:t>
+      </w:r>
+      <w:r>
+        <w:t xml:space="preserve"> </w:t>
+      </w:r>
+      <w:r>
+        <w:t xml:space="preserve">ancestry is not serialized, a restart from a time containing active reversible splits is intentionally refused. A restart from a</w:t>
+      </w:r>
+      <w:r>
+        <w:t xml:space="preserve"> </w:t>
+      </w:r>
+      <w:r>
+        <w:rPr>
+          <w:b/>
+          <w:bCs/>
+        </w:rPr>
+        <w:t xml:space="preserve">fully coarsened</w:t>
+      </w:r>
+      <w:r>
+        <w:t xml:space="preserve"> </w:t>
+      </w:r>
+      <w:r>
+        <w:t xml:space="preserve">state was qualified and can refine again.</w:t>
+      </w:r>
+    </w:p>
+    <w:bookmarkEnd w:id="29"/>
+    <w:bookmarkStart w:id="30" w:name="Xbaf6af70bf6842ff11e37e79a4a4d6c0c402117"/>
+    <w:p>
+      <w:pPr>
+        <w:pStyle w:val="Heading2"/>
+      </w:pPr>
+      <w:r>
+        <w:t xml:space="preserve">3.8 MPI distribution</w:t>
+      </w:r>
+    </w:p>
+    <w:p>
+      <w:pPr>
+        <w:pStyle w:val="FirstParagraph"/>
+      </w:pPr>
+      <w:r>
+        <w:t xml:space="preserve">In refinement-only mode,</w:t>
+      </w:r>
+      <w:r>
+        <w:t xml:space="preserve"> </w:t>
+      </w:r>
+      <w:r>
+        <w:rPr>
+          <w:rStyle w:val="VerbatimChar"/>
+        </w:rPr>
+        <w:t xml:space="preserve">planarRefiner</w:t>
+      </w:r>
+      <w:r>
+        <w:t xml:space="preserve"> </w:t>
+      </w:r>
+      <w:r>
+        <w:t xml:space="preserve">participates in native OpenFOAM mesh redistribution and receives</w:t>
       </w:r>
     </w:p>
     <w:p>
@@ -2704,11 +3362,45 @@
       </w:pPr>
       <w:r>
         <w:rPr>
-          <w:rStyle w:val="VerbatimChar"/>
-          <w:rFonts w:ascii="Liberation Mono" w:hAnsi="Liberation Mono"/>
-          <w:sz w:val="16"/>
-        </w:rPr>
-        <w:t xml:space="preserve">nRefinementIterations</w:t>
+          <w:rStyle w:val="NormalTok"/>
+        </w:rPr>
+        <w:t xml:space="preserve">planarRefiner</w:t>
+      </w:r>
+      <w:r>
+        <w:rPr>
+          <w:rStyle w:val="OperatorTok"/>
+        </w:rPr>
+        <w:t xml:space="preserve">::</w:t>
+      </w:r>
+      <w:r>
+        <w:rPr>
+          <w:rStyle w:val="NormalTok"/>
+        </w:rPr>
+        <w:t xml:space="preserve">distribute</w:t>
+      </w:r>
+      <w:r>
+        <w:rPr>
+          <w:rStyle w:val="OperatorTok"/>
+        </w:rPr>
+        <w:t xml:space="preserve">(</w:t>
+      </w:r>
+      <w:r>
+        <w:rPr>
+          <w:rStyle w:val="AttributeTok"/>
+        </w:rPr>
+        <w:t xml:space="preserve">const</w:t>
+      </w:r>
+      <w:r>
+        <w:rPr>
+          <w:rStyle w:val="NormalTok"/>
+        </w:rPr>
+        <w:t xml:space="preserve"> polyDistributionMap</w:t>
+      </w:r>
+      <w:r>
+        <w:rPr>
+          <w:rStyle w:val="OperatorTok"/>
+        </w:rPr>
+        <w:t xml:space="preserve">&amp;)</w:t>
       </w:r>
     </w:p>
     <w:p>
@@ -2716,17 +3408,35 @@
         <w:pStyle w:val="FirstParagraph"/>
       </w:pPr>
       <w:r>
-        <w:t xml:space="preserve">On restart, all MPI ranks must observe the same iteration count. If a case has already consumed its configured refinement iterations, it will not refine again merely because the solver restarted.</w:t>
-      </w:r>
-    </w:p>
-    <w:bookmarkEnd w:id="27"/>
-    <w:bookmarkStart w:id="28" w:name="mpi-distribution"/>
+        <w:t xml:space="preserve">callbacks. This mode was qualified with native load balancing and refined/distributed restart.</w:t>
+      </w:r>
+    </w:p>
+    <w:p>
+      <w:pPr>
+        <w:pStyle w:val="BodyText"/>
+      </w:pPr>
+      <w:r>
+        <w:t xml:space="preserve">In reversible mode, fixed-decomposition MPI2 was qualified. Runtime redistribution/load balancing is intentionally refused while reversible ancestry is active because the cutter history is not distributed.</w:t>
+      </w:r>
+    </w:p>
+    <w:bookmarkEnd w:id="30"/>
+    <w:bookmarkEnd w:id="31"/>
+    <w:bookmarkStart w:id="34" w:name="Xfdeda087d29e1c94c77766882fb6631682198ef"/>
+    <w:p>
+      <w:pPr>
+        <w:pStyle w:val="Heading1"/>
+      </w:pPr>
+      <w:r>
+        <w:t xml:space="preserve">4. Independent build</w:t>
+      </w:r>
+    </w:p>
+    <w:bookmarkStart w:id="32" w:name="Xb0c7772fdafde9e38426bf7034cae1f7c3b1044"/>
     <w:p>
       <w:pPr>
         <w:pStyle w:val="Heading2"/>
       </w:pPr>
       <w:r>
-        <w:t xml:space="preserve">3.6 MPI distribution</w:t>
+        <w:t xml:space="preserve">4.1 From the release root</w:t>
       </w:r>
     </w:p>
     <w:p>
@@ -2734,18 +3444,7 @@
         <w:pStyle w:val="FirstParagraph"/>
       </w:pPr>
       <w:r>
-        <w:rPr>
-          <w:rStyle w:val="VerbatimChar"/>
-          <w:rFonts w:ascii="Liberation Mono" w:hAnsi="Liberation Mono"/>
-          <w:sz w:val="17"/>
-        </w:rPr>
-        <w:t xml:space="preserve">planarRefiner</w:t>
-      </w:r>
-      <w:r>
-        <w:t xml:space="preserve"> </w:t>
-      </w:r>
-      <w:r>
-        <w:t xml:space="preserve">stores no cell-indexed private data. During native mesh redistribution, OpenFOAM owns rank-local mesh/field movement and calls:</w:t>
+        <w:t xml:space="preserve">Source OpenFOAM Foundation 14 and run:</w:t>
       </w:r>
     </w:p>
     <w:p>
@@ -2754,59 +3453,53 @@
       </w:pPr>
       <w:r>
         <w:rPr>
+          <w:rStyle w:val="ExtensionTok"/>
+        </w:rPr>
+        <w:t xml:space="preserve">./AllwmakeAMR</w:t>
+      </w:r>
+    </w:p>
+    <w:p>
+      <w:pPr>
+        <w:pStyle w:val="FirstParagraph"/>
+      </w:pPr>
+      <w:r>
+        <w:t xml:space="preserve">The detonation solver is not compiled by this command.</w:t>
+      </w:r>
+    </w:p>
+    <w:bookmarkEnd w:id="32"/>
+    <w:bookmarkStart w:id="33" w:name="X87fec3bfb544d3610ef18a49758579df2d39e5c"/>
+    <w:p>
+      <w:pPr>
+        <w:pStyle w:val="Heading2"/>
+      </w:pPr>
+      <w:r>
+        <w:t xml:space="preserve">4.2 Directly from the source directory</w:t>
+      </w:r>
+    </w:p>
+    <w:p>
+      <w:pPr>
+        <w:pStyle w:val="SourceCode"/>
+      </w:pPr>
+      <w:r>
+        <w:rPr>
+          <w:rStyle w:val="BuiltInTok"/>
+        </w:rPr>
+        <w:t xml:space="preserve">cd</w:t>
+      </w:r>
+      <w:r>
+        <w:rPr>
           <w:rStyle w:val="NormalTok"/>
-          <w:rFonts w:ascii="Liberation Mono" w:hAnsi="Liberation Mono"/>
-          <w:sz w:val="16"/>
-        </w:rPr>
-        <w:t xml:space="preserve">planarRefiner</w:t>
-      </w:r>
-      <w:r>
-        <w:rPr>
-          <w:rStyle w:val="OperatorTok"/>
-          <w:rFonts w:ascii="Liberation Mono" w:hAnsi="Liberation Mono"/>
-          <w:sz w:val="16"/>
-        </w:rPr>
-        <w:t xml:space="preserve">::</w:t>
-      </w:r>
-      <w:r>
-        <w:rPr>
-          <w:rStyle w:val="NormalTok"/>
-          <w:rFonts w:ascii="Liberation Mono" w:hAnsi="Liberation Mono"/>
-          <w:sz w:val="16"/>
-        </w:rPr>
-        <w:t xml:space="preserve">distribute</w:t>
-      </w:r>
-      <w:r>
-        <w:rPr>
-          <w:rStyle w:val="OperatorTok"/>
-          <w:rFonts w:ascii="Liberation Mono" w:hAnsi="Liberation Mono"/>
-          <w:sz w:val="16"/>
-        </w:rPr>
-        <w:t xml:space="preserve">(</w:t>
-      </w:r>
-      <w:r>
-        <w:rPr>
-          <w:rStyle w:val="AttributeTok"/>
-          <w:rFonts w:ascii="Liberation Mono" w:hAnsi="Liberation Mono"/>
-          <w:sz w:val="16"/>
-        </w:rPr>
-        <w:t xml:space="preserve">const</w:t>
-      </w:r>
-      <w:r>
-        <w:rPr>
-          <w:rStyle w:val="NormalTok"/>
-          <w:rFonts w:ascii="Liberation Mono" w:hAnsi="Liberation Mono"/>
-          <w:sz w:val="16"/>
-        </w:rPr>
-        <w:t xml:space="preserve"> polyDistributionMap</w:t>
-      </w:r>
-      <w:r>
-        <w:rPr>
-          <w:rStyle w:val="OperatorTok"/>
-          <w:rFonts w:ascii="Liberation Mono" w:hAnsi="Liberation Mono"/>
-          <w:sz w:val="16"/>
-        </w:rPr>
-        <w:t xml:space="preserve">&amp;)</w:t>
+        </w:rPr>
+        <w:t xml:space="preserve"> src/planarFvMeshTopoChangers</w:t>
+      </w:r>
+      <w:r>
+        <w:br/>
+      </w:r>
+      <w:r>
+        <w:rPr>
+          <w:rStyle w:val="ExtensionTok"/>
+        </w:rPr>
+        <w:t xml:space="preserve">./Allwmake</w:t>
       </w:r>
     </w:p>
     <w:p>
@@ -2814,27 +3507,58 @@
         <w:pStyle w:val="FirstParagraph"/>
       </w:pPr>
       <w:r>
-        <w:t xml:space="preserve">The callback is intentionally metadata-free apart from diagnostic logging.</w:t>
-      </w:r>
-    </w:p>
-    <w:bookmarkEnd w:id="28"/>
-    <w:bookmarkEnd w:id="29"/>
-    <w:bookmarkStart w:id="32" w:name="independent-build"/>
+        <w:t xml:space="preserve">Both paths build:</w:t>
+      </w:r>
+    </w:p>
+    <w:p>
+      <w:pPr>
+        <w:pStyle w:val="SourceCode"/>
+      </w:pPr>
+      <w:r>
+        <w:rPr>
+          <w:rStyle w:val="VerbatimChar"/>
+        </w:rPr>
+        <w:t xml:space="preserve">$FOAM_USER_LIBBIN/libplanarFvMeshTopoChangers.so</w:t>
+      </w:r>
+    </w:p>
+    <w:p>
+      <w:pPr>
+        <w:pStyle w:val="FirstParagraph"/>
+      </w:pPr>
+      <w:r>
+        <w:t xml:space="preserve">The library links only against OpenFOAM mesh/topology/finite-volume libraries; it does not link against</w:t>
+      </w:r>
+      <w:r>
+        <w:t xml:space="preserve"> </w:t>
+      </w:r>
+      <w:r>
+        <w:rPr>
+          <w:rStyle w:val="VerbatimChar"/>
+        </w:rPr>
+        <w:t xml:space="preserve">libdetonationFluidSolver.so</w:t>
+      </w:r>
+      <w:r>
+        <w:t xml:space="preserve">.</w:t>
+      </w:r>
+    </w:p>
+    <w:bookmarkEnd w:id="33"/>
+    <w:bookmarkEnd w:id="34"/>
+    <w:bookmarkStart w:id="35" w:name="Xd706acca9a132db76f28830f72b276dd6a15b78"/>
     <w:p>
       <w:pPr>
         <w:pStyle w:val="Heading1"/>
       </w:pPr>
       <w:r>
-        <w:t xml:space="preserve">4. Independent build</w:t>
-      </w:r>
-    </w:p>
-    <w:bookmarkStart w:id="30" w:name="from-the-release-root"/>
-    <w:p>
-      <w:pPr>
-        <w:pStyle w:val="Heading2"/>
-      </w:pPr>
-      <w:r>
-        <w:t xml:space="preserve">4.1 From the release root</w:t>
+        <w:t xml:space="preserve">5. Basic</w:t>
+      </w:r>
+      <w:r>
+        <w:t xml:space="preserve"> </w:t>
+      </w:r>
+      <w:r>
+        <w:rPr>
+          <w:rStyle w:val="VerbatimChar"/>
+        </w:rPr>
+        <w:t xml:space="preserve">dynamicMeshDict</w:t>
       </w:r>
     </w:p>
     <w:p>
@@ -2842,7 +3566,7 @@
         <w:pStyle w:val="FirstParagraph"/>
       </w:pPr>
       <w:r>
-        <w:t xml:space="preserve">Source OpenFOAM Foundation 14 and run:</w:t>
+        <w:t xml:space="preserve">A representative reversible slab configuration is:</w:t>
       </w:r>
     </w:p>
     <w:p>
@@ -2851,418 +3575,223 @@
       </w:pPr>
       <w:r>
         <w:rPr>
-          <w:rStyle w:val="ExtensionTok"/>
-          <w:rFonts w:ascii="Liberation Mono" w:hAnsi="Liberation Mono"/>
-          <w:sz w:val="16"/>
-        </w:rPr>
-        <w:t xml:space="preserve">./AllwmakeAMR</w:t>
-      </w:r>
-    </w:p>
-    <w:p>
-      <w:pPr>
-        <w:pStyle w:val="FirstParagraph"/>
-      </w:pPr>
-      <w:r>
-        <w:t xml:space="preserve">The detonation solver is not compiled by this command.</w:t>
-      </w:r>
-    </w:p>
-    <w:bookmarkEnd w:id="30"/>
-    <w:bookmarkStart w:id="31" w:name="directly-from-the-source-directory"/>
-    <w:p>
-      <w:pPr>
-        <w:pStyle w:val="Heading2"/>
-      </w:pPr>
-      <w:r>
-        <w:t xml:space="preserve">4.2 Directly from the source directory</w:t>
-      </w:r>
-    </w:p>
-    <w:p>
-      <w:pPr>
-        <w:pStyle w:val="SourceCode"/>
-      </w:pPr>
-      <w:r>
-        <w:rPr>
-          <w:rStyle w:val="BuiltInTok"/>
-          <w:rFonts w:ascii="Liberation Mono" w:hAnsi="Liberation Mono"/>
-          <w:sz w:val="16"/>
-        </w:rPr>
-        <w:t xml:space="preserve">cd</w:t>
-      </w:r>
-      <w:r>
-        <w:rPr>
-          <w:rStyle w:val="NormalTok"/>
-          <w:rFonts w:ascii="Liberation Mono" w:hAnsi="Liberation Mono"/>
-          <w:sz w:val="16"/>
-        </w:rPr>
-        <w:t xml:space="preserve"> src/planarFvMeshTopoChangers</w:t>
-      </w:r>
-      <w:r>
-        <w:rPr>
-          <w:rFonts w:ascii="Liberation Mono" w:hAnsi="Liberation Mono"/>
-          <w:sz w:val="16"/>
-        </w:rPr>
+          <w:rStyle w:val="VerbatimChar"/>
+        </w:rPr>
+        <w:t xml:space="preserve">FoamFile</w:t>
+      </w:r>
+      <w:r>
         <w:br/>
       </w:r>
       <w:r>
         <w:rPr>
-          <w:rStyle w:val="ExtensionTok"/>
-          <w:rFonts w:ascii="Liberation Mono" w:hAnsi="Liberation Mono"/>
-          <w:sz w:val="16"/>
-        </w:rPr>
-        <w:t xml:space="preserve">./Allwmake</w:t>
-      </w:r>
-    </w:p>
-    <w:p>
-      <w:pPr>
-        <w:pStyle w:val="FirstParagraph"/>
-      </w:pPr>
-      <w:r>
-        <w:t xml:space="preserve">Both paths build:</w:t>
-      </w:r>
-    </w:p>
-    <w:p>
-      <w:pPr>
-        <w:pStyle w:val="SourceCode"/>
-      </w:pPr>
-      <w:r>
-        <w:rPr>
-          <w:rStyle w:val="VerbatimChar"/>
-          <w:rFonts w:ascii="Liberation Mono" w:hAnsi="Liberation Mono"/>
-          <w:sz w:val="16"/>
-        </w:rPr>
-        <w:t xml:space="preserve">$FOAM_USER_LIBBIN/libplanarFvMeshTopoChangers.so</w:t>
-      </w:r>
-    </w:p>
-    <w:p>
-      <w:pPr>
-        <w:pStyle w:val="FirstParagraph"/>
-      </w:pPr>
-      <w:r>
-        <w:t xml:space="preserve">The library links only against OpenFOAM mesh/topology/finite-volume libraries; it does not link against</w:t>
-      </w:r>
-      <w:r>
-        <w:t xml:space="preserve"> </w:t>
-      </w:r>
-      <w:r>
-        <w:rPr>
-          <w:rStyle w:val="VerbatimChar"/>
-          <w:rFonts w:ascii="Liberation Mono" w:hAnsi="Liberation Mono"/>
-          <w:sz w:val="17"/>
-        </w:rPr>
-        <w:t xml:space="preserve">libdetonationFluidSolver.so</w:t>
-      </w:r>
-      <w:r>
-        <w:t xml:space="preserve">.</w:t>
-      </w:r>
-    </w:p>
-    <w:bookmarkEnd w:id="31"/>
-    <w:bookmarkEnd w:id="32"/>
-    <w:bookmarkStart w:id="33" w:name="basic-dynamicmeshdict"/>
-    <w:p>
-      <w:pPr>
-        <w:pStyle w:val="Heading1"/>
-      </w:pPr>
-      <w:r>
-        <w:t xml:space="preserve">5. Basic</w:t>
-      </w:r>
-      <w:r>
-        <w:t xml:space="preserve"> </w:t>
-      </w:r>
-      <w:r>
-        <w:rPr>
-          <w:rStyle w:val="VerbatimChar"/>
-          <w:rFonts w:ascii="Liberation Mono" w:hAnsi="Liberation Mono"/>
-          <w:sz w:val="17"/>
-        </w:rPr>
-        <w:t xml:space="preserve">dynamicMeshDict</w:t>
-      </w:r>
-    </w:p>
-    <w:p>
-      <w:pPr>
-        <w:pStyle w:val="FirstParagraph"/>
-      </w:pPr>
-      <w:r>
-        <w:t xml:space="preserve">A localized slab example is:</w:t>
-      </w:r>
-    </w:p>
-    <w:p>
-      <w:pPr>
-        <w:pStyle w:val="SourceCode"/>
-      </w:pPr>
-      <w:r>
-        <w:rPr>
-          <w:rStyle w:val="VerbatimChar"/>
-          <w:rFonts w:ascii="Liberation Mono" w:hAnsi="Liberation Mono"/>
-          <w:sz w:val="16"/>
-        </w:rPr>
-        <w:t xml:space="preserve">FoamFile</w:t>
-      </w:r>
-      <w:r>
-        <w:rPr>
-          <w:rFonts w:ascii="Liberation Mono" w:hAnsi="Liberation Mono"/>
-          <w:sz w:val="16"/>
-        </w:rPr>
+          <w:rStyle w:val="VerbatimChar"/>
+        </w:rPr>
+        <w:t xml:space="preserve">{</w:t>
+      </w:r>
+      <w:r>
         <w:br/>
       </w:r>
       <w:r>
         <w:rPr>
           <w:rStyle w:val="VerbatimChar"/>
-          <w:rFonts w:ascii="Liberation Mono" w:hAnsi="Liberation Mono"/>
-          <w:sz w:val="16"/>
+        </w:rPr>
+        <w:t xml:space="preserve">    format  ascii;</w:t>
+      </w:r>
+      <w:r>
+        <w:br/>
+      </w:r>
+      <w:r>
+        <w:rPr>
+          <w:rStyle w:val="VerbatimChar"/>
+        </w:rPr>
+        <w:t xml:space="preserve">    class   dictionary;</w:t>
+      </w:r>
+      <w:r>
+        <w:br/>
+      </w:r>
+      <w:r>
+        <w:rPr>
+          <w:rStyle w:val="VerbatimChar"/>
+        </w:rPr>
+        <w:t xml:space="preserve">    object  dynamicMeshDict;</w:t>
+      </w:r>
+      <w:r>
+        <w:br/>
+      </w:r>
+      <w:r>
+        <w:rPr>
+          <w:rStyle w:val="VerbatimChar"/>
+        </w:rPr>
+        <w:t xml:space="preserve">}</w:t>
+      </w:r>
+      <w:r>
+        <w:br/>
+      </w:r>
+      <w:r>
+        <w:br/>
+      </w:r>
+      <w:r>
+        <w:rPr>
+          <w:rStyle w:val="VerbatimChar"/>
+        </w:rPr>
+        <w:t xml:space="preserve">topoChanger</w:t>
+      </w:r>
+      <w:r>
+        <w:br/>
+      </w:r>
+      <w:r>
+        <w:rPr>
+          <w:rStyle w:val="VerbatimChar"/>
         </w:rPr>
         <w:t xml:space="preserve">{</w:t>
       </w:r>
       <w:r>
-        <w:rPr>
-          <w:rFonts w:ascii="Liberation Mono" w:hAnsi="Liberation Mono"/>
-          <w:sz w:val="16"/>
-        </w:rPr>
         <w:br/>
       </w:r>
       <w:r>
         <w:rPr>
           <w:rStyle w:val="VerbatimChar"/>
-          <w:rFonts w:ascii="Liberation Mono" w:hAnsi="Liberation Mono"/>
-          <w:sz w:val="16"/>
-        </w:rPr>
-        <w:t xml:space="preserve">    format  ascii;</w:t>
-      </w:r>
-      <w:r>
-        <w:rPr>
-          <w:rFonts w:ascii="Liberation Mono" w:hAnsi="Liberation Mono"/>
-          <w:sz w:val="16"/>
-        </w:rPr>
+        </w:rPr>
+        <w:t xml:space="preserve">    type                         planarRefiner;</w:t>
+      </w:r>
+      <w:r>
         <w:br/>
       </w:r>
       <w:r>
         <w:rPr>
           <w:rStyle w:val="VerbatimChar"/>
-          <w:rFonts w:ascii="Liberation Mono" w:hAnsi="Liberation Mono"/>
-          <w:sz w:val="16"/>
-        </w:rPr>
-        <w:t xml:space="preserve">    class   dictionary;</w:t>
-      </w:r>
-      <w:r>
-        <w:rPr>
-          <w:rFonts w:ascii="Liberation Mono" w:hAnsi="Liberation Mono"/>
-          <w:sz w:val="16"/>
-        </w:rPr>
+        </w:rPr>
+        <w:t xml:space="preserve">    libs                         ("libplanarFvMeshTopoChangers.so");</w:t>
+      </w:r>
+      <w:r>
         <w:br/>
       </w:r>
       <w:r>
-        <w:rPr>
-          <w:rStyle w:val="VerbatimChar"/>
-          <w:rFonts w:ascii="Liberation Mono" w:hAnsi="Liberation Mono"/>
-          <w:sz w:val="16"/>
-        </w:rPr>
-        <w:t xml:space="preserve">    object  dynamicMeshDict;</w:t>
-      </w:r>
-      <w:r>
-        <w:rPr>
-          <w:rFonts w:ascii="Liberation Mono" w:hAnsi="Liberation Mono"/>
-          <w:sz w:val="16"/>
-        </w:rPr>
         <w:br/>
       </w:r>
       <w:r>
         <w:rPr>
           <w:rStyle w:val="VerbatimChar"/>
-          <w:rFonts w:ascii="Liberation Mono" w:hAnsi="Liberation Mono"/>
-          <w:sz w:val="16"/>
-        </w:rPr>
-        <w:t xml:space="preserve">}</w:t>
-      </w:r>
-      <w:r>
-        <w:rPr>
-          <w:rFonts w:ascii="Liberation Mono" w:hAnsi="Liberation Mono"/>
-          <w:sz w:val="16"/>
-        </w:rPr>
+        </w:rPr>
+        <w:t xml:space="preserve">    geometry                     slab;</w:t>
+      </w:r>
+      <w:r>
         <w:br/>
       </w:r>
       <w:r>
         <w:rPr>
-          <w:rFonts w:ascii="Liberation Mono" w:hAnsi="Liberation Mono"/>
-          <w:sz w:val="16"/>
-        </w:rPr>
+          <w:rStyle w:val="VerbatimChar"/>
+        </w:rPr>
+        <w:t xml:space="preserve">    refineInterval               1;</w:t>
+      </w:r>
+      <w:r>
         <w:br/>
       </w:r>
       <w:r>
         <w:rPr>
           <w:rStyle w:val="VerbatimChar"/>
-          <w:rFonts w:ascii="Liberation Mono" w:hAnsi="Liberation Mono"/>
-          <w:sz w:val="16"/>
-        </w:rPr>
-        <w:t xml:space="preserve">topoChanger</w:t>
-      </w:r>
-      <w:r>
-        <w:rPr>
-          <w:rFonts w:ascii="Liberation Mono" w:hAnsi="Liberation Mono"/>
-          <w:sz w:val="16"/>
-        </w:rPr>
+        </w:rPr>
+        <w:t xml:space="preserve">    field                        T;</w:t>
+      </w:r>
+      <w:r>
         <w:br/>
       </w:r>
       <w:r>
         <w:rPr>
           <w:rStyle w:val="VerbatimChar"/>
-          <w:rFonts w:ascii="Liberation Mono" w:hAnsi="Liberation Mono"/>
-          <w:sz w:val="16"/>
-        </w:rPr>
-        <w:t xml:space="preserve">{</w:t>
-      </w:r>
-      <w:r>
-        <w:rPr>
-          <w:rFonts w:ascii="Liberation Mono" w:hAnsi="Liberation Mono"/>
-          <w:sz w:val="16"/>
-        </w:rPr>
+        </w:rPr>
+        <w:t xml:space="preserve">    lowerRefineLevel             800;</w:t>
+      </w:r>
+      <w:r>
         <w:br/>
       </w:r>
       <w:r>
         <w:rPr>
           <w:rStyle w:val="VerbatimChar"/>
-          <w:rFonts w:ascii="Liberation Mono" w:hAnsi="Liberation Mono"/>
-          <w:sz w:val="16"/>
-        </w:rPr>
-        <w:t xml:space="preserve">    type                    planarRefiner;</w:t>
-      </w:r>
-      <w:r>
-        <w:rPr>
-          <w:rFonts w:ascii="Liberation Mono" w:hAnsi="Liberation Mono"/>
-          <w:sz w:val="16"/>
-        </w:rPr>
+        </w:rPr>
+        <w:t xml:space="preserve">    upperRefineLevel             4900;</w:t>
+      </w:r>
+      <w:r>
         <w:br/>
       </w:r>
       <w:r>
         <w:rPr>
           <w:rStyle w:val="VerbatimChar"/>
-          <w:rFonts w:ascii="Liberation Mono" w:hAnsi="Liberation Mono"/>
-          <w:sz w:val="16"/>
-        </w:rPr>
-        <w:t xml:space="preserve">    libs                    ("libplanarFvMeshTopoChangers.so");</w:t>
-      </w:r>
-      <w:r>
-        <w:rPr>
-          <w:rFonts w:ascii="Liberation Mono" w:hAnsi="Liberation Mono"/>
-          <w:sz w:val="16"/>
-        </w:rPr>
+        </w:rPr>
+        <w:t xml:space="preserve">    maxCells                     200000;</w:t>
+      </w:r>
+      <w:r>
         <w:br/>
       </w:r>
       <w:r>
         <w:rPr>
-          <w:rFonts w:ascii="Liberation Mono" w:hAnsi="Liberation Mono"/>
-          <w:sz w:val="16"/>
-        </w:rPr>
+          <w:rStyle w:val="VerbatimChar"/>
+        </w:rPr>
+        <w:t xml:space="preserve">    maxRefinementIterations      1;</w:t>
+      </w:r>
+      <w:r>
         <w:br/>
       </w:r>
       <w:r>
-        <w:rPr>
-          <w:rStyle w:val="VerbatimChar"/>
-          <w:rFonts w:ascii="Liberation Mono" w:hAnsi="Liberation Mono"/>
-          <w:sz w:val="16"/>
-        </w:rPr>
-        <w:t xml:space="preserve">    geometry                slab;</w:t>
-      </w:r>
-      <w:r>
-        <w:rPr>
-          <w:rFonts w:ascii="Liberation Mono" w:hAnsi="Liberation Mono"/>
-          <w:sz w:val="16"/>
-        </w:rPr>
         <w:br/>
       </w:r>
       <w:r>
         <w:rPr>
           <w:rStyle w:val="VerbatimChar"/>
-          <w:rFonts w:ascii="Liberation Mono" w:hAnsi="Liberation Mono"/>
-          <w:sz w:val="16"/>
-        </w:rPr>
-        <w:t xml:space="preserve">    refineInterval          1;</w:t>
-      </w:r>
-      <w:r>
-        <w:rPr>
-          <w:rFonts w:ascii="Liberation Mono" w:hAnsi="Liberation Mono"/>
-          <w:sz w:val="16"/>
-        </w:rPr>
+        </w:rPr>
+        <w:t xml:space="preserve">    automaticUnrefinement        true;</w:t>
+      </w:r>
+      <w:r>
         <w:br/>
       </w:r>
       <w:r>
         <w:rPr>
           <w:rStyle w:val="VerbatimChar"/>
-          <w:rFonts w:ascii="Liberation Mono" w:hAnsi="Liberation Mono"/>
-          <w:sz w:val="16"/>
-        </w:rPr>
-        <w:t xml:space="preserve">    field                   T;</w:t>
-      </w:r>
-      <w:r>
-        <w:rPr>
-          <w:rFonts w:ascii="Liberation Mono" w:hAnsi="Liberation Mono"/>
-          <w:sz w:val="16"/>
-        </w:rPr>
+        </w:rPr>
+        <w:t xml:space="preserve">    unrefineInterval             1;</w:t>
+      </w:r>
+      <w:r>
         <w:br/>
       </w:r>
       <w:r>
         <w:rPr>
           <w:rStyle w:val="VerbatimChar"/>
-          <w:rFonts w:ascii="Liberation Mono" w:hAnsi="Liberation Mono"/>
-          <w:sz w:val="16"/>
-        </w:rPr>
-        <w:t xml:space="preserve">    lowerRefineLevel        800;</w:t>
-      </w:r>
-      <w:r>
-        <w:rPr>
-          <w:rFonts w:ascii="Liberation Mono" w:hAnsi="Liberation Mono"/>
-          <w:sz w:val="16"/>
-        </w:rPr>
+        </w:rPr>
+        <w:t xml:space="preserve">    lowerUnrefineLevel           700;</w:t>
+      </w:r>
+      <w:r>
         <w:br/>
       </w:r>
       <w:r>
         <w:rPr>
           <w:rStyle w:val="VerbatimChar"/>
-          <w:rFonts w:ascii="Liberation Mono" w:hAnsi="Liberation Mono"/>
-          <w:sz w:val="16"/>
-        </w:rPr>
-        <w:t xml:space="preserve">    upperRefineLevel        4900;</w:t>
-      </w:r>
-      <w:r>
-        <w:rPr>
-          <w:rFonts w:ascii="Liberation Mono" w:hAnsi="Liberation Mono"/>
-          <w:sz w:val="16"/>
-        </w:rPr>
+        </w:rPr>
+        <w:t xml:space="preserve">    upperUnrefineLevel           5000;</w:t>
+      </w:r>
+      <w:r>
         <w:br/>
       </w:r>
       <w:r>
         <w:rPr>
           <w:rStyle w:val="VerbatimChar"/>
-          <w:rFonts w:ascii="Liberation Mono" w:hAnsi="Liberation Mono"/>
-          <w:sz w:val="16"/>
-        </w:rPr>
-        <w:t xml:space="preserve">    maxCells                200000;</w:t>
-      </w:r>
-      <w:r>
-        <w:rPr>
-          <w:rFonts w:ascii="Liberation Mono" w:hAnsi="Liberation Mono"/>
-          <w:sz w:val="16"/>
-        </w:rPr>
+        </w:rPr>
+        <w:t xml:space="preserve">    maxRefinementLevel           1;</w:t>
+      </w:r>
+      <w:r>
         <w:br/>
       </w:r>
       <w:r>
         <w:rPr>
           <w:rStyle w:val="VerbatimChar"/>
-          <w:rFonts w:ascii="Liberation Mono" w:hAnsi="Liberation Mono"/>
-          <w:sz w:val="16"/>
-        </w:rPr>
-        <w:t xml:space="preserve">    maxRefinementIterations 1;</w:t>
-      </w:r>
-      <w:r>
-        <w:rPr>
-          <w:rFonts w:ascii="Liberation Mono" w:hAnsi="Liberation Mono"/>
-          <w:sz w:val="16"/>
-        </w:rPr>
+        </w:rPr>
+        <w:t xml:space="preserve">    maxUnrefinementPassesPerUpdate 2;</w:t>
+      </w:r>
+      <w:r>
         <w:br/>
       </w:r>
       <w:r>
         <w:rPr>
           <w:rStyle w:val="VerbatimChar"/>
-          <w:rFonts w:ascii="Liberation Mono" w:hAnsi="Liberation Mono"/>
-          <w:sz w:val="16"/>
         </w:rPr>
         <w:t xml:space="preserve">}</w:t>
       </w:r>
@@ -3278,9 +3807,8 @@
     <w:tbl>
       <w:tblPr>
         <w:tblStyle w:val="Table"/>
-        <w:tblW w:type="pct" w:w="5000"/>
+        <w:tblW w:type="auto" w:w="0"/>
         <w:jc w:val="left"/>
-        <w:tblLayout w:type="autofit"/>
         <w:tblLook w:firstRow="1" w:lastRow="0" w:firstColumn="0" w:lastColumn="0" w:noHBand="0" w:noVBand="0" w:val="0020"/>
       </w:tblPr>
       <w:tblGrid>
@@ -3290,6 +3818,7 @@
       <w:tr>
         <w:trPr>
           <w:tblHeader w:val="on"/>
+          <w:tblHeader w:val="true"/>
         </w:trPr>
         <w:tc>
           <w:tcPr/>
@@ -3299,11 +3828,6 @@
               <w:jc w:val="left"/>
             </w:pPr>
             <w:r>
-              <w:rPr>
-                <w:rFonts w:ascii="Liberation Sans" w:hAnsi="Liberation Sans"/>
-                <w:b/>
-                <w:sz w:val="16"/>
-              </w:rPr>
               <w:t xml:space="preserve">Entry</w:t>
             </w:r>
           </w:p>
@@ -3316,11 +3840,6 @@
               <w:jc w:val="left"/>
             </w:pPr>
             <w:r>
-              <w:rPr>
-                <w:rFonts w:ascii="Liberation Sans" w:hAnsi="Liberation Sans"/>
-                <w:b/>
-                <w:sz w:val="16"/>
-              </w:rPr>
               <w:t xml:space="preserve">Meaning</w:t>
             </w:r>
           </w:p>
@@ -3337,8 +3856,6 @@
             <w:r>
               <w:rPr>
                 <w:rStyle w:val="VerbatimChar"/>
-                <w:rFonts w:ascii="Liberation Mono" w:hAnsi="Liberation Mono"/>
-                <w:sz w:val="17"/>
               </w:rPr>
               <w:t xml:space="preserve">type</w:t>
             </w:r>
@@ -3352,24 +3869,14 @@
               <w:jc w:val="left"/>
             </w:pPr>
             <w:r>
-              <w:rPr>
-                <w:rFonts w:ascii="Liberation Sans" w:hAnsi="Liberation Sans"/>
-                <w:sz w:val="16"/>
-              </w:rPr>
               <w:t xml:space="preserve">must be</w:t>
             </w:r>
             <w:r>
-              <w:rPr>
-                <w:rFonts w:ascii="Liberation Sans" w:hAnsi="Liberation Sans"/>
-                <w:sz w:val="16"/>
-              </w:rPr>
               <w:t xml:space="preserve"> </w:t>
             </w:r>
             <w:r>
               <w:rPr>
                 <w:rStyle w:val="VerbatimChar"/>
-                <w:rFonts w:ascii="Liberation Mono" w:hAnsi="Liberation Mono"/>
-                <w:sz w:val="17"/>
               </w:rPr>
               <w:t xml:space="preserve">planarRefiner</w:t>
             </w:r>
@@ -3387,8 +3894,6 @@
             <w:r>
               <w:rPr>
                 <w:rStyle w:val="VerbatimChar"/>
-                <w:rFonts w:ascii="Liberation Mono" w:hAnsi="Liberation Mono"/>
-                <w:sz w:val="17"/>
               </w:rPr>
               <w:t xml:space="preserve">libs</w:t>
             </w:r>
@@ -3402,24 +3907,14 @@
               <w:jc w:val="left"/>
             </w:pPr>
             <w:r>
-              <w:rPr>
-                <w:rFonts w:ascii="Liberation Sans" w:hAnsi="Liberation Sans"/>
-                <w:sz w:val="16"/>
-              </w:rPr>
               <w:t xml:space="preserve">loads</w:t>
             </w:r>
             <w:r>
-              <w:rPr>
-                <w:rFonts w:ascii="Liberation Sans" w:hAnsi="Liberation Sans"/>
-                <w:sz w:val="16"/>
-              </w:rPr>
               <w:t xml:space="preserve"> </w:t>
             </w:r>
             <w:r>
               <w:rPr>
                 <w:rStyle w:val="VerbatimChar"/>
-                <w:rFonts w:ascii="Liberation Mono" w:hAnsi="Liberation Mono"/>
-                <w:sz w:val="17"/>
               </w:rPr>
               <w:t xml:space="preserve">libplanarFvMeshTopoChangers.so</w:t>
             </w:r>
@@ -3437,8 +3932,6 @@
             <w:r>
               <w:rPr>
                 <w:rStyle w:val="VerbatimChar"/>
-                <w:rFonts w:ascii="Liberation Mono" w:hAnsi="Liberation Mono"/>
-                <w:sz w:val="17"/>
               </w:rPr>
               <w:t xml:space="preserve">geometry</w:t>
             </w:r>
@@ -3454,52 +3947,30 @@
             <w:r>
               <w:rPr>
                 <w:rStyle w:val="VerbatimChar"/>
-                <w:rFonts w:ascii="Liberation Mono" w:hAnsi="Liberation Mono"/>
-                <w:sz w:val="17"/>
               </w:rPr>
               <w:t xml:space="preserve">auto</w:t>
             </w:r>
             <w:r>
-              <w:rPr>
-                <w:rFonts w:ascii="Liberation Sans" w:hAnsi="Liberation Sans"/>
-                <w:sz w:val="16"/>
-              </w:rPr>
               <w:t xml:space="preserve">,</w:t>
             </w:r>
             <w:r>
-              <w:rPr>
-                <w:rFonts w:ascii="Liberation Sans" w:hAnsi="Liberation Sans"/>
-                <w:sz w:val="16"/>
-              </w:rPr>
               <w:t xml:space="preserve"> </w:t>
             </w:r>
             <w:r>
               <w:rPr>
                 <w:rStyle w:val="VerbatimChar"/>
-                <w:rFonts w:ascii="Liberation Mono" w:hAnsi="Liberation Mono"/>
-                <w:sz w:val="17"/>
               </w:rPr>
               <w:t xml:space="preserve">slab</w:t>
             </w:r>
             <w:r>
-              <w:rPr>
-                <w:rFonts w:ascii="Liberation Sans" w:hAnsi="Liberation Sans"/>
-                <w:sz w:val="16"/>
-              </w:rPr>
               <w:t xml:space="preserve">, or</w:t>
             </w:r>
             <w:r>
-              <w:rPr>
-                <w:rFonts w:ascii="Liberation Sans" w:hAnsi="Liberation Sans"/>
-                <w:sz w:val="16"/>
-              </w:rPr>
               <w:t xml:space="preserve"> </w:t>
             </w:r>
             <w:r>
               <w:rPr>
                 <w:rStyle w:val="VerbatimChar"/>
-                <w:rFonts w:ascii="Liberation Mono" w:hAnsi="Liberation Mono"/>
-                <w:sz w:val="17"/>
               </w:rPr>
               <w:t xml:space="preserve">wedge</w:t>
             </w:r>
@@ -3517,8 +3988,6 @@
             <w:r>
               <w:rPr>
                 <w:rStyle w:val="VerbatimChar"/>
-                <w:rFonts w:ascii="Liberation Mono" w:hAnsi="Liberation Mono"/>
-                <w:sz w:val="17"/>
               </w:rPr>
               <w:t xml:space="preserve">refineInterval</w:t>
             </w:r>
@@ -3532,10 +4001,6 @@
               <w:jc w:val="left"/>
             </w:pPr>
             <w:r>
-              <w:rPr>
-                <w:rFonts w:ascii="Liberation Sans" w:hAnsi="Liberation Sans"/>
-                <w:sz w:val="16"/>
-              </w:rPr>
               <w:t xml:space="preserve">attempt refinement every N time indices; must be &gt;= 1</w:t>
             </w:r>
           </w:p>
@@ -3552,8 +4017,6 @@
             <w:r>
               <w:rPr>
                 <w:rStyle w:val="VerbatimChar"/>
-                <w:rFonts w:ascii="Liberation Mono" w:hAnsi="Liberation Mono"/>
-                <w:sz w:val="17"/>
               </w:rPr>
               <w:t xml:space="preserve">field</w:t>
             </w:r>
@@ -3567,10 +4030,6 @@
               <w:jc w:val="left"/>
             </w:pPr>
             <w:r>
-              <w:rPr>
-                <w:rFonts w:ascii="Liberation Sans" w:hAnsi="Liberation Sans"/>
-                <w:sz w:val="16"/>
-              </w:rPr>
               <w:t xml:space="preserve">registered scalar field used for selection</w:t>
             </w:r>
           </w:p>
@@ -3587,8 +4046,6 @@
             <w:r>
               <w:rPr>
                 <w:rStyle w:val="VerbatimChar"/>
-                <w:rFonts w:ascii="Liberation Mono" w:hAnsi="Liberation Mono"/>
-                <w:sz w:val="17"/>
               </w:rPr>
               <w:t xml:space="preserve">lowerRefineLevel</w:t>
             </w:r>
@@ -3602,11 +4059,7 @@
               <w:jc w:val="left"/>
             </w:pPr>
             <w:r>
-              <w:rPr>
-                <w:rFonts w:ascii="Liberation Sans" w:hAnsi="Liberation Sans"/>
-                <w:sz w:val="16"/>
-              </w:rPr>
-              <w:t xml:space="preserve">inclusive lower selection threshold</w:t>
+              <w:t xml:space="preserve">inclusive lower refinement threshold</w:t>
             </w:r>
           </w:p>
         </w:tc>
@@ -3622,8 +4075,6 @@
             <w:r>
               <w:rPr>
                 <w:rStyle w:val="VerbatimChar"/>
-                <w:rFonts w:ascii="Liberation Mono" w:hAnsi="Liberation Mono"/>
-                <w:sz w:val="17"/>
               </w:rPr>
               <w:t xml:space="preserve">upperRefineLevel</w:t>
             </w:r>
@@ -3637,11 +4088,7 @@
               <w:jc w:val="left"/>
             </w:pPr>
             <w:r>
-              <w:rPr>
-                <w:rFonts w:ascii="Liberation Sans" w:hAnsi="Liberation Sans"/>
-                <w:sz w:val="16"/>
-              </w:rPr>
-              <w:t xml:space="preserve">inclusive upper selection threshold</w:t>
+              <w:t xml:space="preserve">inclusive upper refinement threshold</w:t>
             </w:r>
           </w:p>
         </w:tc>
@@ -3657,8 +4104,6 @@
             <w:r>
               <w:rPr>
                 <w:rStyle w:val="VerbatimChar"/>
-                <w:rFonts w:ascii="Liberation Mono" w:hAnsi="Liberation Mono"/>
-                <w:sz w:val="17"/>
               </w:rPr>
               <w:t xml:space="preserve">maxCells</w:t>
             </w:r>
@@ -3672,11 +4117,7 @@
               <w:jc w:val="left"/>
             </w:pPr>
             <w:r>
-              <w:rPr>
-                <w:rFonts w:ascii="Liberation Sans" w:hAnsi="Liberation Sans"/>
-                <w:sz w:val="16"/>
-              </w:rPr>
-              <w:t xml:space="preserve">global hard cap; refinement is skipped if the exact growth bound would exceed it</w:t>
+              <w:t xml:space="preserve">global hard cap</w:t>
             </w:r>
           </w:p>
         </w:tc>
@@ -3692,8 +4133,6 @@
             <w:r>
               <w:rPr>
                 <w:rStyle w:val="VerbatimChar"/>
-                <w:rFonts w:ascii="Liberation Mono" w:hAnsi="Liberation Mono"/>
-                <w:sz w:val="17"/>
               </w:rPr>
               <w:t xml:space="preserve">maxRefinementIterations</w:t>
             </w:r>
@@ -3707,18 +4146,260 @@
               <w:jc w:val="left"/>
             </w:pPr>
             <w:r>
+              <w:t xml:space="preserve">global successful-refinement cap when automatic unrefinement is off; default 1</w:t>
+            </w:r>
+          </w:p>
+        </w:tc>
+      </w:tr>
+      <w:tr>
+        <w:tc>
+          <w:tcPr/>
+          <w:p>
+            <w:pPr>
+              <w:pStyle w:val="Compact"/>
+              <w:jc w:val="left"/>
+            </w:pPr>
+            <w:r>
               <w:rPr>
-                <w:rFonts w:ascii="Liberation Sans" w:hAnsi="Liberation Sans"/>
-                <w:sz w:val="16"/>
+                <w:rStyle w:val="VerbatimChar"/>
               </w:rPr>
-              <w:t xml:space="preserve">maximum number of successful planar refinement iterations; default 1</w:t>
+              <w:t xml:space="preserve">automaticUnrefinement</w:t>
+            </w:r>
+          </w:p>
+        </w:tc>
+        <w:tc>
+          <w:tcPr/>
+          <w:p>
+            <w:pPr>
+              <w:pStyle w:val="Compact"/>
+              <w:jc w:val="left"/>
+            </w:pPr>
+            <w:r>
+              <w:t xml:space="preserve">enable reversible automatic coarsening; default</w:t>
+            </w:r>
+            <w:r>
+              <w:t xml:space="preserve"> </w:t>
+            </w:r>
+            <w:r>
+              <w:rPr>
+                <w:rStyle w:val="VerbatimChar"/>
+              </w:rPr>
+              <w:t xml:space="preserve">false</w:t>
+            </w:r>
+          </w:p>
+        </w:tc>
+      </w:tr>
+      <w:tr>
+        <w:tc>
+          <w:tcPr/>
+          <w:p>
+            <w:pPr>
+              <w:pStyle w:val="Compact"/>
+              <w:jc w:val="left"/>
+            </w:pPr>
+            <w:r>
+              <w:rPr>
+                <w:rStyle w:val="VerbatimChar"/>
+              </w:rPr>
+              <w:t xml:space="preserve">unrefineInterval</w:t>
+            </w:r>
+          </w:p>
+        </w:tc>
+        <w:tc>
+          <w:tcPr/>
+          <w:p>
+            <w:pPr>
+              <w:pStyle w:val="Compact"/>
+              <w:jc w:val="left"/>
+            </w:pPr>
+            <w:r>
+              <w:t xml:space="preserve">attempt coarsening every N time indices; defaults to</w:t>
+            </w:r>
+            <w:r>
+              <w:t xml:space="preserve"> </w:t>
+            </w:r>
+            <w:r>
+              <w:rPr>
+                <w:rStyle w:val="VerbatimChar"/>
+              </w:rPr>
+              <w:t xml:space="preserve">refineInterval</w:t>
+            </w:r>
+          </w:p>
+        </w:tc>
+      </w:tr>
+      <w:tr>
+        <w:tc>
+          <w:tcPr/>
+          <w:p>
+            <w:pPr>
+              <w:pStyle w:val="Compact"/>
+              <w:jc w:val="left"/>
+            </w:pPr>
+            <w:r>
+              <w:rPr>
+                <w:rStyle w:val="VerbatimChar"/>
+              </w:rPr>
+              <w:t xml:space="preserve">lowerUnrefineLevel</w:t>
+            </w:r>
+          </w:p>
+        </w:tc>
+        <w:tc>
+          <w:tcPr/>
+          <w:p>
+            <w:pPr>
+              <w:pStyle w:val="Compact"/>
+              <w:jc w:val="left"/>
+            </w:pPr>
+            <w:r>
+              <w:t xml:space="preserve">low-side coarsening threshold; must be &lt;=</w:t>
+            </w:r>
+            <w:r>
+              <w:t xml:space="preserve"> </w:t>
+            </w:r>
+            <w:r>
+              <w:rPr>
+                <w:rStyle w:val="VerbatimChar"/>
+              </w:rPr>
+              <w:t xml:space="preserve">lowerRefineLevel</w:t>
+            </w:r>
+          </w:p>
+        </w:tc>
+      </w:tr>
+      <w:tr>
+        <w:tc>
+          <w:tcPr/>
+          <w:p>
+            <w:pPr>
+              <w:pStyle w:val="Compact"/>
+              <w:jc w:val="left"/>
+            </w:pPr>
+            <w:r>
+              <w:rPr>
+                <w:rStyle w:val="VerbatimChar"/>
+              </w:rPr>
+              <w:t xml:space="preserve">upperUnrefineLevel</w:t>
+            </w:r>
+          </w:p>
+        </w:tc>
+        <w:tc>
+          <w:tcPr/>
+          <w:p>
+            <w:pPr>
+              <w:pStyle w:val="Compact"/>
+              <w:jc w:val="left"/>
+            </w:pPr>
+            <w:r>
+              <w:t xml:space="preserve">high-side coarsening threshold; must be &gt;=</w:t>
+            </w:r>
+            <w:r>
+              <w:t xml:space="preserve"> </w:t>
+            </w:r>
+            <w:r>
+              <w:rPr>
+                <w:rStyle w:val="VerbatimChar"/>
+              </w:rPr>
+              <w:t xml:space="preserve">upperRefineLevel</w:t>
+            </w:r>
+          </w:p>
+        </w:tc>
+      </w:tr>
+      <w:tr>
+        <w:tc>
+          <w:tcPr/>
+          <w:p>
+            <w:pPr>
+              <w:pStyle w:val="Compact"/>
+              <w:jc w:val="left"/>
+            </w:pPr>
+            <w:r>
+              <w:rPr>
+                <w:rStyle w:val="VerbatimChar"/>
+              </w:rPr>
+              <w:t xml:space="preserve">maxRefinementLevel</w:t>
+            </w:r>
+          </w:p>
+        </w:tc>
+        <w:tc>
+          <w:tcPr/>
+          <w:p>
+            <w:pPr>
+              <w:pStyle w:val="Compact"/>
+              <w:jc w:val="left"/>
+            </w:pPr>
+            <w:r>
+              <w:t xml:space="preserve">maximum repeated planar levels in reversible mode; default follows</w:t>
+            </w:r>
+            <w:r>
+              <w:t xml:space="preserve"> </w:t>
+            </w:r>
+            <w:r>
+              <w:rPr>
+                <w:rStyle w:val="VerbatimChar"/>
+              </w:rPr>
+              <w:t xml:space="preserve">maxRefinementIterations</w:t>
+            </w:r>
+          </w:p>
+        </w:tc>
+      </w:tr>
+      <w:tr>
+        <w:tc>
+          <w:tcPr/>
+          <w:p>
+            <w:pPr>
+              <w:pStyle w:val="Compact"/>
+              <w:jc w:val="left"/>
+            </w:pPr>
+            <w:r>
+              <w:rPr>
+                <w:rStyle w:val="VerbatimChar"/>
+              </w:rPr>
+              <w:t xml:space="preserve">maxUnrefinementPassesPerUpdate</w:t>
+            </w:r>
+          </w:p>
+        </w:tc>
+        <w:tc>
+          <w:tcPr/>
+          <w:p>
+            <w:pPr>
+              <w:pStyle w:val="Compact"/>
+              <w:jc w:val="left"/>
+            </w:pPr>
+            <w:r>
+              <w:t xml:space="preserve">maximum binary undo passes per update; default 2</w:t>
             </w:r>
           </w:p>
         </w:tc>
       </w:tr>
     </w:tbl>
-    <w:bookmarkEnd w:id="33"/>
-    <w:bookmarkStart w:id="37" w:name="slabempty-usage"/>
+    <w:p>
+      <w:pPr>
+        <w:pStyle w:val="BodyText"/>
+      </w:pPr>
+      <w:r>
+        <w:t xml:space="preserve">For refinement-only behavior, omit the reversible entries or set:</w:t>
+      </w:r>
+    </w:p>
+    <w:p>
+      <w:pPr>
+        <w:pStyle w:val="SourceCode"/>
+      </w:pPr>
+      <w:r>
+        <w:rPr>
+          <w:rStyle w:val="VerbatimChar"/>
+        </w:rPr>
+        <w:t xml:space="preserve">automaticUnrefinement false;</w:t>
+      </w:r>
+    </w:p>
+    <w:p>
+      <w:pPr>
+        <w:pStyle w:val="FirstParagraph"/>
+      </w:pPr>
+      <w:r>
+        <w:t xml:space="preserve">Start reversible operation from the base/unrefined mesh. Version 1.1.0 cannot adopt ancestry for refinement that already exists when automatic unrefinement is first enabled.</w:t>
+      </w:r>
+    </w:p>
+    <w:bookmarkEnd w:id="35"/>
+    <w:bookmarkStart w:id="40" w:name="X10eecfe35ea45a94d8079ec00cb36c7ad4d79d2"/>
     <w:p>
       <w:pPr>
         <w:pStyle w:val="Heading1"/>
@@ -3729,8 +4410,6 @@
       <w:r>
         <w:rPr>
           <w:rStyle w:val="VerbatimChar"/>
-          <w:rFonts w:ascii="Liberation Mono" w:hAnsi="Liberation Mono"/>
-          <w:sz w:val="17"/>
         </w:rPr>
         <w:t xml:space="preserve">empty</w:t>
       </w:r>
@@ -3741,7 +4420,7 @@
         <w:t xml:space="preserve">usage</w:t>
       </w:r>
     </w:p>
-    <w:bookmarkStart w:id="34" w:name="mesh-requirement"/>
+    <w:bookmarkStart w:id="36" w:name="Xda5310ec52145d94bc8bf4ab22b35db5376bdd5"/>
     <w:p>
       <w:pPr>
         <w:pStyle w:val="Heading2"/>
@@ -3763,8 +4442,6 @@
       <w:r>
         <w:rPr>
           <w:rStyle w:val="VerbatimChar"/>
-          <w:rFonts w:ascii="Liberation Mono" w:hAnsi="Liberation Mono"/>
-          <w:sz w:val="17"/>
         </w:rPr>
         <w:t xml:space="preserve">empty</w:t>
       </w:r>
@@ -3780,8 +4457,6 @@
       <w:r>
         <w:rPr>
           <w:rStyle w:val="VerbatimChar"/>
-          <w:rFonts w:ascii="Liberation Mono" w:hAnsi="Liberation Mono"/>
-          <w:sz w:val="17"/>
         </w:rPr>
         <w:t xml:space="preserve">planarRefiner</w:t>
       </w:r>
@@ -3792,8 +4467,8 @@
         <w:t xml:space="preserve">validates this rather than accepting a thin 3-D mesh as a substitute.</w:t>
       </w:r>
     </w:p>
-    <w:bookmarkEnd w:id="34"/>
-    <w:bookmarkStart w:id="35" w:name="uniform-one-level-smoke"/>
+    <w:bookmarkEnd w:id="36"/>
+    <w:bookmarkStart w:id="37" w:name="Xd77307e1c1fb8307cf0c58abeac7f662fbfb01c"/>
     <w:p>
       <w:pPr>
         <w:pStyle w:val="Heading2"/>
@@ -3817,53 +4492,33 @@
       <w:r>
         <w:rPr>
           <w:rStyle w:val="VerbatimChar"/>
-          <w:rFonts w:ascii="Liberation Mono" w:hAnsi="Liberation Mono"/>
-          <w:sz w:val="16"/>
         </w:rPr>
         <w:t xml:space="preserve">field                   T;</w:t>
       </w:r>
       <w:r>
-        <w:rPr>
-          <w:rFonts w:ascii="Liberation Mono" w:hAnsi="Liberation Mono"/>
-          <w:sz w:val="16"/>
-        </w:rPr>
         <w:br/>
       </w:r>
       <w:r>
         <w:rPr>
           <w:rStyle w:val="VerbatimChar"/>
-          <w:rFonts w:ascii="Liberation Mono" w:hAnsi="Liberation Mono"/>
-          <w:sz w:val="16"/>
         </w:rPr>
         <w:t xml:space="preserve">lowerRefineLevel        0;</w:t>
       </w:r>
       <w:r>
-        <w:rPr>
-          <w:rFonts w:ascii="Liberation Mono" w:hAnsi="Liberation Mono"/>
-          <w:sz w:val="16"/>
-        </w:rPr>
         <w:br/>
       </w:r>
       <w:r>
         <w:rPr>
           <w:rStyle w:val="VerbatimChar"/>
-          <w:rFonts w:ascii="Liberation Mono" w:hAnsi="Liberation Mono"/>
-          <w:sz w:val="16"/>
         </w:rPr>
         <w:t xml:space="preserve">upperRefineLevel        10000;</w:t>
       </w:r>
       <w:r>
-        <w:rPr>
-          <w:rFonts w:ascii="Liberation Mono" w:hAnsi="Liberation Mono"/>
-          <w:sz w:val="16"/>
-        </w:rPr>
         <w:br/>
       </w:r>
       <w:r>
         <w:rPr>
           <w:rStyle w:val="VerbatimChar"/>
-          <w:rFonts w:ascii="Liberation Mono" w:hAnsi="Liberation Mono"/>
-          <w:sz w:val="16"/>
         </w:rPr>
         <w:t xml:space="preserve">maxRefinementIterations 1;</w:t>
       </w:r>
@@ -3881,8 +4536,6 @@
       <w:r>
         <w:rPr>
           <w:rStyle w:val="VerbatimChar"/>
-          <w:rFonts w:ascii="Liberation Mono" w:hAnsi="Liberation Mono"/>
-          <w:sz w:val="17"/>
         </w:rPr>
         <w:t xml:space="preserve">checkMesh</w:t>
       </w:r>
@@ -3893,8 +4546,8 @@
         <w:t xml:space="preserve">success.</w:t>
       </w:r>
     </w:p>
-    <w:bookmarkEnd w:id="35"/>
-    <w:bookmarkStart w:id="36" w:name="localized-refinement"/>
+    <w:bookmarkEnd w:id="37"/>
+    <w:bookmarkStart w:id="38" w:name="X8b8ab35114152d49a1d15e32fcf725ffef46338"/>
     <w:p>
       <w:pPr>
         <w:pStyle w:val="Heading2"/>
@@ -4121,9 +4774,100 @@
         <w:t xml:space="preserve">Therefore a localized planar case should be judged by topology/geometry quality and field conservation, not by requiring every transition cell to remain a perfect hexahedron.</w:t>
       </w:r>
     </w:p>
-    <w:bookmarkEnd w:id="36"/>
-    <w:bookmarkEnd w:id="37"/>
-    <w:bookmarkStart w:id="40" w:name="wedgeaxisymmetric-usage"/>
+    <w:bookmarkEnd w:id="38"/>
+    <w:bookmarkStart w:id="39" w:name="Xdf53407c44cbae7ce8c27c0cf53ca5b0d016593"/>
+    <w:p>
+      <w:pPr>
+        <w:pStyle w:val="Heading2"/>
+      </w:pPr>
+      <w:r>
+        <w:t xml:space="preserve">6.4 Qualified reversible slab cycles</w:t>
+      </w:r>
+    </w:p>
+    <w:p>
+      <w:pPr>
+        <w:pStyle w:val="FirstParagraph"/>
+      </w:pPr>
+      <w:r>
+        <w:t xml:space="preserve">The v1.1.0 runtime gate exercised two full refine/unrefine cycles rather than a single coarsening event.</w:t>
+      </w:r>
+    </w:p>
+    <w:p>
+      <w:pPr>
+        <w:pStyle w:val="BodyText"/>
+      </w:pPr>
+      <w:r>
+        <w:t xml:space="preserve">Uniform slab:</w:t>
+      </w:r>
+    </w:p>
+    <w:p>
+      <w:pPr>
+        <w:pStyle w:val="SourceCode"/>
+      </w:pPr>
+      <w:r>
+        <w:rPr>
+          <w:rStyle w:val="VerbatimChar"/>
+        </w:rPr>
+        <w:t xml:space="preserve">1200 -&gt; 4800 -&gt; 1200 -&gt; 4800 -&gt; 1200</w:t>
+      </w:r>
+    </w:p>
+    <w:p>
+      <w:pPr>
+        <w:pStyle w:val="FirstParagraph"/>
+      </w:pPr>
+      <w:r>
+        <w:t xml:space="preserve">Localized slab:</w:t>
+      </w:r>
+    </w:p>
+    <w:p>
+      <w:pPr>
+        <w:pStyle w:val="SourceCode"/>
+      </w:pPr>
+      <w:r>
+        <w:rPr>
+          <w:rStyle w:val="VerbatimChar"/>
+        </w:rPr>
+        <w:t xml:space="preserve">1200 -&gt; 2352 -&gt; 1200 -&gt; 2352 -&gt; 1200</w:t>
+      </w:r>
+    </w:p>
+    <w:p>
+      <w:pPr>
+        <w:pStyle w:val="FirstParagraph"/>
+      </w:pPr>
+      <w:r>
+        <w:t xml:space="preserve">All serial topology states passed their</w:t>
+      </w:r>
+      <w:r>
+        <w:t xml:space="preserve"> </w:t>
+      </w:r>
+      <w:r>
+        <w:rPr>
+          <w:rStyle w:val="VerbatimChar"/>
+        </w:rPr>
+        <w:t xml:space="preserve">checkMesh</w:t>
+      </w:r>
+      <w:r>
+        <w:t xml:space="preserve"> </w:t>
+      </w:r>
+      <w:r>
+        <w:t xml:space="preserve">gates. The volume/uniform/tracer integral checks remained within relative tolerance</w:t>
+      </w:r>
+      <w:r>
+        <w:t xml:space="preserve"> </w:t>
+      </w:r>
+      <w:r>
+        <w:rPr>
+          <w:rStyle w:val="VerbatimChar"/>
+        </w:rPr>
+        <w:t xml:space="preserve">2e-10</w:t>
+      </w:r>
+      <w:r>
+        <w:t xml:space="preserve">.</w:t>
+      </w:r>
+    </w:p>
+    <w:bookmarkEnd w:id="39"/>
+    <w:bookmarkEnd w:id="40"/>
+    <w:bookmarkStart w:id="43" w:name="X57d877e3fd674edd6710be0f4b7724ae3285851"/>
     <w:p>
       <w:pPr>
         <w:pStyle w:val="Heading1"/>
@@ -4132,7 +4876,7 @@
         <w:t xml:space="preserve">7. Wedge/axisymmetric usage</w:t>
       </w:r>
     </w:p>
-    <w:bookmarkStart w:id="38" w:name="geometry"/>
+    <w:bookmarkStart w:id="41" w:name="Xdc7c9d05b2954b0a2c2f7d08cd3367290973521"/>
     <w:p>
       <w:pPr>
         <w:pStyle w:val="Heading2"/>
@@ -4154,8 +4898,6 @@
       <w:r>
         <w:rPr>
           <w:rStyle w:val="VerbatimChar"/>
-          <w:rFonts w:ascii="Liberation Mono" w:hAnsi="Liberation Mono"/>
-          <w:sz w:val="17"/>
         </w:rPr>
         <w:t xml:space="preserve">wedge</w:t>
       </w:r>
@@ -4173,8 +4915,6 @@
       <w:r>
         <w:rPr>
           <w:rStyle w:val="VerbatimChar"/>
-          <w:rFonts w:ascii="Liberation Mono" w:hAnsi="Liberation Mono"/>
-          <w:sz w:val="16"/>
         </w:rPr>
         <w:t xml:space="preserve">geometry wedge;</w:t>
       </w:r>
@@ -4192,8 +4932,6 @@
       <w:r>
         <w:rPr>
           <w:rStyle w:val="VerbatimChar"/>
-          <w:rFonts w:ascii="Liberation Mono" w:hAnsi="Liberation Mono"/>
-          <w:sz w:val="17"/>
         </w:rPr>
         <w:t xml:space="preserve">geometry auto;</w:t>
       </w:r>
@@ -4211,8 +4949,6 @@
       <w:r>
         <w:rPr>
           <w:rStyle w:val="VerbatimChar"/>
-          <w:rFonts w:ascii="Liberation Mono" w:hAnsi="Liberation Mono"/>
-          <w:sz w:val="17"/>
         </w:rPr>
         <w:t xml:space="preserve">planarRefiner</w:t>
       </w:r>
@@ -4220,11 +4956,11 @@
         <w:t xml:space="preserve"> </w:t>
       </w:r>
       <w:r>
-        <w:t xml:space="preserve">identifies the inactive geometric direction from OpenFOAM’s geometric-dimension information and refines the two active directions only. The normal OpenFOAM topology-change correction preserves the wedge constraint.</w:t>
-      </w:r>
-    </w:p>
-    <w:bookmarkEnd w:id="38"/>
-    <w:bookmarkStart w:id="39" w:name="qualified-portability-case"/>
+        <w:t xml:space="preserve">identifies the inactive geometric direction from OpenFOAM's geometric-dimension information and refines the two active directions only. The normal OpenFOAM topology-change correction preserves the wedge constraint.</w:t>
+      </w:r>
+    </w:p>
+    <w:bookmarkEnd w:id="41"/>
+    <w:bookmarkStart w:id="42" w:name="X77a5f7871fb8dd296c96a24bdbc6f27d3a512bc"/>
     <w:p>
       <w:pPr>
         <w:pStyle w:val="Heading2"/>
@@ -4246,8 +4982,6 @@
       <w:r>
         <w:rPr>
           <w:rStyle w:val="VerbatimChar"/>
-          <w:rFonts w:ascii="Liberation Mono" w:hAnsi="Liberation Mono"/>
-          <w:sz w:val="17"/>
         </w:rPr>
         <w:t xml:space="preserve">incompressibleFluid</w:t>
       </w:r>
@@ -4263,8 +4997,6 @@
       <w:r>
         <w:rPr>
           <w:rStyle w:val="VerbatimChar"/>
-          <w:rFonts w:ascii="Liberation Mono" w:hAnsi="Liberation Mono"/>
-          <w:sz w:val="17"/>
         </w:rPr>
         <w:t xml:space="preserve">foamRun</w:t>
       </w:r>
@@ -4349,8 +5081,6 @@
       <w:r>
         <w:rPr>
           <w:rStyle w:val="VerbatimChar"/>
-          <w:rFonts w:ascii="Liberation Mono" w:hAnsi="Liberation Mono"/>
-          <w:sz w:val="17"/>
         </w:rPr>
         <w:t xml:space="preserve">checkMesh</w:t>
       </w:r>
@@ -4363,8 +5093,6 @@
       <w:r>
         <w:rPr>
           <w:rStyle w:val="VerbatimChar"/>
-          <w:rFonts w:ascii="Liberation Mono" w:hAnsi="Liberation Mono"/>
-          <w:sz w:val="17"/>
         </w:rPr>
         <w:t xml:space="preserve">Mesh OK.</w:t>
       </w:r>
@@ -4377,16 +5105,33 @@
         <w:pStyle w:val="FirstParagraph"/>
       </w:pPr>
       <w:r>
-        <w:t xml:space="preserve">This demonstrates that</w:t>
-      </w:r>
-      <w:r>
-        <w:t xml:space="preserve"> </w:t>
-      </w:r>
-      <w:r>
-        <w:rPr>
-          <w:rStyle w:val="VerbatimChar"/>
-          <w:rFonts w:ascii="Liberation Mono" w:hAnsi="Liberation Mono"/>
-          <w:sz w:val="17"/>
+        <w:t xml:space="preserve">Version 1.1.0 additionally exercised the reversible wedge cycle:</w:t>
+      </w:r>
+    </w:p>
+    <w:p>
+      <w:pPr>
+        <w:pStyle w:val="SourceCode"/>
+      </w:pPr>
+      <w:r>
+        <w:rPr>
+          <w:rStyle w:val="VerbatimChar"/>
+        </w:rPr>
+        <w:t xml:space="preserve">1600 -&gt; 6400 -&gt; 1600 -&gt; 6400 -&gt; 1600</w:t>
+      </w:r>
+    </w:p>
+    <w:p>
+      <w:pPr>
+        <w:pStyle w:val="FirstParagraph"/>
+      </w:pPr>
+      <w:r>
+        <w:t xml:space="preserve">with the same compact conservation tolerance used for the slab gates. These tests demonstrate that</w:t>
+      </w:r>
+      <w:r>
+        <w:t xml:space="preserve"> </w:t>
+      </w:r>
+      <w:r>
+        <w:rPr>
+          <w:rStyle w:val="VerbatimChar"/>
         </w:rPr>
         <w:t xml:space="preserve">planarRefiner</w:t>
       </w:r>
@@ -4394,27 +5139,27 @@
         <w:t xml:space="preserve"> </w:t>
       </w:r>
       <w:r>
-        <w:t xml:space="preserve">is not detonation-specific.</w:t>
-      </w:r>
-    </w:p>
-    <w:bookmarkEnd w:id="39"/>
-    <w:bookmarkEnd w:id="40"/>
-    <w:bookmarkStart w:id="44" w:name="native-load-balancing"/>
+        <w:t xml:space="preserve">is not detonation-specific and that reversible coarsening is not limited to slab geometry.</w:t>
+      </w:r>
+    </w:p>
+    <w:bookmarkEnd w:id="42"/>
+    <w:bookmarkEnd w:id="43"/>
+    <w:bookmarkStart w:id="46" w:name="Xecafdf28c8948ab20929d365b7404591c10ae15"/>
     <w:p>
       <w:pPr>
         <w:pStyle w:val="Heading1"/>
       </w:pPr>
       <w:r>
-        <w:t xml:space="preserve">8. Native load balancing</w:t>
-      </w:r>
-    </w:p>
-    <w:bookmarkStart w:id="41" w:name="distributor-block"/>
+        <w:t xml:space="preserve">8. MPI and native load balancing</w:t>
+      </w:r>
+    </w:p>
+    <w:bookmarkStart w:id="44" w:name="Xe0ee1d7a7cbe40afa791447a0c32e9afd92565e"/>
     <w:p>
       <w:pPr>
         <w:pStyle w:val="Heading2"/>
       </w:pPr>
       <w:r>
-        <w:t xml:space="preserve">8.1 Distributor block</w:t>
+        <w:t xml:space="preserve">8.1 Refinement-only mode</w:t>
       </w:r>
     </w:p>
     <w:p>
@@ -4422,10 +5167,26 @@
         <w:pStyle w:val="FirstParagraph"/>
       </w:pPr>
       <w:r>
-        <w:rPr>
-          <w:rStyle w:val="VerbatimChar"/>
-          <w:rFonts w:ascii="Liberation Mono" w:hAnsi="Liberation Mono"/>
-          <w:sz w:val="17"/>
+        <w:t xml:space="preserve">With</w:t>
+      </w:r>
+      <w:r>
+        <w:t xml:space="preserve"> </w:t>
+      </w:r>
+      <w:r>
+        <w:rPr>
+          <w:rStyle w:val="VerbatimChar"/>
+        </w:rPr>
+        <w:t xml:space="preserve">automaticUnrefinement false</w:t>
+      </w:r>
+      <w:r>
+        <w:t xml:space="preserve">,</w:t>
+      </w:r>
+      <w:r>
+        <w:t xml:space="preserve"> </w:t>
+      </w:r>
+      <w:r>
+        <w:rPr>
+          <w:rStyle w:val="VerbatimChar"/>
         </w:rPr>
         <w:t xml:space="preserve">planarRefiner</w:t>
       </w:r>
@@ -4433,7 +5194,7 @@
         <w:t xml:space="preserve"> </w:t>
       </w:r>
       <w:r>
-        <w:t xml:space="preserve">can coexist with OpenFOAM’s native runtime load balancer:</w:t>
+        <w:t xml:space="preserve">can coexist with OpenFOAM's native runtime load balancer:</w:t>
       </w:r>
     </w:p>
     <w:p>
@@ -4443,125 +5204,176 @@
       <w:r>
         <w:rPr>
           <w:rStyle w:val="VerbatimChar"/>
-          <w:rFonts w:ascii="Liberation Mono" w:hAnsi="Liberation Mono"/>
-          <w:sz w:val="16"/>
         </w:rPr>
         <w:t xml:space="preserve">distributor</w:t>
       </w:r>
       <w:r>
-        <w:rPr>
-          <w:rFonts w:ascii="Liberation Mono" w:hAnsi="Liberation Mono"/>
-          <w:sz w:val="16"/>
-        </w:rPr>
         <w:br/>
       </w:r>
       <w:r>
         <w:rPr>
           <w:rStyle w:val="VerbatimChar"/>
-          <w:rFonts w:ascii="Liberation Mono" w:hAnsi="Liberation Mono"/>
-          <w:sz w:val="16"/>
         </w:rPr>
         <w:t xml:space="preserve">{</w:t>
       </w:r>
       <w:r>
-        <w:rPr>
-          <w:rFonts w:ascii="Liberation Mono" w:hAnsi="Liberation Mono"/>
-          <w:sz w:val="16"/>
-        </w:rPr>
         <w:br/>
       </w:r>
       <w:r>
         <w:rPr>
           <w:rStyle w:val="VerbatimChar"/>
-          <w:rFonts w:ascii="Liberation Mono" w:hAnsi="Liberation Mono"/>
-          <w:sz w:val="16"/>
         </w:rPr>
         <w:t xml:space="preserve">    type                    loadBalancer;</w:t>
       </w:r>
       <w:r>
-        <w:rPr>
-          <w:rFonts w:ascii="Liberation Mono" w:hAnsi="Liberation Mono"/>
-          <w:sz w:val="16"/>
-        </w:rPr>
         <w:br/>
       </w:r>
       <w:r>
         <w:rPr>
           <w:rStyle w:val="VerbatimChar"/>
-          <w:rFonts w:ascii="Liberation Mono" w:hAnsi="Liberation Mono"/>
-          <w:sz w:val="16"/>
         </w:rPr>
         <w:t xml:space="preserve">    libs                    ("libfvMeshDistributors.so");</w:t>
       </w:r>
       <w:r>
-        <w:rPr>
-          <w:rFonts w:ascii="Liberation Mono" w:hAnsi="Liberation Mono"/>
-          <w:sz w:val="16"/>
-        </w:rPr>
         <w:br/>
       </w:r>
       <w:r>
         <w:rPr>
           <w:rStyle w:val="VerbatimChar"/>
-          <w:rFonts w:ascii="Liberation Mono" w:hAnsi="Liberation Mono"/>
-          <w:sz w:val="16"/>
         </w:rPr>
         <w:t xml:space="preserve">    redistributionInterval  2;</w:t>
       </w:r>
       <w:r>
-        <w:rPr>
-          <w:rFonts w:ascii="Liberation Mono" w:hAnsi="Liberation Mono"/>
-          <w:sz w:val="16"/>
-        </w:rPr>
         <w:br/>
       </w:r>
       <w:r>
         <w:rPr>
           <w:rStyle w:val="VerbatimChar"/>
-          <w:rFonts w:ascii="Liberation Mono" w:hAnsi="Liberation Mono"/>
-          <w:sz w:val="16"/>
         </w:rPr>
         <w:t xml:space="preserve">    maxImbalance            0;</w:t>
       </w:r>
       <w:r>
-        <w:rPr>
-          <w:rFonts w:ascii="Liberation Mono" w:hAnsi="Liberation Mono"/>
-          <w:sz w:val="16"/>
-        </w:rPr>
         <w:br/>
       </w:r>
       <w:r>
         <w:rPr>
           <w:rStyle w:val="VerbatimChar"/>
-          <w:rFonts w:ascii="Liberation Mono" w:hAnsi="Liberation Mono"/>
-          <w:sz w:val="16"/>
         </w:rPr>
         <w:t xml:space="preserve">    multiConstraint         false;</w:t>
       </w:r>
       <w:r>
-        <w:rPr>
-          <w:rFonts w:ascii="Liberation Mono" w:hAnsi="Liberation Mono"/>
-          <w:sz w:val="16"/>
-        </w:rPr>
         <w:br/>
       </w:r>
       <w:r>
         <w:rPr>
           <w:rStyle w:val="VerbatimChar"/>
-          <w:rFonts w:ascii="Liberation Mono" w:hAnsi="Liberation Mono"/>
-          <w:sz w:val="16"/>
         </w:rPr>
         <w:t xml:space="preserve">}</w:t>
       </w:r>
     </w:p>
-    <w:bookmarkEnd w:id="41"/>
-    <w:bookmarkStart w:id="42" w:name="runtime-decomposition-method"/>
+    <w:p>
+      <w:pPr>
+        <w:pStyle w:val="FirstParagraph"/>
+      </w:pPr>
+      <w:r>
+        <w:t xml:space="preserve">The load balancer reads the active</w:t>
+      </w:r>
+      <w:r>
+        <w:t xml:space="preserve"> </w:t>
+      </w:r>
+      <w:r>
+        <w:rPr>
+          <w:rStyle w:val="VerbatimChar"/>
+        </w:rPr>
+        <w:t xml:space="preserve">system/decomposeParDict</w:t>
+      </w:r>
+      <w:r>
+        <w:t xml:space="preserve">. For Scotch:</w:t>
+      </w:r>
+    </w:p>
+    <w:p>
+      <w:pPr>
+        <w:pStyle w:val="SourceCode"/>
+      </w:pPr>
+      <w:r>
+        <w:rPr>
+          <w:rStyle w:val="VerbatimChar"/>
+        </w:rPr>
+        <w:t xml:space="preserve">numberOfSubdomains 2;</w:t>
+      </w:r>
+      <w:r>
+        <w:br/>
+      </w:r>
+      <w:r>
+        <w:rPr>
+          <w:rStyle w:val="VerbatimChar"/>
+        </w:rPr>
+        <w:t xml:space="preserve">method scotch;</w:t>
+      </w:r>
+    </w:p>
+    <w:p>
+      <w:pPr>
+        <w:pStyle w:val="FirstParagraph"/>
+      </w:pPr>
+      <w:r>
+        <w:t xml:space="preserve">A genuinely exercised run should show messages such as:</w:t>
+      </w:r>
+    </w:p>
+    <w:p>
+      <w:pPr>
+        <w:pStyle w:val="SourceCode"/>
+      </w:pPr>
+      <w:r>
+        <w:rPr>
+          <w:rStyle w:val="VerbatimChar"/>
+        </w:rPr>
+        <w:t xml:space="preserve">Selecting fvMeshDistributor loadBalancer</w:t>
+      </w:r>
+      <w:r>
+        <w:br/>
+      </w:r>
+      <w:r>
+        <w:rPr>
+          <w:rStyle w:val="VerbatimChar"/>
+        </w:rPr>
+        <w:t xml:space="preserve">Selecting distributor scotch</w:t>
+      </w:r>
+      <w:r>
+        <w:br/>
+      </w:r>
+      <w:r>
+        <w:rPr>
+          <w:rStyle w:val="VerbatimChar"/>
+        </w:rPr>
+        <w:t xml:space="preserve">Imbalance of load ...</w:t>
+      </w:r>
+      <w:r>
+        <w:br/>
+      </w:r>
+      <w:r>
+        <w:rPr>
+          <w:rStyle w:val="VerbatimChar"/>
+        </w:rPr>
+        <w:t xml:space="preserve">Redistributing mesh</w:t>
+      </w:r>
+      <w:r>
+        <w:br/>
+      </w:r>
+      <w:r>
+        <w:rPr>
+          <w:rStyle w:val="VerbatimChar"/>
+        </w:rPr>
+        <w:t xml:space="preserve">planarRefiner: received native mesh-distribution callback</w:t>
+      </w:r>
+    </w:p>
+    <w:bookmarkEnd w:id="44"/>
+    <w:bookmarkStart w:id="45" w:name="Xad1cb45e37d5dc417063661513547fb8810f794"/>
     <w:p>
       <w:pPr>
         <w:pStyle w:val="Heading2"/>
       </w:pPr>
       <w:r>
-        <w:t xml:space="preserve">8.2 Runtime decomposition method</w:t>
+        <w:t xml:space="preserve">8.2 Reversible mode</w:t>
       </w:r>
     </w:p>
     <w:p>
@@ -4569,49 +5381,93 @@
         <w:pStyle w:val="FirstParagraph"/>
       </w:pPr>
       <w:r>
-        <w:t xml:space="preserve">The load balancer reads the active</w:t>
-      </w:r>
-      <w:r>
-        <w:t xml:space="preserve"> </w:t>
-      </w:r>
-      <w:r>
-        <w:rPr>
-          <w:rStyle w:val="VerbatimChar"/>
-          <w:rFonts w:ascii="Liberation Mono" w:hAnsi="Liberation Mono"/>
-          <w:sz w:val="17"/>
-        </w:rPr>
-        <w:t xml:space="preserve">system/decomposeParDict</w:t>
-      </w:r>
-      <w:r>
-        <w:t xml:space="preserve">. For Scotch:</w:t>
-      </w:r>
-    </w:p>
-    <w:p>
-      <w:pPr>
-        <w:pStyle w:val="SourceCode"/>
-      </w:pPr>
-      <w:r>
-        <w:rPr>
-          <w:rStyle w:val="VerbatimChar"/>
-          <w:rFonts w:ascii="Liberation Mono" w:hAnsi="Liberation Mono"/>
-          <w:sz w:val="16"/>
-        </w:rPr>
-        <w:t xml:space="preserve">numberOfSubdomains 2;</w:t>
-      </w:r>
-      <w:r>
-        <w:rPr>
-          <w:rFonts w:ascii="Liberation Mono" w:hAnsi="Liberation Mono"/>
-          <w:sz w:val="16"/>
-        </w:rPr>
-        <w:br/>
-      </w:r>
-      <w:r>
-        <w:rPr>
-          <w:rStyle w:val="VerbatimChar"/>
-          <w:rFonts w:ascii="Liberation Mono" w:hAnsi="Liberation Mono"/>
-          <w:sz w:val="16"/>
-        </w:rPr>
-        <w:t xml:space="preserve">method scotch;</w:t>
+        <w:t xml:space="preserve">With</w:t>
+      </w:r>
+      <w:r>
+        <w:t xml:space="preserve"> </w:t>
+      </w:r>
+      <w:r>
+        <w:rPr>
+          <w:rStyle w:val="VerbatimChar"/>
+        </w:rPr>
+        <w:t xml:space="preserve">automaticUnrefinement true</w:t>
+      </w:r>
+      <w:r>
+        <w:t xml:space="preserve">, fixed decomposition is supported and MPI2 was qualified.</w:t>
+      </w:r>
+      <w:r>
+        <w:t xml:space="preserve"> </w:t>
+      </w:r>
+      <w:r>
+        <w:rPr>
+          <w:b/>
+          <w:bCs/>
+        </w:rPr>
+        <w:t xml:space="preserve">Runtime redistribution/load balancing is refused</w:t>
+      </w:r>
+      <w:r>
+        <w:t xml:space="preserve"> </w:t>
+      </w:r>
+      <w:r>
+        <w:t xml:space="preserve">while reversible split ancestry is active. This is an intentional correctness restriction: the current component does not distribute the</w:t>
+      </w:r>
+      <w:r>
+        <w:t xml:space="preserve"> </w:t>
+      </w:r>
+      <w:r>
+        <w:rPr>
+          <w:rStyle w:val="VerbatimChar"/>
+        </w:rPr>
+        <w:t xml:space="preserve">undoableMeshCutter</w:t>
+      </w:r>
+      <w:r>
+        <w:t xml:space="preserve"> </w:t>
+      </w:r>
+      <w:r>
+        <w:t xml:space="preserve">split tree.</w:t>
+      </w:r>
+    </w:p>
+    <w:p>
+      <w:pPr>
+        <w:pStyle w:val="BodyText"/>
+      </w:pPr>
+      <w:r>
+        <w:t xml:space="preserve">Do not combine a runtime</w:t>
+      </w:r>
+      <w:r>
+        <w:t xml:space="preserve"> </w:t>
+      </w:r>
+      <w:r>
+        <w:rPr>
+          <w:rStyle w:val="VerbatimChar"/>
+        </w:rPr>
+        <w:t xml:space="preserve">loadBalancer</w:t>
+      </w:r>
+      <w:r>
+        <w:t xml:space="preserve"> </w:t>
+      </w:r>
+      <w:r>
+        <w:t xml:space="preserve">with active reversible mode in v1.1.0. Use a fixed decomposition, or disable automatic unrefinement when runtime redistribution is required.</w:t>
+      </w:r>
+    </w:p>
+    <w:bookmarkEnd w:id="45"/>
+    <w:bookmarkEnd w:id="46"/>
+    <w:bookmarkStart w:id="49" w:name="X746acc21f2c19470ce88f3913475a29850d2991"/>
+    <w:p>
+      <w:pPr>
+        <w:pStyle w:val="Heading1"/>
+      </w:pPr>
+      <w:r>
+        <w:t xml:space="preserve">9. Restart behavior</w:t>
+      </w:r>
+    </w:p>
+    <w:bookmarkStart w:id="47" w:name="X865642b99a7ec546567d1e44cc7dc6a6868a9fc"/>
+    <w:p>
+      <w:pPr>
+        <w:pStyle w:val="Heading2"/>
+      </w:pPr>
+      <w:r>
+        <w:t xml:space="preserve">9.1 Refinement-only restart</w:t>
       </w:r>
     </w:p>
     <w:p>
@@ -4619,168 +5475,19 @@
         <w:pStyle w:val="FirstParagraph"/>
       </w:pPr>
       <w:r>
-        <w:t xml:space="preserve">If a deterministic</w:t>
-      </w:r>
-      <w:r>
-        <w:t xml:space="preserve"> </w:t>
-      </w:r>
-      <w:r>
-        <w:rPr>
-          <w:rStyle w:val="VerbatimChar"/>
-          <w:rFonts w:ascii="Liberation Mono" w:hAnsi="Liberation Mono"/>
-          <w:sz w:val="17"/>
-        </w:rPr>
-        <w:t xml:space="preserve">simple</w:t>
-      </w:r>
-      <w:r>
-        <w:t xml:space="preserve"> </w:t>
-      </w:r>
-      <w:r>
-        <w:t xml:space="preserve">initial decomposition is desired for testing, perform</w:t>
-      </w:r>
-      <w:r>
-        <w:t xml:space="preserve"> </w:t>
-      </w:r>
-      <w:r>
-        <w:rPr>
-          <w:rStyle w:val="VerbatimChar"/>
-          <w:rFonts w:ascii="Liberation Mono" w:hAnsi="Liberation Mono"/>
-          <w:sz w:val="17"/>
-        </w:rPr>
-        <w:t xml:space="preserve">decomposePar</w:t>
-      </w:r>
-      <w:r>
-        <w:t xml:space="preserve"> </w:t>
-      </w:r>
-      <w:r>
-        <w:t xml:space="preserve">with the simple dictionary first, then replace the active dictionary with the Scotch version before</w:t>
-      </w:r>
-      <w:r>
-        <w:t xml:space="preserve"> </w:t>
-      </w:r>
-      <w:r>
-        <w:rPr>
-          <w:rStyle w:val="VerbatimChar"/>
-          <w:rFonts w:ascii="Liberation Mono" w:hAnsi="Liberation Mono"/>
-          <w:sz w:val="17"/>
-        </w:rPr>
-        <w:t xml:space="preserve">foamRun</w:t>
-      </w:r>
-      <w:r>
-        <w:t xml:space="preserve"> </w:t>
-      </w:r>
-      <w:r>
-        <w:t xml:space="preserve">starts.</w:t>
-      </w:r>
-    </w:p>
-    <w:bookmarkEnd w:id="42"/>
-    <w:bookmarkStart w:id="43" w:name="what-to-look-for-in-logs"/>
-    <w:p>
-      <w:pPr>
-        <w:pStyle w:val="Heading2"/>
-      </w:pPr>
-      <w:r>
-        <w:t xml:space="preserve">8.3 What to look for in logs</w:t>
-      </w:r>
-    </w:p>
-    <w:p>
-      <w:pPr>
-        <w:pStyle w:val="FirstParagraph"/>
-      </w:pPr>
-      <w:r>
-        <w:t xml:space="preserve">A genuinely exercised native load-balancing run should show evidence such as:</w:t>
-      </w:r>
-    </w:p>
-    <w:p>
-      <w:pPr>
-        <w:pStyle w:val="SourceCode"/>
-      </w:pPr>
-      <w:r>
-        <w:rPr>
-          <w:rStyle w:val="VerbatimChar"/>
-          <w:rFonts w:ascii="Liberation Mono" w:hAnsi="Liberation Mono"/>
-          <w:sz w:val="16"/>
-        </w:rPr>
-        <w:t xml:space="preserve">Selecting fvMeshDistributor loadBalancer</w:t>
-      </w:r>
-      <w:r>
-        <w:rPr>
-          <w:rFonts w:ascii="Liberation Mono" w:hAnsi="Liberation Mono"/>
-          <w:sz w:val="16"/>
-        </w:rPr>
-        <w:br/>
-      </w:r>
-      <w:r>
-        <w:rPr>
-          <w:rStyle w:val="VerbatimChar"/>
-          <w:rFonts w:ascii="Liberation Mono" w:hAnsi="Liberation Mono"/>
-          <w:sz w:val="16"/>
-        </w:rPr>
-        <w:t xml:space="preserve">Selecting distributor scotch</w:t>
-      </w:r>
-      <w:r>
-        <w:rPr>
-          <w:rFonts w:ascii="Liberation Mono" w:hAnsi="Liberation Mono"/>
-          <w:sz w:val="16"/>
-        </w:rPr>
-        <w:br/>
-      </w:r>
-      <w:r>
-        <w:rPr>
-          <w:rStyle w:val="VerbatimChar"/>
-          <w:rFonts w:ascii="Liberation Mono" w:hAnsi="Liberation Mono"/>
-          <w:sz w:val="16"/>
-        </w:rPr>
-        <w:t xml:space="preserve">Imbalance of load ...</w:t>
-      </w:r>
-      <w:r>
-        <w:rPr>
-          <w:rFonts w:ascii="Liberation Mono" w:hAnsi="Liberation Mono"/>
-          <w:sz w:val="16"/>
-        </w:rPr>
-        <w:br/>
-      </w:r>
-      <w:r>
-        <w:rPr>
-          <w:rStyle w:val="VerbatimChar"/>
-          <w:rFonts w:ascii="Liberation Mono" w:hAnsi="Liberation Mono"/>
-          <w:sz w:val="16"/>
-        </w:rPr>
-        <w:t xml:space="preserve">Redistributing mesh</w:t>
-      </w:r>
-      <w:r>
-        <w:rPr>
-          <w:rFonts w:ascii="Liberation Mono" w:hAnsi="Liberation Mono"/>
-          <w:sz w:val="16"/>
-        </w:rPr>
-        <w:br/>
-      </w:r>
-      <w:r>
-        <w:rPr>
-          <w:rStyle w:val="VerbatimChar"/>
-          <w:rFonts w:ascii="Liberation Mono" w:hAnsi="Liberation Mono"/>
-          <w:sz w:val="16"/>
-        </w:rPr>
-        <w:t xml:space="preserve">planarRefiner: received native mesh-distribution callback</w:t>
-      </w:r>
-    </w:p>
-    <w:bookmarkEnd w:id="43"/>
-    <w:bookmarkEnd w:id="44"/>
-    <w:bookmarkStart w:id="45" w:name="restart-from-a-refineddistributed-mesh"/>
-    <w:p>
-      <w:pPr>
-        <w:pStyle w:val="Heading1"/>
-      </w:pPr>
-      <w:r>
-        <w:t xml:space="preserve">9. Restart from a refined/distributed mesh</w:t>
-      </w:r>
-    </w:p>
-    <w:p>
-      <w:pPr>
-        <w:pStyle w:val="FirstParagraph"/>
-      </w:pPr>
-      <w:r>
-        <w:t xml:space="preserve">The F3 restart qualification used a two-rank case that:</w:t>
+        <w:t xml:space="preserve">The original F3 restart qualification applies to</w:t>
+      </w:r>
+      <w:r>
+        <w:t xml:space="preserve"> </w:t>
+      </w:r>
+      <w:r>
+        <w:rPr>
+          <w:rStyle w:val="VerbatimChar"/>
+        </w:rPr>
+        <w:t xml:space="preserve">automaticUnrefinement false</w:t>
+      </w:r>
+      <w:r>
+        <w:t xml:space="preserve">. The two-rank case:</w:t>
       </w:r>
     </w:p>
     <w:p>
@@ -4836,8 +5543,6 @@
       <w:r>
         <w:rPr>
           <w:rStyle w:val="VerbatimChar"/>
-          <w:rFonts w:ascii="Liberation Mono" w:hAnsi="Liberation Mono"/>
-          <w:sz w:val="17"/>
         </w:rPr>
         <w:t xml:space="preserve">planarRefinerState</w:t>
       </w:r>
@@ -4862,8 +5567,6 @@
       <w:r>
         <w:rPr>
           <w:rStyle w:val="VerbatimChar"/>
-          <w:rFonts w:ascii="Liberation Mono" w:hAnsi="Liberation Mono"/>
-          <w:sz w:val="17"/>
         </w:rPr>
         <w:t xml:space="preserve">startFrom latestTime</w:t>
       </w:r>
@@ -4888,8 +5591,6 @@
       <w:r>
         <w:rPr>
           <w:rStyle w:val="VerbatimChar"/>
-          <w:rFonts w:ascii="Liberation Mono" w:hAnsi="Liberation Mono"/>
-          <w:sz w:val="17"/>
         </w:rPr>
         <w:t xml:space="preserve">1/1</w:t>
       </w:r>
@@ -4946,31 +5647,14 @@
         <w:t xml:space="preserve">in the qualification case.</w:t>
       </w:r>
     </w:p>
-    <w:bookmarkEnd w:id="45"/>
-    <w:bookmarkStart w:id="46" w:name="using-planarrefiner-with-detonationfoam"/>
-    <w:p>
-      <w:pPr>
-        <w:pStyle w:val="Heading1"/>
-      </w:pPr>
-      <w:r>
-        <w:t xml:space="preserve">10. Using</w:t>
-      </w:r>
-      <w:r>
-        <w:t xml:space="preserve"> </w:t>
-      </w:r>
-      <w:r>
-        <w:rPr>
-          <w:rStyle w:val="VerbatimChar"/>
-          <w:rFonts w:ascii="Liberation Mono" w:hAnsi="Liberation Mono"/>
-          <w:sz w:val="17"/>
-        </w:rPr>
-        <w:t xml:space="preserve">planarRefiner</w:t>
-      </w:r>
-      <w:r>
-        <w:t xml:space="preserve"> </w:t>
-      </w:r>
-      <w:r>
-        <w:t xml:space="preserve">with detonationFoam</w:t>
+    <w:bookmarkEnd w:id="47"/>
+    <w:bookmarkStart w:id="48" w:name="X8dbc3623933901bad14f7b36c1060b48d568e11"/>
+    <w:p>
+      <w:pPr>
+        <w:pStyle w:val="Heading2"/>
+      </w:pPr>
+      <w:r>
+        <w:t xml:space="preserve">9.2 Reversible-mode restart</w:t>
       </w:r>
     </w:p>
     <w:p>
@@ -4978,345 +5662,7 @@
         <w:pStyle w:val="FirstParagraph"/>
       </w:pPr>
       <w:r>
-        <w:t xml:space="preserve">Build both components:</w:t>
-      </w:r>
-    </w:p>
-    <w:p>
-      <w:pPr>
-        <w:pStyle w:val="SourceCode"/>
-      </w:pPr>
-      <w:r>
-        <w:rPr>
-          <w:rStyle w:val="ExtensionTok"/>
-          <w:rFonts w:ascii="Liberation Mono" w:hAnsi="Liberation Mono"/>
-          <w:sz w:val="16"/>
-        </w:rPr>
-        <w:t xml:space="preserve">./Allwmake</w:t>
-      </w:r>
-      <w:r>
-        <w:rPr>
-          <w:rFonts w:ascii="Liberation Mono" w:hAnsi="Liberation Mono"/>
-          <w:sz w:val="16"/>
-        </w:rPr>
-        <w:br/>
-      </w:r>
-      <w:r>
-        <w:rPr>
-          <w:rStyle w:val="ExtensionTok"/>
-          <w:rFonts w:ascii="Liberation Mono" w:hAnsi="Liberation Mono"/>
-          <w:sz w:val="16"/>
-        </w:rPr>
-        <w:t xml:space="preserve">./AllwmakeAMR</w:t>
-      </w:r>
-    </w:p>
-    <w:p>
-      <w:pPr>
-        <w:pStyle w:val="FirstParagraph"/>
-      </w:pPr>
-      <w:r>
-        <w:t xml:space="preserve">Then add the</w:t>
-      </w:r>
-      <w:r>
-        <w:t xml:space="preserve"> </w:t>
-      </w:r>
-      <w:r>
-        <w:rPr>
-          <w:rStyle w:val="VerbatimChar"/>
-          <w:rFonts w:ascii="Liberation Mono" w:hAnsi="Liberation Mono"/>
-          <w:sz w:val="17"/>
-        </w:rPr>
-        <w:t xml:space="preserve">topoChanger</w:t>
-      </w:r>
-      <w:r>
-        <w:t xml:space="preserve"> </w:t>
-      </w:r>
-      <w:r>
-        <w:t xml:space="preserve">block to the detonation case</w:t>
-      </w:r>
-      <w:r>
-        <w:t xml:space="preserve"> </w:t>
-      </w:r>
-      <w:r>
-        <w:rPr>
-          <w:rStyle w:val="VerbatimChar"/>
-          <w:rFonts w:ascii="Liberation Mono" w:hAnsi="Liberation Mono"/>
-          <w:sz w:val="17"/>
-        </w:rPr>
-        <w:t xml:space="preserve">constant/dynamicMeshDict</w:t>
-      </w:r>
-      <w:r>
-        <w:t xml:space="preserve">. No changes to</w:t>
-      </w:r>
-      <w:r>
-        <w:t xml:space="preserve"> </w:t>
-      </w:r>
-      <w:r>
-        <w:rPr>
-          <w:rStyle w:val="VerbatimChar"/>
-          <w:rFonts w:ascii="Liberation Mono" w:hAnsi="Liberation Mono"/>
-          <w:sz w:val="17"/>
-        </w:rPr>
-        <w:t xml:space="preserve">applications/modules/detonationFluid</w:t>
-      </w:r>
-      <w:r>
-        <w:t xml:space="preserve"> </w:t>
-      </w:r>
-      <w:r>
-        <w:t xml:space="preserve">are required.</w:t>
-      </w:r>
-    </w:p>
-    <w:p>
-      <w:pPr>
-        <w:pStyle w:val="BodyText"/>
-      </w:pPr>
-      <w:r>
-        <w:t xml:space="preserve">A typical detonation selection band is:</w:t>
-      </w:r>
-    </w:p>
-    <w:p>
-      <w:pPr>
-        <w:pStyle w:val="SourceCode"/>
-      </w:pPr>
-      <w:r>
-        <w:rPr>
-          <w:rStyle w:val="VerbatimChar"/>
-          <w:rFonts w:ascii="Liberation Mono" w:hAnsi="Liberation Mono"/>
-          <w:sz w:val="16"/>
-        </w:rPr>
-        <w:t xml:space="preserve">field             T;</w:t>
-      </w:r>
-      <w:r>
-        <w:rPr>
-          <w:rFonts w:ascii="Liberation Mono" w:hAnsi="Liberation Mono"/>
-          <w:sz w:val="16"/>
-        </w:rPr>
-        <w:br/>
-      </w:r>
-      <w:r>
-        <w:rPr>
-          <w:rStyle w:val="VerbatimChar"/>
-          <w:rFonts w:ascii="Liberation Mono" w:hAnsi="Liberation Mono"/>
-          <w:sz w:val="16"/>
-        </w:rPr>
-        <w:t xml:space="preserve">lowerRefineLevel  800;</w:t>
-      </w:r>
-      <w:r>
-        <w:rPr>
-          <w:rFonts w:ascii="Liberation Mono" w:hAnsi="Liberation Mono"/>
-          <w:sz w:val="16"/>
-        </w:rPr>
-        <w:br/>
-      </w:r>
-      <w:r>
-        <w:rPr>
-          <w:rStyle w:val="VerbatimChar"/>
-          <w:rFonts w:ascii="Liberation Mono" w:hAnsi="Liberation Mono"/>
-          <w:sz w:val="16"/>
-        </w:rPr>
-        <w:t xml:space="preserve">upperRefineLevel  4900;</w:t>
-      </w:r>
-    </w:p>
-    <w:p>
-      <w:pPr>
-        <w:pStyle w:val="FirstParagraph"/>
-      </w:pPr>
-      <w:r>
-        <w:t xml:space="preserve">This is only an example from the qualified NH3/O2 case. Selection thresholds should be chosen for the physics and field scales of the new case.</w:t>
-      </w:r>
-    </w:p>
-    <w:bookmarkEnd w:id="46"/>
-    <w:bookmarkStart w:id="47" w:name="X3e42e541a162ad7dcc145c532f8ce3fe730ee29"/>
-    <w:p>
-      <w:pPr>
-        <w:pStyle w:val="Heading1"/>
-      </w:pPr>
-      <w:r>
-        <w:t xml:space="preserve">11. Using</w:t>
-      </w:r>
-      <w:r>
-        <w:t xml:space="preserve"> </w:t>
-      </w:r>
-      <w:r>
-        <w:rPr>
-          <w:rStyle w:val="VerbatimChar"/>
-          <w:rFonts w:ascii="Liberation Mono" w:hAnsi="Liberation Mono"/>
-          <w:sz w:val="17"/>
-        </w:rPr>
-        <w:t xml:space="preserve">planarRefiner</w:t>
-      </w:r>
-      <w:r>
-        <w:t xml:space="preserve"> </w:t>
-      </w:r>
-      <w:r>
-        <w:t xml:space="preserve">without detonationFoam</w:t>
-      </w:r>
-    </w:p>
-    <w:p>
-      <w:pPr>
-        <w:pStyle w:val="FirstParagraph"/>
-      </w:pPr>
-      <w:r>
-        <w:t xml:space="preserve">Only the AMR library must be built:</w:t>
-      </w:r>
-    </w:p>
-    <w:p>
-      <w:pPr>
-        <w:pStyle w:val="SourceCode"/>
-      </w:pPr>
-      <w:r>
-        <w:rPr>
-          <w:rStyle w:val="ExtensionTok"/>
-          <w:rFonts w:ascii="Liberation Mono" w:hAnsi="Liberation Mono"/>
-          <w:sz w:val="16"/>
-        </w:rPr>
-        <w:t xml:space="preserve">./AllwmakeAMR</w:t>
-      </w:r>
-    </w:p>
-    <w:p>
-      <w:pPr>
-        <w:pStyle w:val="FirstParagraph"/>
-      </w:pPr>
-      <w:r>
-        <w:t xml:space="preserve">A different solver can then load the library through</w:t>
-      </w:r>
-      <w:r>
-        <w:t xml:space="preserve"> </w:t>
-      </w:r>
-      <w:r>
-        <w:rPr>
-          <w:rStyle w:val="VerbatimChar"/>
-          <w:rFonts w:ascii="Liberation Mono" w:hAnsi="Liberation Mono"/>
-          <w:sz w:val="17"/>
-        </w:rPr>
-        <w:t xml:space="preserve">constant/dynamicMeshDict</w:t>
-      </w:r>
-      <w:r>
-        <w:t xml:space="preserve">. The solver must participate correctly in OpenFOAM’s normal dynamic-mesh/topology-change lifecycle and must have any topology-change flux-correction settings it requires.</w:t>
-      </w:r>
-    </w:p>
-    <w:p>
-      <w:pPr>
-        <w:pStyle w:val="BodyText"/>
-      </w:pPr>
-      <w:r>
-        <w:t xml:space="preserve">For example, the F3</w:t>
-      </w:r>
-      <w:r>
-        <w:t xml:space="preserve"> </w:t>
-      </w:r>
-      <w:r>
-        <w:rPr>
-          <w:rStyle w:val="VerbatimChar"/>
-          <w:rFonts w:ascii="Liberation Mono" w:hAnsi="Liberation Mono"/>
-          <w:sz w:val="17"/>
-        </w:rPr>
-        <w:t xml:space="preserve">incompressibleFluid</w:t>
-      </w:r>
-      <w:r>
-        <w:t xml:space="preserve"> </w:t>
-      </w:r>
-      <w:r>
-        <w:t xml:space="preserve">wedge portability test required a</w:t>
-      </w:r>
-      <w:r>
-        <w:t xml:space="preserve"> </w:t>
-      </w:r>
-      <w:r>
-        <w:rPr>
-          <w:rStyle w:val="VerbatimChar"/>
-          <w:rFonts w:ascii="Liberation Mono" w:hAnsi="Liberation Mono"/>
-          <w:sz w:val="17"/>
-        </w:rPr>
-        <w:t xml:space="preserve">pcorr</w:t>
-      </w:r>
-      <w:r>
-        <w:t xml:space="preserve"> </w:t>
-      </w:r>
-      <w:r>
-        <w:t xml:space="preserve">solver entry and</w:t>
-      </w:r>
-      <w:r>
-        <w:t xml:space="preserve"> </w:t>
-      </w:r>
-      <w:r>
-        <w:rPr>
-          <w:rStyle w:val="VerbatimChar"/>
-          <w:rFonts w:ascii="Liberation Mono" w:hAnsi="Liberation Mono"/>
-          <w:sz w:val="17"/>
-        </w:rPr>
-        <w:t xml:space="preserve">correctPhi yes</w:t>
-      </w:r>
-      <w:r>
-        <w:t xml:space="preserve"> </w:t>
-      </w:r>
-      <w:r>
-        <w:t xml:space="preserve">because stock incompressible dynamic-mesh flux correction uses</w:t>
-      </w:r>
-      <w:r>
-        <w:t xml:space="preserve"> </w:t>
-      </w:r>
-      <w:r>
-        <w:rPr>
-          <w:rStyle w:val="VerbatimChar"/>
-          <w:rFonts w:ascii="Liberation Mono" w:hAnsi="Liberation Mono"/>
-          <w:sz w:val="17"/>
-        </w:rPr>
-        <w:t xml:space="preserve">pcorr</w:t>
-      </w:r>
-      <w:r>
-        <w:t xml:space="preserve"> </w:t>
-      </w:r>
-      <w:r>
-        <w:t xml:space="preserve">after topology change. That requirement belongs to</w:t>
-      </w:r>
-      <w:r>
-        <w:t xml:space="preserve"> </w:t>
-      </w:r>
-      <w:r>
-        <w:rPr>
-          <w:rStyle w:val="VerbatimChar"/>
-          <w:rFonts w:ascii="Liberation Mono" w:hAnsi="Liberation Mono"/>
-          <w:sz w:val="17"/>
-        </w:rPr>
-        <w:t xml:space="preserve">incompressibleFluid</w:t>
-      </w:r>
-      <w:r>
-        <w:t xml:space="preserve">, not to</w:t>
-      </w:r>
-      <w:r>
-        <w:t xml:space="preserve"> </w:t>
-      </w:r>
-      <w:r>
-        <w:rPr>
-          <w:rStyle w:val="VerbatimChar"/>
-          <w:rFonts w:ascii="Liberation Mono" w:hAnsi="Liberation Mono"/>
-          <w:sz w:val="17"/>
-        </w:rPr>
-        <w:t xml:space="preserve">planarRefiner</w:t>
-      </w:r>
-      <w:r>
-        <w:t xml:space="preserve"> </w:t>
-      </w:r>
-      <w:r>
-        <w:t xml:space="preserve">itself.</w:t>
-      </w:r>
-    </w:p>
-    <w:bookmarkEnd w:id="47"/>
-    <w:bookmarkStart w:id="48" w:name="limitations-and-safe-interpretation"/>
-    <w:p>
-      <w:pPr>
-        <w:pStyle w:val="Heading1"/>
-      </w:pPr>
-      <w:r>
-        <w:t xml:space="preserve">12. Limitations and safe interpretation</w:t>
-      </w:r>
-    </w:p>
-    <w:p>
-      <w:pPr>
-        <w:pStyle w:val="FirstParagraph"/>
-      </w:pPr>
-      <w:r>
-        <w:t xml:space="preserve">Current release limitations are:</w:t>
+        <w:t xml:space="preserve">The current reversible cutter ancestry is not serialized. Therefore:</w:t>
       </w:r>
     </w:p>
     <w:p>
@@ -5328,7 +5674,7 @@
         </w:numPr>
       </w:pPr>
       <w:r>
-        <w:t xml:space="preserve">OpenFOAM Foundation 14 only;</w:t>
+        <w:t xml:space="preserve">restart from a time with active reversible splits is intentionally rejected;</w:t>
       </w:r>
     </w:p>
     <w:p>
@@ -5340,18 +5686,7 @@
         </w:numPr>
       </w:pPr>
       <w:r>
-        <w:t xml:space="preserve">true 2-D meshes only (</w:t>
-      </w:r>
-      <w:r>
-        <w:rPr>
-          <w:rStyle w:val="VerbatimChar"/>
-          <w:rFonts w:ascii="Liberation Mono" w:hAnsi="Liberation Mono"/>
-          <w:sz w:val="17"/>
-        </w:rPr>
-        <w:t xml:space="preserve">nGeometricD()==2</w:t>
-      </w:r>
-      <w:r>
-        <w:t xml:space="preserve">);</w:t>
+        <w:t xml:space="preserve">restart from a fully coarsened state is allowed;</w:t>
       </w:r>
     </w:p>
     <w:p>
@@ -5363,86 +5698,7 @@
         </w:numPr>
       </w:pPr>
       <w:r>
-        <w:t xml:space="preserve">supported geometry is slab/</w:t>
-      </w:r>
-      <w:r>
-        <w:rPr>
-          <w:rStyle w:val="VerbatimChar"/>
-          <w:rFonts w:ascii="Liberation Mono" w:hAnsi="Liberation Mono"/>
-          <w:sz w:val="17"/>
-        </w:rPr>
-        <w:t xml:space="preserve">empty</w:t>
-      </w:r>
-      <w:r>
-        <w:t xml:space="preserve"> </w:t>
-      </w:r>
-      <w:r>
-        <w:t xml:space="preserve">or wedge/axisymmetric;</w:t>
-      </w:r>
-    </w:p>
-    <w:p>
-      <w:pPr>
-        <w:pStyle w:val="Compact"/>
-        <w:numPr>
-          <w:ilvl w:val="0"/>
-          <w:numId w:val="1006"/>
-        </w:numPr>
-      </w:pPr>
-      <w:r>
-        <w:t xml:space="preserve">scalar-field band selection only;</w:t>
-      </w:r>
-    </w:p>
-    <w:p>
-      <w:pPr>
-        <w:pStyle w:val="Compact"/>
-        <w:numPr>
-          <w:ilvl w:val="0"/>
-          <w:numId w:val="1006"/>
-        </w:numPr>
-      </w:pPr>
-      <w:r>
-        <w:t xml:space="preserve">refinement-only; no automatic unrefinement/coarsening;</w:t>
-      </w:r>
-    </w:p>
-    <w:p>
-      <w:pPr>
-        <w:pStyle w:val="Compact"/>
-        <w:numPr>
-          <w:ilvl w:val="0"/>
-          <w:numId w:val="1006"/>
-        </w:numPr>
-      </w:pPr>
-      <w:r>
-        <w:t xml:space="preserve">the current exact cell-growth guard assumes the one-pass planar four-child split;</w:t>
-      </w:r>
-    </w:p>
-    <w:p>
-      <w:pPr>
-        <w:pStyle w:val="Compact"/>
-        <w:numPr>
-          <w:ilvl w:val="0"/>
-          <w:numId w:val="1006"/>
-        </w:numPr>
-      </w:pPr>
-      <w:r>
-        <w:t xml:space="preserve">localized transition cells can be non-hex polyhedra and should be evaluated with</w:t>
-      </w:r>
-      <w:r>
-        <w:t xml:space="preserve"> </w:t>
-      </w:r>
-      <w:r>
-        <w:rPr>
-          <w:rStyle w:val="VerbatimChar"/>
-          <w:rFonts w:ascii="Liberation Mono" w:hAnsi="Liberation Mono"/>
-          <w:sz w:val="17"/>
-        </w:rPr>
-        <w:t xml:space="preserve">checkMesh</w:t>
-      </w:r>
-      <w:r>
-        <w:t xml:space="preserve"> </w:t>
-      </w:r>
-      <w:r>
-        <w:t xml:space="preserve">and conservation diagnostics.</w:t>
+        <w:t xml:space="preserve">the v1.1.0 gate restarted from the fully coarsened state and successfully refined again.</w:t>
       </w:r>
     </w:p>
     <w:p>
@@ -5450,37 +5706,33 @@
         <w:pStyle w:val="FirstParagraph"/>
       </w:pPr>
       <w:r>
-        <w:t xml:space="preserve">The library has been qualified for MPI2/native redistribution and restart, but long endurance and formal large-scale parallel testing are deferred post-release.</w:t>
+        <w:t xml:space="preserve">This distinction is important: the restriction is not "no restart ever"; it is "no restart while ancestry needed for a future undo is missing."</w:t>
       </w:r>
     </w:p>
     <w:bookmarkEnd w:id="48"/>
-    <w:bookmarkStart w:id="54" w:name="troubleshooting"/>
+    <w:bookmarkEnd w:id="49"/>
+    <w:bookmarkStart w:id="50" w:name="Xc736aaf1ea204cfec6ebe831a4360d48c577a66"/>
     <w:p>
       <w:pPr>
         <w:pStyle w:val="Heading1"/>
       </w:pPr>
       <w:r>
-        <w:t xml:space="preserve">13. Troubleshooting</w:t>
-      </w:r>
-    </w:p>
-    <w:bookmarkStart w:id="49" w:name="planarrefiner-requires-a-2-d-mesh"/>
-    <w:p>
-      <w:pPr>
-        <w:pStyle w:val="Heading2"/>
-      </w:pPr>
-      <w:r>
-        <w:t xml:space="preserve">13.1</w:t>
-      </w:r>
-      <w:r>
-        <w:t xml:space="preserve"> </w:t>
-      </w:r>
-      <w:r>
-        <w:rPr>
-          <w:rStyle w:val="VerbatimChar"/>
-          <w:rFonts w:ascii="Liberation Mono" w:hAnsi="Liberation Mono"/>
-          <w:sz w:val="17"/>
-        </w:rPr>
-        <w:t xml:space="preserve">planarRefiner requires a 2-D mesh</w:t>
+        <w:t xml:space="preserve">10. Using</w:t>
+      </w:r>
+      <w:r>
+        <w:t xml:space="preserve"> </w:t>
+      </w:r>
+      <w:r>
+        <w:rPr>
+          <w:rStyle w:val="VerbatimChar"/>
+        </w:rPr>
+        <w:t xml:space="preserve">planarRefiner</w:t>
+      </w:r>
+      <w:r>
+        <w:t xml:space="preserve"> </w:t>
+      </w:r>
+      <w:r>
+        <w:t xml:space="preserve">with detonationFoam</w:t>
       </w:r>
     </w:p>
     <w:p>
@@ -5488,45 +5740,27 @@
         <w:pStyle w:val="FirstParagraph"/>
       </w:pPr>
       <w:r>
-        <w:t xml:space="preserve">The mesh is being recognized as three-dimensional. Check</w:t>
-      </w:r>
-      <w:r>
-        <w:t xml:space="preserve"> </w:t>
-      </w:r>
-      <w:r>
-        <w:rPr>
-          <w:rStyle w:val="VerbatimChar"/>
-          <w:rFonts w:ascii="Liberation Mono" w:hAnsi="Liberation Mono"/>
-          <w:sz w:val="17"/>
-        </w:rPr>
-        <w:t xml:space="preserve">empty</w:t>
-      </w:r>
-      <w:r>
-        <w:t xml:space="preserve">/</w:t>
-      </w:r>
-      <w:r>
-        <w:rPr>
-          <w:rStyle w:val="VerbatimChar"/>
-          <w:rFonts w:ascii="Liberation Mono" w:hAnsi="Liberation Mono"/>
-          <w:sz w:val="17"/>
-        </w:rPr>
-        <w:t xml:space="preserve">wedge</w:t>
-      </w:r>
-      <w:r>
-        <w:t xml:space="preserve"> </w:t>
-      </w:r>
-      <w:r>
-        <w:t xml:space="preserve">constraint patches and mesh construction. A one-cell-thick 3-D mesh is not automatically a true 2-D mesh.</w:t>
-      </w:r>
-    </w:p>
-    <w:bookmarkEnd w:id="49"/>
-    <w:bookmarkStart w:id="50" w:name="geometry-mismatch"/>
-    <w:p>
-      <w:pPr>
-        <w:pStyle w:val="Heading2"/>
-      </w:pPr>
-      <w:r>
-        <w:t xml:space="preserve">13.2 Geometry mismatch</w:t>
+        <w:t xml:space="preserve">Build both components:</w:t>
+      </w:r>
+    </w:p>
+    <w:p>
+      <w:pPr>
+        <w:pStyle w:val="SourceCode"/>
+      </w:pPr>
+      <w:r>
+        <w:rPr>
+          <w:rStyle w:val="ExtensionTok"/>
+        </w:rPr>
+        <w:t xml:space="preserve">./Allwmake</w:t>
+      </w:r>
+      <w:r>
+        <w:br/>
+      </w:r>
+      <w:r>
+        <w:rPr>
+          <w:rStyle w:val="ExtensionTok"/>
+        </w:rPr>
+        <w:t xml:space="preserve">./AllwmakeAMR</w:t>
       </w:r>
     </w:p>
     <w:p>
@@ -5534,51 +5768,244 @@
         <w:pStyle w:val="FirstParagraph"/>
       </w:pPr>
       <w:r>
-        <w:t xml:space="preserve">If</w:t>
-      </w:r>
-      <w:r>
-        <w:t xml:space="preserve"> </w:t>
-      </w:r>
-      <w:r>
-        <w:rPr>
-          <w:rStyle w:val="VerbatimChar"/>
-          <w:rFonts w:ascii="Liberation Mono" w:hAnsi="Liberation Mono"/>
-          <w:sz w:val="17"/>
-        </w:rPr>
-        <w:t xml:space="preserve">geometry slab;</w:t>
-      </w:r>
-      <w:r>
-        <w:t xml:space="preserve"> </w:t>
-      </w:r>
-      <w:r>
-        <w:t xml:space="preserve">is requested but the boundary contains wedge patches, or vice versa, the component exits intentionally. Use the correct constraint patches or</w:t>
-      </w:r>
-      <w:r>
-        <w:t xml:space="preserve"> </w:t>
-      </w:r>
-      <w:r>
-        <w:rPr>
-          <w:rStyle w:val="VerbatimChar"/>
-          <w:rFonts w:ascii="Liberation Mono" w:hAnsi="Liberation Mono"/>
-          <w:sz w:val="17"/>
-        </w:rPr>
-        <w:t xml:space="preserve">geometry auto;</w:t>
-      </w:r>
-      <w:r>
-        <w:t xml:space="preserve"> </w:t>
-      </w:r>
-      <w:r>
-        <w:t xml:space="preserve">for an unambiguous mesh.</w:t>
+        <w:t xml:space="preserve">Then add the</w:t>
+      </w:r>
+      <w:r>
+        <w:t xml:space="preserve"> </w:t>
+      </w:r>
+      <w:r>
+        <w:rPr>
+          <w:rStyle w:val="VerbatimChar"/>
+        </w:rPr>
+        <w:t xml:space="preserve">topoChanger</w:t>
+      </w:r>
+      <w:r>
+        <w:t xml:space="preserve"> </w:t>
+      </w:r>
+      <w:r>
+        <w:t xml:space="preserve">block to</w:t>
+      </w:r>
+      <w:r>
+        <w:t xml:space="preserve"> </w:t>
+      </w:r>
+      <w:r>
+        <w:rPr>
+          <w:rStyle w:val="VerbatimChar"/>
+        </w:rPr>
+        <w:t xml:space="preserve">constant/dynamicMeshDict</w:t>
+      </w:r>
+      <w:r>
+        <w:t xml:space="preserve">. No changes to</w:t>
+      </w:r>
+      <w:r>
+        <w:t xml:space="preserve"> </w:t>
+      </w:r>
+      <w:r>
+        <w:rPr>
+          <w:rStyle w:val="VerbatimChar"/>
+        </w:rPr>
+        <w:t xml:space="preserve">applications/modules/detonationFluid</w:t>
+      </w:r>
+      <w:r>
+        <w:t xml:space="preserve"> </w:t>
+      </w:r>
+      <w:r>
+        <w:t xml:space="preserve">are required.</w:t>
+      </w:r>
+    </w:p>
+    <w:p>
+      <w:pPr>
+        <w:pStyle w:val="BodyText"/>
+      </w:pPr>
+      <w:r>
+        <w:t xml:space="preserve">A representative detonation refinement band is:</w:t>
+      </w:r>
+    </w:p>
+    <w:p>
+      <w:pPr>
+        <w:pStyle w:val="SourceCode"/>
+      </w:pPr>
+      <w:r>
+        <w:rPr>
+          <w:rStyle w:val="VerbatimChar"/>
+        </w:rPr>
+        <w:t xml:space="preserve">field             T;</w:t>
+      </w:r>
+      <w:r>
+        <w:br/>
+      </w:r>
+      <w:r>
+        <w:rPr>
+          <w:rStyle w:val="VerbatimChar"/>
+        </w:rPr>
+        <w:t xml:space="preserve">lowerRefineLevel  800;</w:t>
+      </w:r>
+      <w:r>
+        <w:br/>
+      </w:r>
+      <w:r>
+        <w:rPr>
+          <w:rStyle w:val="VerbatimChar"/>
+        </w:rPr>
+        <w:t xml:space="preserve">upperRefineLevel  4900;</w:t>
+      </w:r>
+    </w:p>
+    <w:p>
+      <w:pPr>
+        <w:pStyle w:val="FirstParagraph"/>
+      </w:pPr>
+      <w:r>
+        <w:t xml:space="preserve">These thresholds are examples only. For reversible operation choose a wider coarsening band and start from the base mesh, for example:</w:t>
+      </w:r>
+    </w:p>
+    <w:p>
+      <w:pPr>
+        <w:pStyle w:val="SourceCode"/>
+      </w:pPr>
+      <w:r>
+        <w:rPr>
+          <w:rStyle w:val="VerbatimChar"/>
+        </w:rPr>
+        <w:t xml:space="preserve">automaticUnrefinement          true;</w:t>
+      </w:r>
+      <w:r>
+        <w:br/>
+      </w:r>
+      <w:r>
+        <w:rPr>
+          <w:rStyle w:val="VerbatimChar"/>
+        </w:rPr>
+        <w:t xml:space="preserve">unrefineInterval               1;</w:t>
+      </w:r>
+      <w:r>
+        <w:br/>
+      </w:r>
+      <w:r>
+        <w:rPr>
+          <w:rStyle w:val="VerbatimChar"/>
+        </w:rPr>
+        <w:t xml:space="preserve">lowerUnrefineLevel             700;</w:t>
+      </w:r>
+      <w:r>
+        <w:br/>
+      </w:r>
+      <w:r>
+        <w:rPr>
+          <w:rStyle w:val="VerbatimChar"/>
+        </w:rPr>
+        <w:t xml:space="preserve">upperUnrefineLevel             5000;</w:t>
+      </w:r>
+      <w:r>
+        <w:br/>
+      </w:r>
+      <w:r>
+        <w:rPr>
+          <w:rStyle w:val="VerbatimChar"/>
+        </w:rPr>
+        <w:t xml:space="preserve">maxRefinementLevel             1;</w:t>
+      </w:r>
+      <w:r>
+        <w:br/>
+      </w:r>
+      <w:r>
+        <w:rPr>
+          <w:rStyle w:val="VerbatimChar"/>
+        </w:rPr>
+        <w:t xml:space="preserve">maxUnrefinementPassesPerUpdate 2;</w:t>
+      </w:r>
+    </w:p>
+    <w:p>
+      <w:pPr>
+        <w:pStyle w:val="FirstParagraph"/>
+      </w:pPr>
+      <w:r>
+        <w:t xml:space="preserve">The release includes a 120-cell coupled H2/O2 smoke:</w:t>
+      </w:r>
+    </w:p>
+    <w:p>
+      <w:pPr>
+        <w:pStyle w:val="SourceCode"/>
+      </w:pPr>
+      <w:r>
+        <w:rPr>
+          <w:rStyle w:val="BuiltInTok"/>
+        </w:rPr>
+        <w:t xml:space="preserve">cd</w:t>
+      </w:r>
+      <w:r>
+        <w:rPr>
+          <w:rStyle w:val="NormalTok"/>
+        </w:rPr>
+        <w:t xml:space="preserve"> tutorials/H2_O2_laptop_autoUnref_Soret_OF14</w:t>
+      </w:r>
+      <w:r>
+        <w:br/>
+      </w:r>
+      <w:r>
+        <w:rPr>
+          <w:rStyle w:val="ExtensionTok"/>
+        </w:rPr>
+        <w:t xml:space="preserve">./Allrun</w:t>
+      </w:r>
+    </w:p>
+    <w:p>
+      <w:pPr>
+        <w:pStyle w:val="FirstParagraph"/>
+      </w:pPr>
+      <w:r>
+        <w:t xml:space="preserve">The accepted run produced repeated refinement and automatic unrefinement, reached</w:t>
+      </w:r>
+      <w:r>
+        <w:t xml:space="preserve"> </w:t>
+      </w:r>
+      <w:r>
+        <w:rPr>
+          <w:rStyle w:val="VerbatimChar"/>
+        </w:rPr>
+        <w:t xml:space="preserve">Tmax = 3581.900841 K</w:t>
+      </w:r>
+      <w:r>
+        <w:t xml:space="preserve">, and advanced the leading shock to</w:t>
+      </w:r>
+      <w:r>
+        <w:t xml:space="preserve"> </w:t>
+      </w:r>
+      <w:r>
+        <w:rPr>
+          <w:rStyle w:val="VerbatimChar"/>
+        </w:rPr>
+        <w:t xml:space="preserve">0.00051 m</w:t>
+      </w:r>
+      <w:r>
+        <w:t xml:space="preserve"> </w:t>
+      </w:r>
+      <w:r>
+        <w:t xml:space="preserve">without a fatal error/FPE. The case is intentionally a software-integration smoke rather than formal detonation validation.</w:t>
       </w:r>
     </w:p>
     <w:bookmarkEnd w:id="50"/>
-    <w:bookmarkStart w:id="51" w:name="refinement-is-skipped"/>
-    <w:p>
-      <w:pPr>
-        <w:pStyle w:val="Heading2"/>
-      </w:pPr>
-      <w:r>
-        <w:t xml:space="preserve">13.3 Refinement is skipped</w:t>
+    <w:bookmarkStart w:id="51" w:name="X8767b7a55c9d3fbdf89a84f1f1d74a6a9319f9d"/>
+    <w:p>
+      <w:pPr>
+        <w:pStyle w:val="Heading1"/>
+      </w:pPr>
+      <w:r>
+        <w:t xml:space="preserve">11. Using</w:t>
+      </w:r>
+      <w:r>
+        <w:t xml:space="preserve"> </w:t>
+      </w:r>
+      <w:r>
+        <w:rPr>
+          <w:rStyle w:val="VerbatimChar"/>
+        </w:rPr>
+        <w:t xml:space="preserve">planarRefiner</w:t>
+      </w:r>
+      <w:r>
+        <w:t xml:space="preserve"> </w:t>
+      </w:r>
+      <w:r>
+        <w:t xml:space="preserve">without detonationFoam</w:t>
       </w:r>
     </w:p>
     <w:p>
@@ -5586,7 +6013,151 @@
         <w:pStyle w:val="FirstParagraph"/>
       </w:pPr>
       <w:r>
-        <w:t xml:space="preserve">Possible reasons include:</w:t>
+        <w:t xml:space="preserve">Only the AMR library must be built:</w:t>
+      </w:r>
+    </w:p>
+    <w:p>
+      <w:pPr>
+        <w:pStyle w:val="SourceCode"/>
+      </w:pPr>
+      <w:r>
+        <w:rPr>
+          <w:rStyle w:val="ExtensionTok"/>
+        </w:rPr>
+        <w:t xml:space="preserve">./AllwmakeAMR</w:t>
+      </w:r>
+    </w:p>
+    <w:p>
+      <w:pPr>
+        <w:pStyle w:val="FirstParagraph"/>
+      </w:pPr>
+      <w:r>
+        <w:t xml:space="preserve">A different solver can then load the library through</w:t>
+      </w:r>
+      <w:r>
+        <w:t xml:space="preserve"> </w:t>
+      </w:r>
+      <w:r>
+        <w:rPr>
+          <w:rStyle w:val="VerbatimChar"/>
+        </w:rPr>
+        <w:t xml:space="preserve">constant/dynamicMeshDict</w:t>
+      </w:r>
+      <w:r>
+        <w:t xml:space="preserve">. The solver must participate correctly in OpenFOAM's normal dynamic-mesh/topology-change lifecycle and must have any topology-change flux-correction settings it requires.</w:t>
+      </w:r>
+    </w:p>
+    <w:p>
+      <w:pPr>
+        <w:pStyle w:val="BodyText"/>
+      </w:pPr>
+      <w:r>
+        <w:t xml:space="preserve">For example, the F3</w:t>
+      </w:r>
+      <w:r>
+        <w:t xml:space="preserve"> </w:t>
+      </w:r>
+      <w:r>
+        <w:rPr>
+          <w:rStyle w:val="VerbatimChar"/>
+        </w:rPr>
+        <w:t xml:space="preserve">incompressibleFluid</w:t>
+      </w:r>
+      <w:r>
+        <w:t xml:space="preserve"> </w:t>
+      </w:r>
+      <w:r>
+        <w:t xml:space="preserve">wedge portability test required a</w:t>
+      </w:r>
+      <w:r>
+        <w:t xml:space="preserve"> </w:t>
+      </w:r>
+      <w:r>
+        <w:rPr>
+          <w:rStyle w:val="VerbatimChar"/>
+        </w:rPr>
+        <w:t xml:space="preserve">pcorr</w:t>
+      </w:r>
+      <w:r>
+        <w:t xml:space="preserve"> </w:t>
+      </w:r>
+      <w:r>
+        <w:t xml:space="preserve">solver entry and</w:t>
+      </w:r>
+      <w:r>
+        <w:t xml:space="preserve"> </w:t>
+      </w:r>
+      <w:r>
+        <w:rPr>
+          <w:rStyle w:val="VerbatimChar"/>
+        </w:rPr>
+        <w:t xml:space="preserve">correctPhi yes</w:t>
+      </w:r>
+      <w:r>
+        <w:t xml:space="preserve"> </w:t>
+      </w:r>
+      <w:r>
+        <w:t xml:space="preserve">because stock incompressible dynamic-mesh flux correction uses</w:t>
+      </w:r>
+      <w:r>
+        <w:t xml:space="preserve"> </w:t>
+      </w:r>
+      <w:r>
+        <w:rPr>
+          <w:rStyle w:val="VerbatimChar"/>
+        </w:rPr>
+        <w:t xml:space="preserve">pcorr</w:t>
+      </w:r>
+      <w:r>
+        <w:t xml:space="preserve"> </w:t>
+      </w:r>
+      <w:r>
+        <w:t xml:space="preserve">after topology change. That requirement belongs to</w:t>
+      </w:r>
+      <w:r>
+        <w:t xml:space="preserve"> </w:t>
+      </w:r>
+      <w:r>
+        <w:rPr>
+          <w:rStyle w:val="VerbatimChar"/>
+        </w:rPr>
+        <w:t xml:space="preserve">incompressibleFluid</w:t>
+      </w:r>
+      <w:r>
+        <w:t xml:space="preserve">, not to</w:t>
+      </w:r>
+      <w:r>
+        <w:t xml:space="preserve"> </w:t>
+      </w:r>
+      <w:r>
+        <w:rPr>
+          <w:rStyle w:val="VerbatimChar"/>
+        </w:rPr>
+        <w:t xml:space="preserve">planarRefiner</w:t>
+      </w:r>
+      <w:r>
+        <w:t xml:space="preserve"> </w:t>
+      </w:r>
+      <w:r>
+        <w:t xml:space="preserve">itself.</w:t>
+      </w:r>
+    </w:p>
+    <w:bookmarkEnd w:id="51"/>
+    <w:bookmarkStart w:id="52" w:name="X924fafa881d14dd7176bd98f2dee3182ef14a83"/>
+    <w:p>
+      <w:pPr>
+        <w:pStyle w:val="Heading1"/>
+      </w:pPr>
+      <w:r>
+        <w:t xml:space="preserve">12. Limitations and safe interpretation</w:t>
+      </w:r>
+    </w:p>
+    <w:p>
+      <w:pPr>
+        <w:pStyle w:val="FirstParagraph"/>
+      </w:pPr>
+      <w:r>
+        <w:t xml:space="preserve">Current v1.1.0 limitations are:</w:t>
       </w:r>
     </w:p>
     <w:p>
@@ -5598,24 +6169,7 @@
         </w:numPr>
       </w:pPr>
       <w:r>
-        <w:t xml:space="preserve">the current time index is not a</w:t>
-      </w:r>
-      <w:r>
-        <w:t xml:space="preserve"> </w:t>
-      </w:r>
-      <w:r>
-        <w:rPr>
-          <w:rStyle w:val="VerbatimChar"/>
-          <w:rFonts w:ascii="Liberation Mono" w:hAnsi="Liberation Mono"/>
-          <w:sz w:val="17"/>
-        </w:rPr>
-        <w:t xml:space="preserve">refineInterval</w:t>
-      </w:r>
-      <w:r>
-        <w:t xml:space="preserve"> </w:t>
-      </w:r>
-      <w:r>
-        <w:t xml:space="preserve">multiple;</w:t>
+        <w:t xml:space="preserve">OpenFOAM Foundation 14 only;</w:t>
       </w:r>
     </w:p>
     <w:p>
@@ -5627,24 +6181,16 @@
         </w:numPr>
       </w:pPr>
       <w:r>
-        <w:t xml:space="preserve">the configured</w:t>
-      </w:r>
-      <w:r>
-        <w:t xml:space="preserve"> </w:t>
-      </w:r>
-      <w:r>
-        <w:rPr>
-          <w:rStyle w:val="VerbatimChar"/>
-          <w:rFonts w:ascii="Liberation Mono" w:hAnsi="Liberation Mono"/>
-          <w:sz w:val="17"/>
-        </w:rPr>
-        <w:t xml:space="preserve">maxRefinementIterations</w:t>
-      </w:r>
-      <w:r>
-        <w:t xml:space="preserve"> </w:t>
-      </w:r>
-      <w:r>
-        <w:t xml:space="preserve">has already been reached;</w:t>
+        <w:t xml:space="preserve">true 2-D meshes only (</w:t>
+      </w:r>
+      <w:r>
+        <w:rPr>
+          <w:rStyle w:val="VerbatimChar"/>
+        </w:rPr>
+        <w:t xml:space="preserve">nGeometricD()==2</w:t>
+      </w:r>
+      <w:r>
+        <w:t xml:space="preserve">);</w:t>
       </w:r>
     </w:p>
     <w:p>
@@ -5656,7 +6202,19 @@
         </w:numPr>
       </w:pPr>
       <w:r>
-        <w:t xml:space="preserve">no cells are inside the selected scalar band;</w:t>
+        <w:t xml:space="preserve">supported geometry is slab/</w:t>
+      </w:r>
+      <w:r>
+        <w:rPr>
+          <w:rStyle w:val="VerbatimChar"/>
+        </w:rPr>
+        <w:t xml:space="preserve">empty</w:t>
+      </w:r>
+      <w:r>
+        <w:t xml:space="preserve"> </w:t>
+      </w:r>
+      <w:r>
+        <w:t xml:space="preserve">or wedge/axisymmetric;</w:t>
       </w:r>
     </w:p>
     <w:p>
@@ -5668,87 +6226,337 @@
         </w:numPr>
       </w:pPr>
       <w:r>
-        <w:t xml:space="preserve">the exact projected growth</w:t>
-      </w:r>
-      <w:r>
-        <w:t xml:space="preserve"> </w:t>
-      </w:r>
-      <m:oMath>
-        <m:sSub>
-          <m:e>
-            <m:r>
-              <m:t>N</m:t>
-            </m:r>
-          </m:e>
-          <m:sub>
-            <m:r>
-              <m:t>o</m:t>
-            </m:r>
-            <m:r>
-              <m:t>l</m:t>
-            </m:r>
-            <m:r>
-              <m:t>d</m:t>
-            </m:r>
-          </m:sub>
-        </m:sSub>
-        <m:r>
-          <m:rPr>
-            <m:sty m:val="p"/>
-          </m:rPr>
-          <m:t>+</m:t>
-        </m:r>
-        <m:r>
-          <m:t>3</m:t>
-        </m:r>
-        <m:sSub>
-          <m:e>
-            <m:r>
-              <m:t>N</m:t>
-            </m:r>
-          </m:e>
-          <m:sub>
-            <m:r>
-              <m:t>s</m:t>
-            </m:r>
-            <m:r>
-              <m:t>e</m:t>
-            </m:r>
-            <m:r>
-              <m:t>l</m:t>
-            </m:r>
-            <m:r>
-              <m:t>e</m:t>
-            </m:r>
-            <m:r>
-              <m:t>c</m:t>
-            </m:r>
-            <m:r>
-              <m:t>t</m:t>
-            </m:r>
-            <m:r>
-              <m:t>e</m:t>
-            </m:r>
-            <m:r>
-              <m:t>d</m:t>
-            </m:r>
-          </m:sub>
-        </m:sSub>
-      </m:oMath>
-      <w:r>
-        <w:t xml:space="preserve"> </w:t>
-      </w:r>
-      <w:r>
-        <w:t xml:space="preserve">would exceed</w:t>
-      </w:r>
-      <w:r>
-        <w:t xml:space="preserve"> </w:t>
-      </w:r>
-      <w:r>
-        <w:rPr>
-          <w:rStyle w:val="VerbatimChar"/>
-          <w:rFonts w:ascii="Liberation Mono" w:hAnsi="Liberation Mono"/>
-          <w:sz w:val="17"/>
+        <w:t xml:space="preserve">scalar-field band selection only;</w:t>
+      </w:r>
+    </w:p>
+    <w:p>
+      <w:pPr>
+        <w:pStyle w:val="Compact"/>
+        <w:numPr>
+          <w:ilvl w:val="0"/>
+          <w:numId w:val="1007"/>
+        </w:numPr>
+      </w:pPr>
+      <w:r>
+        <w:t xml:space="preserve">active reversible-history restart is not supported;</w:t>
+      </w:r>
+    </w:p>
+    <w:p>
+      <w:pPr>
+        <w:pStyle w:val="Compact"/>
+        <w:numPr>
+          <w:ilvl w:val="0"/>
+          <w:numId w:val="1007"/>
+        </w:numPr>
+      </w:pPr>
+      <w:r>
+        <w:t xml:space="preserve">mesh-to-mesh mapping is refused in reversible mode;</w:t>
+      </w:r>
+    </w:p>
+    <w:p>
+      <w:pPr>
+        <w:pStyle w:val="Compact"/>
+        <w:numPr>
+          <w:ilvl w:val="0"/>
+          <w:numId w:val="1007"/>
+        </w:numPr>
+      </w:pPr>
+      <w:r>
+        <w:t xml:space="preserve">runtime redistribution/load balancing is refused in reversible mode;</w:t>
+      </w:r>
+    </w:p>
+    <w:p>
+      <w:pPr>
+        <w:pStyle w:val="Compact"/>
+        <w:numPr>
+          <w:ilvl w:val="0"/>
+          <w:numId w:val="1007"/>
+        </w:numPr>
+      </w:pPr>
+      <w:r>
+        <w:t xml:space="preserve">reversible mode must begin from the base/unrefined mesh;</w:t>
+      </w:r>
+    </w:p>
+    <w:p>
+      <w:pPr>
+        <w:pStyle w:val="Compact"/>
+        <w:numPr>
+          <w:ilvl w:val="0"/>
+          <w:numId w:val="1007"/>
+        </w:numPr>
+      </w:pPr>
+      <w:r>
+        <w:t xml:space="preserve">localized transition cells can be non-hex polyhedra and should be evaluated with</w:t>
+      </w:r>
+      <w:r>
+        <w:t xml:space="preserve"> </w:t>
+      </w:r>
+      <w:r>
+        <w:rPr>
+          <w:rStyle w:val="VerbatimChar"/>
+        </w:rPr>
+        <w:t xml:space="preserve">checkMesh</w:t>
+      </w:r>
+      <w:r>
+        <w:t xml:space="preserve"> </w:t>
+      </w:r>
+      <w:r>
+        <w:t xml:space="preserve">plus conservation diagnostics;</w:t>
+      </w:r>
+    </w:p>
+    <w:p>
+      <w:pPr>
+        <w:pStyle w:val="Compact"/>
+        <w:numPr>
+          <w:ilvl w:val="0"/>
+          <w:numId w:val="1007"/>
+        </w:numPr>
+      </w:pPr>
+      <w:r>
+        <w:t xml:space="preserve">long endurance and formal large-scale parallel testing remain deferred.</w:t>
+      </w:r>
+    </w:p>
+    <w:p>
+      <w:pPr>
+        <w:pStyle w:val="FirstParagraph"/>
+      </w:pPr>
+      <w:r>
+        <w:t xml:space="preserve">These restrictions do not apply equally to both modes. Refinement-only mode retains the previously qualified native redistribution and refined/distributed restart behavior. Fixed-decomposition MPI2 was qualified for reversible mode.</w:t>
+      </w:r>
+    </w:p>
+    <w:bookmarkEnd w:id="52"/>
+    <w:bookmarkStart w:id="61" w:name="X6840b94c6860f7741c00151496fe93231c2e84d"/>
+    <w:p>
+      <w:pPr>
+        <w:pStyle w:val="Heading1"/>
+      </w:pPr>
+      <w:r>
+        <w:t xml:space="preserve">13. Troubleshooting</w:t>
+      </w:r>
+    </w:p>
+    <w:bookmarkStart w:id="53" w:name="X6f4ef8b1120db9201a74c0b6a34a1b1bf935339"/>
+    <w:p>
+      <w:pPr>
+        <w:pStyle w:val="Heading2"/>
+      </w:pPr>
+      <w:r>
+        <w:t xml:space="preserve">13.1</w:t>
+      </w:r>
+      <w:r>
+        <w:t xml:space="preserve"> </w:t>
+      </w:r>
+      <w:r>
+        <w:rPr>
+          <w:rStyle w:val="VerbatimChar"/>
+        </w:rPr>
+        <w:t xml:space="preserve">planarRefiner requires a 2-D mesh</w:t>
+      </w:r>
+    </w:p>
+    <w:p>
+      <w:pPr>
+        <w:pStyle w:val="FirstParagraph"/>
+      </w:pPr>
+      <w:r>
+        <w:t xml:space="preserve">The mesh is being recognized as three-dimensional. Check</w:t>
+      </w:r>
+      <w:r>
+        <w:t xml:space="preserve"> </w:t>
+      </w:r>
+      <w:r>
+        <w:rPr>
+          <w:rStyle w:val="VerbatimChar"/>
+        </w:rPr>
+        <w:t xml:space="preserve">empty</w:t>
+      </w:r>
+      <w:r>
+        <w:t xml:space="preserve">/</w:t>
+      </w:r>
+      <w:r>
+        <w:rPr>
+          <w:rStyle w:val="VerbatimChar"/>
+        </w:rPr>
+        <w:t xml:space="preserve">wedge</w:t>
+      </w:r>
+      <w:r>
+        <w:t xml:space="preserve"> </w:t>
+      </w:r>
+      <w:r>
+        <w:t xml:space="preserve">constraint patches and mesh construction. A one-cell-thick 3-D mesh is not automatically a true 2-D mesh.</w:t>
+      </w:r>
+    </w:p>
+    <w:bookmarkEnd w:id="53"/>
+    <w:bookmarkStart w:id="54" w:name="X93c526f6314d5ead15838d0828ef68378f83ada"/>
+    <w:p>
+      <w:pPr>
+        <w:pStyle w:val="Heading2"/>
+      </w:pPr>
+      <w:r>
+        <w:t xml:space="preserve">13.2 Geometry mismatch</w:t>
+      </w:r>
+    </w:p>
+    <w:p>
+      <w:pPr>
+        <w:pStyle w:val="FirstParagraph"/>
+      </w:pPr>
+      <w:r>
+        <w:t xml:space="preserve">If</w:t>
+      </w:r>
+      <w:r>
+        <w:t xml:space="preserve"> </w:t>
+      </w:r>
+      <w:r>
+        <w:rPr>
+          <w:rStyle w:val="VerbatimChar"/>
+        </w:rPr>
+        <w:t xml:space="preserve">geometry slab;</w:t>
+      </w:r>
+      <w:r>
+        <w:t xml:space="preserve"> </w:t>
+      </w:r>
+      <w:r>
+        <w:t xml:space="preserve">is requested but the boundary contains wedge patches, or vice versa, the component exits intentionally. Use the correct constraint patches or</w:t>
+      </w:r>
+      <w:r>
+        <w:t xml:space="preserve"> </w:t>
+      </w:r>
+      <w:r>
+        <w:rPr>
+          <w:rStyle w:val="VerbatimChar"/>
+        </w:rPr>
+        <w:t xml:space="preserve">geometry auto;</w:t>
+      </w:r>
+      <w:r>
+        <w:t xml:space="preserve"> </w:t>
+      </w:r>
+      <w:r>
+        <w:t xml:space="preserve">for an unambiguous mesh.</w:t>
+      </w:r>
+    </w:p>
+    <w:bookmarkEnd w:id="54"/>
+    <w:bookmarkStart w:id="55" w:name="X8fb16fbed3c6ce3c51d3095c055c528a229e63a"/>
+    <w:p>
+      <w:pPr>
+        <w:pStyle w:val="Heading2"/>
+      </w:pPr>
+      <w:r>
+        <w:t xml:space="preserve">13.3 Refinement is skipped</w:t>
+      </w:r>
+    </w:p>
+    <w:p>
+      <w:pPr>
+        <w:pStyle w:val="FirstParagraph"/>
+      </w:pPr>
+      <w:r>
+        <w:t xml:space="preserve">Possible reasons include:</w:t>
+      </w:r>
+    </w:p>
+    <w:p>
+      <w:pPr>
+        <w:pStyle w:val="Compact"/>
+        <w:numPr>
+          <w:ilvl w:val="0"/>
+          <w:numId w:val="1008"/>
+        </w:numPr>
+      </w:pPr>
+      <w:r>
+        <w:t xml:space="preserve">the current time index is not a</w:t>
+      </w:r>
+      <w:r>
+        <w:t xml:space="preserve"> </w:t>
+      </w:r>
+      <w:r>
+        <w:rPr>
+          <w:rStyle w:val="VerbatimChar"/>
+        </w:rPr>
+        <w:t xml:space="preserve">refineInterval</w:t>
+      </w:r>
+      <w:r>
+        <w:t xml:space="preserve"> </w:t>
+      </w:r>
+      <w:r>
+        <w:t xml:space="preserve">multiple;</w:t>
+      </w:r>
+    </w:p>
+    <w:p>
+      <w:pPr>
+        <w:pStyle w:val="Compact"/>
+        <w:numPr>
+          <w:ilvl w:val="0"/>
+          <w:numId w:val="1008"/>
+        </w:numPr>
+      </w:pPr>
+      <w:r>
+        <w:t xml:space="preserve">in refinement-only mode,</w:t>
+      </w:r>
+      <w:r>
+        <w:t xml:space="preserve"> </w:t>
+      </w:r>
+      <w:r>
+        <w:rPr>
+          <w:rStyle w:val="VerbatimChar"/>
+        </w:rPr>
+        <w:t xml:space="preserve">maxRefinementIterations</w:t>
+      </w:r>
+      <w:r>
+        <w:t xml:space="preserve"> </w:t>
+      </w:r>
+      <w:r>
+        <w:t xml:space="preserve">has already been reached;</w:t>
+      </w:r>
+    </w:p>
+    <w:p>
+      <w:pPr>
+        <w:pStyle w:val="Compact"/>
+        <w:numPr>
+          <w:ilvl w:val="0"/>
+          <w:numId w:val="1008"/>
+        </w:numPr>
+      </w:pPr>
+      <w:r>
+        <w:t xml:space="preserve">in reversible mode, the selected cells are already at</w:t>
+      </w:r>
+      <w:r>
+        <w:t xml:space="preserve"> </w:t>
+      </w:r>
+      <w:r>
+        <w:rPr>
+          <w:rStyle w:val="VerbatimChar"/>
+        </w:rPr>
+        <w:t xml:space="preserve">maxRefinementLevel</w:t>
+      </w:r>
+      <w:r>
+        <w:t xml:space="preserve">;</w:t>
+      </w:r>
+    </w:p>
+    <w:p>
+      <w:pPr>
+        <w:pStyle w:val="Compact"/>
+        <w:numPr>
+          <w:ilvl w:val="0"/>
+          <w:numId w:val="1008"/>
+        </w:numPr>
+      </w:pPr>
+      <w:r>
+        <w:t xml:space="preserve">no cells are inside the selected scalar band;</w:t>
+      </w:r>
+    </w:p>
+    <w:p>
+      <w:pPr>
+        <w:pStyle w:val="Compact"/>
+        <w:numPr>
+          <w:ilvl w:val="0"/>
+          <w:numId w:val="1008"/>
+        </w:numPr>
+      </w:pPr>
+      <w:r>
+        <w:t xml:space="preserve">the projected growth would exceed</w:t>
+      </w:r>
+      <w:r>
+        <w:t xml:space="preserve"> </w:t>
+      </w:r>
+      <w:r>
+        <w:rPr>
+          <w:rStyle w:val="VerbatimChar"/>
         </w:rPr>
         <w:t xml:space="preserve">maxCells</w:t>
       </w:r>
@@ -5756,14 +6564,14 @@
         <w:t xml:space="preserve">.</w:t>
       </w:r>
     </w:p>
-    <w:bookmarkEnd w:id="51"/>
-    <w:bookmarkStart w:id="52" w:name="restart-refines-twice"/>
+    <w:bookmarkEnd w:id="55"/>
+    <w:bookmarkStart w:id="56" w:name="Xe7b3ba2d888b2f7f50c16bdf0b566b11adb5d94"/>
     <w:p>
       <w:pPr>
         <w:pStyle w:val="Heading2"/>
       </w:pPr>
       <w:r>
-        <w:t xml:space="preserve">13.4 Restart refines twice</w:t>
+        <w:t xml:space="preserve">13.4 Automatic unrefinement is skipped</w:t>
       </w:r>
     </w:p>
     <w:p>
@@ -5771,6 +6579,191 @@
         <w:pStyle w:val="FirstParagraph"/>
       </w:pPr>
       <w:r>
+        <w:t xml:space="preserve">Check that:</w:t>
+      </w:r>
+    </w:p>
+    <w:p>
+      <w:pPr>
+        <w:pStyle w:val="Compact"/>
+        <w:numPr>
+          <w:ilvl w:val="0"/>
+          <w:numId w:val="1009"/>
+        </w:numPr>
+      </w:pPr>
+      <w:r>
+        <w:rPr>
+          <w:rStyle w:val="VerbatimChar"/>
+        </w:rPr>
+        <w:t xml:space="preserve">automaticUnrefinement true;</w:t>
+      </w:r>
+      <w:r>
+        <w:t xml:space="preserve"> </w:t>
+      </w:r>
+      <w:r>
+        <w:t xml:space="preserve">is enabled;</w:t>
+      </w:r>
+    </w:p>
+    <w:p>
+      <w:pPr>
+        <w:pStyle w:val="Compact"/>
+        <w:numPr>
+          <w:ilvl w:val="0"/>
+          <w:numId w:val="1009"/>
+        </w:numPr>
+      </w:pPr>
+      <w:r>
+        <w:t xml:space="preserve">the current time index is an</w:t>
+      </w:r>
+      <w:r>
+        <w:t xml:space="preserve"> </w:t>
+      </w:r>
+      <w:r>
+        <w:rPr>
+          <w:rStyle w:val="VerbatimChar"/>
+        </w:rPr>
+        <w:t xml:space="preserve">unrefineInterval</w:t>
+      </w:r>
+      <w:r>
+        <w:t xml:space="preserve"> </w:t>
+      </w:r>
+      <w:r>
+        <w:t xml:space="preserve">multiple;</w:t>
+      </w:r>
+    </w:p>
+    <w:p>
+      <w:pPr>
+        <w:pStyle w:val="Compact"/>
+        <w:numPr>
+          <w:ilvl w:val="0"/>
+          <w:numId w:val="1009"/>
+        </w:numPr>
+      </w:pPr>
+      <w:r>
+        <w:t xml:space="preserve">the split was created during the same uninterrupted reversible run;</w:t>
+      </w:r>
+    </w:p>
+    <w:p>
+      <w:pPr>
+        <w:pStyle w:val="Compact"/>
+        <w:numPr>
+          <w:ilvl w:val="0"/>
+          <w:numId w:val="1009"/>
+        </w:numPr>
+      </w:pPr>
+      <w:r>
+        <w:t xml:space="preserve">both siblings are below</w:t>
+      </w:r>
+      <w:r>
+        <w:t xml:space="preserve"> </w:t>
+      </w:r>
+      <w:r>
+        <w:rPr>
+          <w:rStyle w:val="VerbatimChar"/>
+        </w:rPr>
+        <w:t xml:space="preserve">lowerUnrefineLevel</w:t>
+      </w:r>
+      <w:r>
+        <w:t xml:space="preserve">, or both are above</w:t>
+      </w:r>
+      <w:r>
+        <w:t xml:space="preserve"> </w:t>
+      </w:r>
+      <w:r>
+        <w:rPr>
+          <w:rStyle w:val="VerbatimChar"/>
+        </w:rPr>
+        <w:t xml:space="preserve">upperUnrefineLevel</w:t>
+      </w:r>
+      <w:r>
+        <w:t xml:space="preserve">.</w:t>
+      </w:r>
+    </w:p>
+    <w:p>
+      <w:pPr>
+        <w:pStyle w:val="FirstParagraph"/>
+      </w:pPr>
+      <w:r>
+        <w:t xml:space="preserve">A split whose siblings are on different sides of the hysteresis band is intentionally retained.</w:t>
+      </w:r>
+    </w:p>
+    <w:bookmarkEnd w:id="56"/>
+    <w:bookmarkStart w:id="57" w:name="X75ed4d56cc427aa08aad568c72df76bdcb5dd02"/>
+    <w:p>
+      <w:pPr>
+        <w:pStyle w:val="Heading2"/>
+      </w:pPr>
+      <w:r>
+        <w:t xml:space="preserve">13.5 Restart is refused in reversible mode</w:t>
+      </w:r>
+    </w:p>
+    <w:p>
+      <w:pPr>
+        <w:pStyle w:val="FirstParagraph"/>
+      </w:pPr>
+      <w:r>
+        <w:t xml:space="preserve">If the state file records active reversible ancestry, the refusal is intentional. Restart from a fully coarsened state or rerun from the base mesh. The current component cannot reconstruct the</w:t>
+      </w:r>
+      <w:r>
+        <w:t xml:space="preserve"> </w:t>
+      </w:r>
+      <w:r>
+        <w:rPr>
+          <w:rStyle w:val="VerbatimChar"/>
+        </w:rPr>
+        <w:t xml:space="preserve">undoableMeshCutter</w:t>
+      </w:r>
+      <w:r>
+        <w:t xml:space="preserve"> </w:t>
+      </w:r>
+      <w:r>
+        <w:t xml:space="preserve">tree from a refined mesh alone.</w:t>
+      </w:r>
+    </w:p>
+    <w:bookmarkEnd w:id="57"/>
+    <w:bookmarkStart w:id="58" w:name="X593bafe018372b9dd87d088e32bd480668ca68b"/>
+    <w:p>
+      <w:pPr>
+        <w:pStyle w:val="Heading2"/>
+      </w:pPr>
+      <w:r>
+        <w:t xml:space="preserve">13.6 Runtime redistribution/load balancing is refused</w:t>
+      </w:r>
+    </w:p>
+    <w:p>
+      <w:pPr>
+        <w:pStyle w:val="FirstParagraph"/>
+      </w:pPr>
+      <w:r>
+        <w:t xml:space="preserve">This is intentional with</w:t>
+      </w:r>
+      <w:r>
+        <w:t xml:space="preserve"> </w:t>
+      </w:r>
+      <w:r>
+        <w:rPr>
+          <w:rStyle w:val="VerbatimChar"/>
+        </w:rPr>
+        <w:t xml:space="preserve">automaticUnrefinement true</w:t>
+      </w:r>
+      <w:r>
+        <w:t xml:space="preserve">. Use fixed decomposition, or disable automatic unrefinement before using runtime load balancing.</w:t>
+      </w:r>
+    </w:p>
+    <w:bookmarkEnd w:id="58"/>
+    <w:bookmarkStart w:id="59" w:name="X5770751f7bd12b672d2d1a3a12e09052145e161"/>
+    <w:p>
+      <w:pPr>
+        <w:pStyle w:val="Heading2"/>
+      </w:pPr>
+      <w:r>
+        <w:t xml:space="preserve">13.7 Restart refines twice in refinement-only mode</w:t>
+      </w:r>
+    </w:p>
+    <w:p>
+      <w:pPr>
+        <w:pStyle w:val="FirstParagraph"/>
+      </w:pPr>
+      <w:r>
         <w:t xml:space="preserve">Check that the restart time contains:</w:t>
       </w:r>
     </w:p>
@@ -5781,8 +6774,6 @@
       <w:r>
         <w:rPr>
           <w:rStyle w:val="VerbatimChar"/>
-          <w:rFonts w:ascii="Liberation Mono" w:hAnsi="Liberation Mono"/>
-          <w:sz w:val="16"/>
         </w:rPr>
         <w:t xml:space="preserve">polyMesh/planarRefinerState</w:t>
       </w:r>
@@ -5795,23 +6786,21 @@
         <w:t xml:space="preserve">and that the case is restarting from the intended written time. The log should report the restored refinement iteration.</w:t>
       </w:r>
     </w:p>
-    <w:bookmarkEnd w:id="52"/>
-    <w:bookmarkStart w:id="53" w:name="X0ca6ca51db9774009387c22b4a1412fc9b5ddca"/>
+    <w:bookmarkEnd w:id="59"/>
+    <w:bookmarkStart w:id="60" w:name="Xba66f736287e70db8a3608f043612c7b6925468"/>
     <w:p>
       <w:pPr>
         <w:pStyle w:val="Heading2"/>
       </w:pPr>
       <w:r>
-        <w:t xml:space="preserve">13.5 MPI redistribution uses</w:t>
-      </w:r>
-      <w:r>
-        <w:t xml:space="preserve"> </w:t>
-      </w:r>
-      <w:r>
-        <w:rPr>
-          <w:rStyle w:val="VerbatimChar"/>
-          <w:rFonts w:ascii="Liberation Mono" w:hAnsi="Liberation Mono"/>
-          <w:sz w:val="17"/>
+        <w:t xml:space="preserve">13.8 MPI redistribution uses</w:t>
+      </w:r>
+      <w:r>
+        <w:t xml:space="preserve"> </w:t>
+      </w:r>
+      <w:r>
+        <w:rPr>
+          <w:rStyle w:val="VerbatimChar"/>
         </w:rPr>
         <w:t xml:space="preserve">simple</w:t>
       </w:r>
@@ -5827,16 +6816,14 @@
         <w:pStyle w:val="FirstParagraph"/>
       </w:pPr>
       <w:r>
-        <w:t xml:space="preserve">The active</w:t>
-      </w:r>
-      <w:r>
-        <w:t xml:space="preserve"> </w:t>
-      </w:r>
-      <w:r>
-        <w:rPr>
-          <w:rStyle w:val="VerbatimChar"/>
-          <w:rFonts w:ascii="Liberation Mono" w:hAnsi="Liberation Mono"/>
-          <w:sz w:val="17"/>
+        <w:t xml:space="preserve">This applies to refinement-only mode with runtime load balancing. The active</w:t>
+      </w:r>
+      <w:r>
+        <w:t xml:space="preserve"> </w:t>
+      </w:r>
+      <w:r>
+        <w:rPr>
+          <w:rStyle w:val="VerbatimChar"/>
         </w:rPr>
         <w:t xml:space="preserve">system/decomposeParDict</w:t>
       </w:r>
@@ -5852,8 +6839,6 @@
       <w:r>
         <w:rPr>
           <w:rStyle w:val="VerbatimChar"/>
-          <w:rFonts w:ascii="Liberation Mono" w:hAnsi="Liberation Mono"/>
-          <w:sz w:val="17"/>
         </w:rPr>
         <w:t xml:space="preserve">method simple;</w:t>
       </w:r>
@@ -5866,8 +6851,6 @@
       <w:r>
         <w:rPr>
           <w:rStyle w:val="VerbatimChar"/>
-          <w:rFonts w:ascii="Liberation Mono" w:hAnsi="Liberation Mono"/>
-          <w:sz w:val="17"/>
         </w:rPr>
         <w:t xml:space="preserve">method scotch;</w:t>
       </w:r>
@@ -5878,15 +6861,295 @@
         <w:t xml:space="preserve">before runtime load-balancer construction.</w:t>
       </w:r>
     </w:p>
-    <w:bookmarkEnd w:id="53"/>
-    <w:bookmarkEnd w:id="54"/>
-    <w:bookmarkStart w:id="55" w:name="source-layout"/>
+    <w:bookmarkEnd w:id="60"/>
+    <w:bookmarkEnd w:id="61"/>
+    <w:bookmarkStart w:id="62" w:name="Xde7396cae018d82e3866a990b501ed32ff3286d"/>
     <w:p>
       <w:pPr>
         <w:pStyle w:val="Heading1"/>
       </w:pPr>
       <w:r>
-        <w:t xml:space="preserve">14. Source layout</w:t>
+        <w:t xml:space="preserve">14. v1.1.0 qualification summary</w:t>
+      </w:r>
+    </w:p>
+    <w:p>
+      <w:pPr>
+        <w:pStyle w:val="FirstParagraph"/>
+      </w:pPr>
+      <w:r>
+        <w:t xml:space="preserve">The reversible feature gate passed:</w:t>
+      </w:r>
+    </w:p>
+    <w:tbl>
+      <w:tblPr>
+        <w:tblStyle w:val="Table"/>
+        <w:tblW w:type="auto" w:w="0"/>
+        <w:jc w:val="left"/>
+        <w:tblLook w:firstRow="1" w:lastRow="0" w:firstColumn="0" w:lastColumn="0" w:noHBand="0" w:noVBand="0" w:val="0020"/>
+      </w:tblPr>
+      <w:tblGrid>
+        <w:gridCol w:w="2640"/>
+        <w:gridCol w:w="2640"/>
+        <w:gridCol w:w="2640"/>
+      </w:tblGrid>
+      <w:tr>
+        <w:trPr>
+          <w:tblHeader w:val="on"/>
+          <w:tblHeader w:val="true"/>
+        </w:trPr>
+        <w:tc>
+          <w:tcPr/>
+          <w:p>
+            <w:pPr>
+              <w:pStyle w:val="Compact"/>
+              <w:jc w:val="left"/>
+            </w:pPr>
+            <w:r>
+              <w:t xml:space="preserve">Case</w:t>
+            </w:r>
+          </w:p>
+        </w:tc>
+        <w:tc>
+          <w:tcPr/>
+          <w:p>
+            <w:pPr>
+              <w:pStyle w:val="Compact"/>
+              <w:jc w:val="left"/>
+            </w:pPr>
+            <w:r>
+              <w:t xml:space="preserve">Cell cycle</w:t>
+            </w:r>
+          </w:p>
+        </w:tc>
+        <w:tc>
+          <w:tcPr/>
+          <w:p>
+            <w:pPr>
+              <w:pStyle w:val="Compact"/>
+              <w:jc w:val="left"/>
+            </w:pPr>
+            <w:r>
+              <w:t xml:space="preserve">Result</w:t>
+            </w:r>
+          </w:p>
+        </w:tc>
+      </w:tr>
+      <w:tr>
+        <w:tc>
+          <w:tcPr/>
+          <w:p>
+            <w:pPr>
+              <w:pStyle w:val="Compact"/>
+              <w:jc w:val="left"/>
+            </w:pPr>
+            <w:r>
+              <w:t xml:space="preserve">uniform slab</w:t>
+            </w:r>
+          </w:p>
+        </w:tc>
+        <w:tc>
+          <w:tcPr/>
+          <w:p>
+            <w:pPr>
+              <w:pStyle w:val="Compact"/>
+              <w:jc w:val="left"/>
+            </w:pPr>
+            <w:r>
+              <w:rPr>
+                <w:rStyle w:val="VerbatimChar"/>
+              </w:rPr>
+              <w:t xml:space="preserve">1200 -&gt; 4800 -&gt; 1200 -&gt; 4800 -&gt; 1200</w:t>
+            </w:r>
+          </w:p>
+        </w:tc>
+        <w:tc>
+          <w:tcPr/>
+          <w:p>
+            <w:pPr>
+              <w:pStyle w:val="Compact"/>
+              <w:jc w:val="left"/>
+            </w:pPr>
+            <w:r>
+              <w:t xml:space="preserve">PASS</w:t>
+            </w:r>
+          </w:p>
+        </w:tc>
+      </w:tr>
+      <w:tr>
+        <w:tc>
+          <w:tcPr/>
+          <w:p>
+            <w:pPr>
+              <w:pStyle w:val="Compact"/>
+              <w:jc w:val="left"/>
+            </w:pPr>
+            <w:r>
+              <w:t xml:space="preserve">localized slab</w:t>
+            </w:r>
+          </w:p>
+        </w:tc>
+        <w:tc>
+          <w:tcPr/>
+          <w:p>
+            <w:pPr>
+              <w:pStyle w:val="Compact"/>
+              <w:jc w:val="left"/>
+            </w:pPr>
+            <w:r>
+              <w:rPr>
+                <w:rStyle w:val="VerbatimChar"/>
+              </w:rPr>
+              <w:t xml:space="preserve">1200 -&gt; 2352 -&gt; 1200 -&gt; 2352 -&gt; 1200</w:t>
+            </w:r>
+          </w:p>
+        </w:tc>
+        <w:tc>
+          <w:tcPr/>
+          <w:p>
+            <w:pPr>
+              <w:pStyle w:val="Compact"/>
+              <w:jc w:val="left"/>
+            </w:pPr>
+            <w:r>
+              <w:t xml:space="preserve">PASS</w:t>
+            </w:r>
+          </w:p>
+        </w:tc>
+      </w:tr>
+      <w:tr>
+        <w:tc>
+          <w:tcPr/>
+          <w:p>
+            <w:pPr>
+              <w:pStyle w:val="Compact"/>
+              <w:jc w:val="left"/>
+            </w:pPr>
+            <w:r>
+              <w:t xml:space="preserve">annular wedge</w:t>
+            </w:r>
+          </w:p>
+        </w:tc>
+        <w:tc>
+          <w:tcPr/>
+          <w:p>
+            <w:pPr>
+              <w:pStyle w:val="Compact"/>
+              <w:jc w:val="left"/>
+            </w:pPr>
+            <w:r>
+              <w:rPr>
+                <w:rStyle w:val="VerbatimChar"/>
+              </w:rPr>
+              <w:t xml:space="preserve">1600 -&gt; 6400 -&gt; 1600 -&gt; 6400 -&gt; 1600</w:t>
+            </w:r>
+          </w:p>
+        </w:tc>
+        <w:tc>
+          <w:tcPr/>
+          <w:p>
+            <w:pPr>
+              <w:pStyle w:val="Compact"/>
+              <w:jc w:val="left"/>
+            </w:pPr>
+            <w:r>
+              <w:t xml:space="preserve">PASS</w:t>
+            </w:r>
+          </w:p>
+        </w:tc>
+      </w:tr>
+      <w:tr>
+        <w:tc>
+          <w:tcPr/>
+          <w:p>
+            <w:pPr>
+              <w:pStyle w:val="Compact"/>
+              <w:jc w:val="left"/>
+            </w:pPr>
+            <w:r>
+              <w:t xml:space="preserve">MPI2 fixed decomposition</w:t>
+            </w:r>
+          </w:p>
+        </w:tc>
+        <w:tc>
+          <w:tcPr/>
+          <w:p>
+            <w:pPr>
+              <w:pStyle w:val="Compact"/>
+              <w:jc w:val="left"/>
+            </w:pPr>
+            <w:r>
+              <w:rPr>
+                <w:rStyle w:val="VerbatimChar"/>
+              </w:rPr>
+              <w:t xml:space="preserve">1200 -&gt; 4800 -&gt; 1200 -&gt; 4800 -&gt; 1200</w:t>
+            </w:r>
+          </w:p>
+        </w:tc>
+        <w:tc>
+          <w:tcPr/>
+          <w:p>
+            <w:pPr>
+              <w:pStyle w:val="Compact"/>
+              <w:jc w:val="left"/>
+            </w:pPr>
+            <w:r>
+              <w:t xml:space="preserve">PASS</w:t>
+            </w:r>
+          </w:p>
+        </w:tc>
+      </w:tr>
+    </w:tbl>
+    <w:p>
+      <w:pPr>
+        <w:pStyle w:val="BodyText"/>
+      </w:pPr>
+      <w:r>
+        <w:t xml:space="preserve">Across the monitored cycles, relative volume/uniform/tracer integral changes were</w:t>
+      </w:r>
+      <w:r>
+        <w:t xml:space="preserve"> </w:t>
+      </w:r>
+      <w:r>
+        <w:rPr>
+          <w:rStyle w:val="VerbatimChar"/>
+        </w:rPr>
+        <w:t xml:space="preserve">&lt;= 2e-10</w:t>
+      </w:r>
+      <w:r>
+        <w:t xml:space="preserve">. Active-history restart refusal and fully-coarsened restart/re-refinement both behaved as designed.</w:t>
+      </w:r>
+    </w:p>
+    <w:p>
+      <w:pPr>
+        <w:pStyle w:val="BodyText"/>
+      </w:pPr>
+      <w:r>
+        <w:t xml:space="preserve">The coupled 120-cell H2/O2</w:t>
+      </w:r>
+      <w:r>
+        <w:t xml:space="preserve"> </w:t>
+      </w:r>
+      <w:r>
+        <w:rPr>
+          <w:rStyle w:val="VerbatimChar"/>
+        </w:rPr>
+        <w:t xml:space="preserve">detonationFluid</w:t>
+      </w:r>
+      <w:r>
+        <w:t xml:space="preserve"> </w:t>
+      </w:r>
+      <w:r>
+        <w:t xml:space="preserve">smoke also passed with repeated refinement and automatic unrefinement in a reacting run.</w:t>
+      </w:r>
+    </w:p>
+    <w:bookmarkEnd w:id="62"/>
+    <w:bookmarkStart w:id="63" w:name="X10de9d89833fe01f00b5f47496000e2a563e728"/>
+    <w:p>
+      <w:pPr>
+        <w:pStyle w:val="Heading1"/>
+      </w:pPr>
+      <w:r>
+        <w:t xml:space="preserve">15. Source layout</w:t>
       </w:r>
     </w:p>
     <w:p>
@@ -5896,173 +7159,105 @@
       <w:r>
         <w:rPr>
           <w:rStyle w:val="VerbatimChar"/>
-          <w:rFonts w:ascii="Liberation Mono" w:hAnsi="Liberation Mono"/>
-          <w:sz w:val="16"/>
         </w:rPr>
         <w:t xml:space="preserve">src/planarFvMeshTopoChangers/</w:t>
       </w:r>
       <w:r>
-        <w:rPr>
-          <w:rFonts w:ascii="Liberation Mono" w:hAnsi="Liberation Mono"/>
-          <w:sz w:val="16"/>
-        </w:rPr>
         <w:br/>
       </w:r>
       <w:r>
         <w:rPr>
           <w:rStyle w:val="VerbatimChar"/>
-          <w:rFonts w:ascii="Liberation Mono" w:hAnsi="Liberation Mono"/>
-          <w:sz w:val="16"/>
         </w:rPr>
         <w:t xml:space="preserve">    Allwmake</w:t>
       </w:r>
       <w:r>
-        <w:rPr>
-          <w:rFonts w:ascii="Liberation Mono" w:hAnsi="Liberation Mono"/>
-          <w:sz w:val="16"/>
-        </w:rPr>
         <w:br/>
       </w:r>
       <w:r>
         <w:rPr>
           <w:rStyle w:val="VerbatimChar"/>
-          <w:rFonts w:ascii="Liberation Mono" w:hAnsi="Liberation Mono"/>
-          <w:sz w:val="16"/>
         </w:rPr>
         <w:t xml:space="preserve">    Make/files</w:t>
       </w:r>
       <w:r>
-        <w:rPr>
-          <w:rFonts w:ascii="Liberation Mono" w:hAnsi="Liberation Mono"/>
-          <w:sz w:val="16"/>
-        </w:rPr>
         <w:br/>
       </w:r>
       <w:r>
         <w:rPr>
           <w:rStyle w:val="VerbatimChar"/>
-          <w:rFonts w:ascii="Liberation Mono" w:hAnsi="Liberation Mono"/>
-          <w:sz w:val="16"/>
         </w:rPr>
         <w:t xml:space="preserve">    Make/options</w:t>
       </w:r>
       <w:r>
-        <w:rPr>
-          <w:rFonts w:ascii="Liberation Mono" w:hAnsi="Liberation Mono"/>
-          <w:sz w:val="16"/>
-        </w:rPr>
         <w:br/>
       </w:r>
       <w:r>
         <w:rPr>
           <w:rStyle w:val="VerbatimChar"/>
-          <w:rFonts w:ascii="Liberation Mono" w:hAnsi="Liberation Mono"/>
-          <w:sz w:val="16"/>
         </w:rPr>
         <w:t xml:space="preserve">    README.md</w:t>
       </w:r>
       <w:r>
-        <w:rPr>
-          <w:rFonts w:ascii="Liberation Mono" w:hAnsi="Liberation Mono"/>
-          <w:sz w:val="16"/>
-        </w:rPr>
         <w:br/>
       </w:r>
       <w:r>
         <w:rPr>
           <w:rStyle w:val="VerbatimChar"/>
-          <w:rFonts w:ascii="Liberation Mono" w:hAnsi="Liberation Mono"/>
-          <w:sz w:val="16"/>
         </w:rPr>
         <w:t xml:space="preserve">    planarRefiner/</w:t>
       </w:r>
       <w:r>
-        <w:rPr>
-          <w:rFonts w:ascii="Liberation Mono" w:hAnsi="Liberation Mono"/>
-          <w:sz w:val="16"/>
-        </w:rPr>
         <w:br/>
       </w:r>
       <w:r>
         <w:rPr>
           <w:rStyle w:val="VerbatimChar"/>
-          <w:rFonts w:ascii="Liberation Mono" w:hAnsi="Liberation Mono"/>
-          <w:sz w:val="16"/>
         </w:rPr>
         <w:t xml:space="preserve">        planarRefiner.H</w:t>
       </w:r>
       <w:r>
-        <w:rPr>
-          <w:rFonts w:ascii="Liberation Mono" w:hAnsi="Liberation Mono"/>
-          <w:sz w:val="16"/>
-        </w:rPr>
         <w:br/>
       </w:r>
       <w:r>
         <w:rPr>
           <w:rStyle w:val="VerbatimChar"/>
-          <w:rFonts w:ascii="Liberation Mono" w:hAnsi="Liberation Mono"/>
-          <w:sz w:val="16"/>
         </w:rPr>
         <w:t xml:space="preserve">        planarRefiner.C</w:t>
       </w:r>
       <w:r>
-        <w:rPr>
-          <w:rFonts w:ascii="Liberation Mono" w:hAnsi="Liberation Mono"/>
-          <w:sz w:val="16"/>
-        </w:rPr>
         <w:br/>
       </w:r>
       <w:r>
         <w:rPr>
           <w:rStyle w:val="VerbatimChar"/>
-          <w:rFonts w:ascii="Liberation Mono" w:hAnsi="Liberation Mono"/>
-          <w:sz w:val="16"/>
         </w:rPr>
         <w:t xml:space="preserve">        planarMultiDirRefinement.H</w:t>
       </w:r>
       <w:r>
-        <w:rPr>
-          <w:rFonts w:ascii="Liberation Mono" w:hAnsi="Liberation Mono"/>
-          <w:sz w:val="16"/>
-        </w:rPr>
         <w:br/>
       </w:r>
       <w:r>
         <w:rPr>
           <w:rStyle w:val="VerbatimChar"/>
-          <w:rFonts w:ascii="Liberation Mono" w:hAnsi="Liberation Mono"/>
-          <w:sz w:val="16"/>
         </w:rPr>
         <w:t xml:space="preserve">        planarMultiDirRefinement.C</w:t>
       </w:r>
       <w:r>
-        <w:rPr>
-          <w:rFonts w:ascii="Liberation Mono" w:hAnsi="Liberation Mono"/>
-          <w:sz w:val="16"/>
-        </w:rPr>
         <w:br/>
       </w:r>
       <w:r>
         <w:rPr>
           <w:rStyle w:val="VerbatimChar"/>
-          <w:rFonts w:ascii="Liberation Mono" w:hAnsi="Liberation Mono"/>
-          <w:sz w:val="16"/>
         </w:rPr>
         <w:t xml:space="preserve">        planarRefinementIterator.H</w:t>
       </w:r>
       <w:r>
-        <w:rPr>
-          <w:rFonts w:ascii="Liberation Mono" w:hAnsi="Liberation Mono"/>
-          <w:sz w:val="16"/>
-        </w:rPr>
         <w:br/>
       </w:r>
       <w:r>
         <w:rPr>
           <w:rStyle w:val="VerbatimChar"/>
-          <w:rFonts w:ascii="Liberation Mono" w:hAnsi="Liberation Mono"/>
-          <w:sz w:val="16"/>
         </w:rPr>
         <w:t xml:space="preserve">        planarRefinementIterator.C</w:t>
       </w:r>
@@ -6080,8 +7275,6 @@
       <w:r>
         <w:rPr>
           <w:rStyle w:val="VerbatimChar"/>
-          <w:rFonts w:ascii="Liberation Mono" w:hAnsi="Liberation Mono"/>
-          <w:sz w:val="17"/>
         </w:rPr>
         <w:t xml:space="preserve">LICENSE</w:t>
       </w:r>
@@ -6089,10 +7282,10 @@
         <w:t xml:space="preserve">.</w:t>
       </w:r>
     </w:p>
-    <w:bookmarkEnd w:id="55"/>
+    <w:bookmarkEnd w:id="63"/>
     <w:sectPr>
-      <w:footerReference w:type="default" r:id="rId9"/>
-      <w:pgMar w:top="1037" w:bottom="979" w:left="1123" w:right="1008"/>
+      <w:footerReference r:id="rId9" w:type="default"/>
+      <w:pgMar w:bottom="979" w:left="1123" w:right="1008" w:top="1037"/>
     </w:sectPr>
   </w:body>
 </w:document>
@@ -6439,6 +7632,12 @@
   <w:num w:numId="1007">
     <w:abstractNumId w:val="991"/>
   </w:num>
+  <w:num w:numId="1008">
+    <w:abstractNumId w:val="991"/>
+  </w:num>
+  <w:num w:numId="1009">
+    <w:abstractNumId w:val="991"/>
+  </w:num>
 </w:numbering>
 </file>
 
@@ -6503,7 +7702,7 @@
       <w:jc w:val="center"/>
     </w:pPr>
     <w:rPr>
-      <w:rFonts w:asciiTheme="majorHAnsi" w:cstheme="majorBidi" w:eastAsiaTheme="majorEastAsia" w:hAnsiTheme="majorHAnsi" w:ascii="Liberation Sans" w:hAnsi="Liberation Sans"/>
+      <w:rFonts w:ascii="Liberation Sans" w:asciiTheme="majorHAnsi" w:cstheme="majorBidi" w:eastAsiaTheme="majorEastAsia" w:hAnsi="Liberation Sans" w:hAnsiTheme="majorHAnsi"/>
       <w:b/>
       <w:bCs/>
       <w:color w:themeColor="accent1" w:themeShade="B5" w:val="345A8A"/>
@@ -6944,7 +8143,7 @@
       <w:color w:themeColor="accent1" w:themeShade="BF" w:val="365F91"/>
     </w:rPr>
   </w:style>
-  <w:style w:type="paragraph" w:customStyle="1" w:styleId="SourceCode">
+  <w:style w:customStyle="1" w:styleId="SourceCode" w:type="paragraph">
     <w:name w:val="Source Code"/>
     <w:basedOn w:val="Normal"/>
     <w:link w:val="VerbatimChar"/>
@@ -6956,7 +8155,7 @@
       <w:sz w:val="16"/>
     </w:rPr>
   </w:style>
-  <w:style w:type="character" w:customStyle="1" w:styleId="KeywordTok">
+  <w:style w:customStyle="1" w:styleId="KeywordTok" w:type="character">
     <w:name w:val="KeywordTok"/>
     <w:basedOn w:val="VerbatimChar"/>
     <w:rPr>
@@ -6964,77 +8163,77 @@
       <w:color w:val="007020"/>
     </w:rPr>
   </w:style>
-  <w:style w:type="character" w:customStyle="1" w:styleId="DataTypeTok">
+  <w:style w:customStyle="1" w:styleId="DataTypeTok" w:type="character">
     <w:name w:val="DataTypeTok"/>
     <w:basedOn w:val="VerbatimChar"/>
     <w:rPr>
       <w:color w:val="902000"/>
     </w:rPr>
   </w:style>
-  <w:style w:type="character" w:customStyle="1" w:styleId="DecValTok">
+  <w:style w:customStyle="1" w:styleId="DecValTok" w:type="character">
     <w:name w:val="DecValTok"/>
     <w:basedOn w:val="VerbatimChar"/>
     <w:rPr>
       <w:color w:val="40a070"/>
     </w:rPr>
   </w:style>
-  <w:style w:type="character" w:customStyle="1" w:styleId="BaseNTok">
+  <w:style w:customStyle="1" w:styleId="BaseNTok" w:type="character">
     <w:name w:val="BaseNTok"/>
     <w:basedOn w:val="VerbatimChar"/>
     <w:rPr>
       <w:color w:val="40a070"/>
     </w:rPr>
   </w:style>
-  <w:style w:type="character" w:customStyle="1" w:styleId="FloatTok">
+  <w:style w:customStyle="1" w:styleId="FloatTok" w:type="character">
     <w:name w:val="FloatTok"/>
     <w:basedOn w:val="VerbatimChar"/>
     <w:rPr>
       <w:color w:val="40a070"/>
     </w:rPr>
   </w:style>
-  <w:style w:type="character" w:customStyle="1" w:styleId="ConstantTok">
+  <w:style w:customStyle="1" w:styleId="ConstantTok" w:type="character">
     <w:name w:val="ConstantTok"/>
     <w:basedOn w:val="VerbatimChar"/>
     <w:rPr>
       <w:color w:val="880000"/>
     </w:rPr>
   </w:style>
-  <w:style w:type="character" w:customStyle="1" w:styleId="CharTok">
+  <w:style w:customStyle="1" w:styleId="CharTok" w:type="character">
     <w:name w:val="CharTok"/>
     <w:basedOn w:val="VerbatimChar"/>
     <w:rPr>
       <w:color w:val="4070a0"/>
     </w:rPr>
   </w:style>
-  <w:style w:type="character" w:customStyle="1" w:styleId="SpecialCharTok">
+  <w:style w:customStyle="1" w:styleId="SpecialCharTok" w:type="character">
     <w:name w:val="SpecialCharTok"/>
     <w:basedOn w:val="VerbatimChar"/>
     <w:rPr>
       <w:color w:val="4070a0"/>
     </w:rPr>
   </w:style>
-  <w:style w:type="character" w:customStyle="1" w:styleId="StringTok">
+  <w:style w:customStyle="1" w:styleId="StringTok" w:type="character">
     <w:name w:val="StringTok"/>
     <w:basedOn w:val="VerbatimChar"/>
     <w:rPr>
       <w:color w:val="4070a0"/>
     </w:rPr>
   </w:style>
-  <w:style w:type="character" w:customStyle="1" w:styleId="VerbatimStringTok">
+  <w:style w:customStyle="1" w:styleId="VerbatimStringTok" w:type="character">
     <w:name w:val="VerbatimStringTok"/>
     <w:basedOn w:val="VerbatimChar"/>
     <w:rPr>
       <w:color w:val="4070a0"/>
     </w:rPr>
   </w:style>
-  <w:style w:type="character" w:customStyle="1" w:styleId="SpecialStringTok">
+  <w:style w:customStyle="1" w:styleId="SpecialStringTok" w:type="character">
     <w:name w:val="SpecialStringTok"/>
     <w:basedOn w:val="VerbatimChar"/>
     <w:rPr>
       <w:color w:val="bb6688"/>
     </w:rPr>
   </w:style>
-  <w:style w:type="character" w:customStyle="1" w:styleId="ImportTok">
+  <w:style w:customStyle="1" w:styleId="ImportTok" w:type="character">
     <w:name w:val="ImportTok"/>
     <w:basedOn w:val="VerbatimChar"/>
     <w:rPr>
@@ -7042,7 +8241,7 @@
       <w:color w:val="008000"/>
     </w:rPr>
   </w:style>
-  <w:style w:type="character" w:customStyle="1" w:styleId="CommentTok">
+  <w:style w:customStyle="1" w:styleId="CommentTok" w:type="character">
     <w:name w:val="CommentTok"/>
     <w:basedOn w:val="VerbatimChar"/>
     <w:rPr>
@@ -7050,7 +8249,7 @@
       <w:color w:val="60a0b0"/>
     </w:rPr>
   </w:style>
-  <w:style w:type="character" w:customStyle="1" w:styleId="DocumentationTok">
+  <w:style w:customStyle="1" w:styleId="DocumentationTok" w:type="character">
     <w:name w:val="DocumentationTok"/>
     <w:basedOn w:val="VerbatimChar"/>
     <w:rPr>
@@ -7058,7 +8257,7 @@
       <w:color w:val="ba2121"/>
     </w:rPr>
   </w:style>
-  <w:style w:type="character" w:customStyle="1" w:styleId="AnnotationTok">
+  <w:style w:customStyle="1" w:styleId="AnnotationTok" w:type="character">
     <w:name w:val="AnnotationTok"/>
     <w:basedOn w:val="VerbatimChar"/>
     <w:rPr>
@@ -7067,7 +8266,7 @@
       <w:color w:val="60a0b0"/>
     </w:rPr>
   </w:style>
-  <w:style w:type="character" w:customStyle="1" w:styleId="CommentVarTok">
+  <w:style w:customStyle="1" w:styleId="CommentVarTok" w:type="character">
     <w:name w:val="CommentVarTok"/>
     <w:basedOn w:val="VerbatimChar"/>
     <w:rPr>
@@ -7076,28 +8275,28 @@
       <w:color w:val="60a0b0"/>
     </w:rPr>
   </w:style>
-  <w:style w:type="character" w:customStyle="1" w:styleId="OtherTok">
+  <w:style w:customStyle="1" w:styleId="OtherTok" w:type="character">
     <w:name w:val="OtherTok"/>
     <w:basedOn w:val="VerbatimChar"/>
     <w:rPr>
       <w:color w:val="007020"/>
     </w:rPr>
   </w:style>
-  <w:style w:type="character" w:customStyle="1" w:styleId="FunctionTok">
+  <w:style w:customStyle="1" w:styleId="FunctionTok" w:type="character">
     <w:name w:val="FunctionTok"/>
     <w:basedOn w:val="VerbatimChar"/>
     <w:rPr>
       <w:color w:val="06287e"/>
     </w:rPr>
   </w:style>
-  <w:style w:type="character" w:customStyle="1" w:styleId="VariableTok">
+  <w:style w:customStyle="1" w:styleId="VariableTok" w:type="character">
     <w:name w:val="VariableTok"/>
     <w:basedOn w:val="VerbatimChar"/>
     <w:rPr>
       <w:color w:val="19177c"/>
     </w:rPr>
   </w:style>
-  <w:style w:type="character" w:customStyle="1" w:styleId="ControlFlowTok">
+  <w:style w:customStyle="1" w:styleId="ControlFlowTok" w:type="character">
     <w:name w:val="ControlFlowTok"/>
     <w:basedOn w:val="VerbatimChar"/>
     <w:rPr>
@@ -7105,45 +8304,45 @@
       <w:color w:val="007020"/>
     </w:rPr>
   </w:style>
-  <w:style w:type="character" w:customStyle="1" w:styleId="OperatorTok">
+  <w:style w:customStyle="1" w:styleId="OperatorTok" w:type="character">
     <w:name w:val="OperatorTok"/>
     <w:basedOn w:val="VerbatimChar"/>
     <w:rPr>
       <w:color w:val="666666"/>
     </w:rPr>
   </w:style>
-  <w:style w:type="character" w:customStyle="1" w:styleId="BuiltInTok">
+  <w:style w:customStyle="1" w:styleId="BuiltInTok" w:type="character">
     <w:name w:val="BuiltInTok"/>
     <w:basedOn w:val="VerbatimChar"/>
     <w:rPr>
       <w:color w:val="008000"/>
     </w:rPr>
   </w:style>
-  <w:style w:type="character" w:customStyle="1" w:styleId="ExtensionTok">
+  <w:style w:customStyle="1" w:styleId="ExtensionTok" w:type="character">
     <w:name w:val="ExtensionTok"/>
     <w:basedOn w:val="VerbatimChar"/>
     <w:rPr/>
   </w:style>
-  <w:style w:type="character" w:customStyle="1" w:styleId="PreprocessorTok">
+  <w:style w:customStyle="1" w:styleId="PreprocessorTok" w:type="character">
     <w:name w:val="PreprocessorTok"/>
     <w:basedOn w:val="VerbatimChar"/>
     <w:rPr>
       <w:color w:val="bc7a00"/>
     </w:rPr>
   </w:style>
-  <w:style w:type="character" w:customStyle="1" w:styleId="AttributeTok">
+  <w:style w:customStyle="1" w:styleId="AttributeTok" w:type="character">
     <w:name w:val="AttributeTok"/>
     <w:basedOn w:val="VerbatimChar"/>
     <w:rPr>
       <w:color w:val="7d9029"/>
     </w:rPr>
   </w:style>
-  <w:style w:type="character" w:customStyle="1" w:styleId="RegionMarkerTok">
+  <w:style w:customStyle="1" w:styleId="RegionMarkerTok" w:type="character">
     <w:name w:val="RegionMarkerTok"/>
     <w:basedOn w:val="VerbatimChar"/>
     <w:rPr/>
   </w:style>
-  <w:style w:type="character" w:customStyle="1" w:styleId="InformationTok">
+  <w:style w:customStyle="1" w:styleId="InformationTok" w:type="character">
     <w:name w:val="InformationTok"/>
     <w:basedOn w:val="VerbatimChar"/>
     <w:rPr>
@@ -7152,7 +8351,7 @@
       <w:color w:val="60a0b0"/>
     </w:rPr>
   </w:style>
-  <w:style w:type="character" w:customStyle="1" w:styleId="WarningTok">
+  <w:style w:customStyle="1" w:styleId="WarningTok" w:type="character">
     <w:name w:val="WarningTok"/>
     <w:basedOn w:val="VerbatimChar"/>
     <w:rPr>
@@ -7161,7 +8360,7 @@
       <w:color w:val="60a0b0"/>
     </w:rPr>
   </w:style>
-  <w:style w:type="character" w:customStyle="1" w:styleId="AlertTok">
+  <w:style w:customStyle="1" w:styleId="AlertTok" w:type="character">
     <w:name w:val="AlertTok"/>
     <w:basedOn w:val="VerbatimChar"/>
     <w:rPr>
@@ -7169,7 +8368,7 @@
       <w:color w:val="ff0000"/>
     </w:rPr>
   </w:style>
-  <w:style w:type="character" w:customStyle="1" w:styleId="ErrorTok">
+  <w:style w:customStyle="1" w:styleId="ErrorTok" w:type="character">
     <w:name w:val="ErrorTok"/>
     <w:basedOn w:val="VerbatimChar"/>
     <w:rPr>
@@ -7177,7 +8376,7 @@
       <w:color w:val="ff0000"/>
     </w:rPr>
   </w:style>
-  <w:style w:type="character" w:customStyle="1" w:styleId="NormalTok">
+  <w:style w:customStyle="1" w:styleId="NormalTok" w:type="character">
     <w:name w:val="NormalTok"/>
     <w:basedOn w:val="VerbatimChar"/>
     <w:rPr/>
